--- a/szablony/wykaz_zmian_budynku_wzor.docx
+++ b/szablony/wykaz_zmian_budynku_wzor.docx
@@ -4,74 +4,92 @@
   <w:body>
     <w:p>
       <w:pPr>
-        <w:spacing w:before="480"/>
+        <w:spacing w:before="160" w:after="280"/>
         <w:jc w:val="center"/>
       </w:pPr>
       <w:r>
         <w:rPr>
+          <w:rFonts w:ascii="Bahnschrift SemiBold" w:hAnsi="Bahnschrift SemiBold"/>
           <w:b/>
           <w:sz w:val="28"/>
+          <w:u w:val="none"/>
+          <w:spacing w:val="12"/>
         </w:rPr>
         <w:t>WYKAZ ZMIAN DANYCH EWIDENCYJNYCH DOTYCZĄCYCH BUDYNKU</w:t>
       </w:r>
     </w:p>
     <w:p>
       <w:pPr>
+        <w:keepNext/>
         <w:spacing w:before="0"/>
         <w:jc w:val="center"/>
       </w:pPr>
       <w:r>
         <w:rPr>
-          <w:b w:val="0"/>
+          <w:rFonts w:ascii="Bahnschrift SemiBold" w:hAnsi="Bahnschrift SemiBold"/>
+          <w:b/>
           <w:sz w:val="22"/>
+          <w:u w:val="none"/>
         </w:rPr>
         <w:t>do operatu nr {{ nr_operatu }}</w:t>
       </w:r>
     </w:p>
     <w:p>
       <w:pPr>
+        <w:keepNext/>
         <w:spacing w:before="480"/>
       </w:pPr>
       <w:r>
         <w:rPr>
-          <w:b w:val="0"/>
+          <w:rFonts w:ascii="Bahnschrift SemiBold" w:hAnsi="Bahnschrift SemiBold"/>
+          <w:b/>
           <w:sz w:val="22"/>
+          <w:u w:val="none"/>
         </w:rPr>
         <w:t>Nr roboty: {{ nr_roboty }}</w:t>
       </w:r>
     </w:p>
     <w:p>
       <w:pPr>
+        <w:keepNext/>
         <w:spacing w:before="0"/>
       </w:pPr>
       <w:r>
         <w:rPr>
-          <w:b w:val="0"/>
+          <w:rFonts w:ascii="Bahnschrift SemiBold" w:hAnsi="Bahnschrift SemiBold"/>
+          <w:b/>
           <w:sz w:val="22"/>
+          <w:u w:val="none"/>
         </w:rPr>
         <w:t>Jednostka ewidencyjna: [{{ polozenie_gmina_teryt }}] {{ polozenie_gmina }}</w:t>
       </w:r>
     </w:p>
     <w:p>
       <w:pPr>
+        <w:keepNext/>
         <w:spacing w:before="0"/>
       </w:pPr>
       <w:r>
         <w:rPr>
-          <w:b w:val="0"/>
+          <w:rFonts w:ascii="Bahnschrift SemiBold" w:hAnsi="Bahnschrift SemiBold"/>
+          <w:b/>
           <w:sz w:val="22"/>
+          <w:u w:val="none"/>
         </w:rPr>
         <w:t>Obręb: [{{ polozenie_obreb_teryt }}] {{ polozenie_obreb }}</w:t>
       </w:r>
     </w:p>
     <w:p>
       <w:pPr>
+        <w:keepNext/>
         <w:spacing w:before="0"/>
       </w:pPr>
       <w:r>
         <w:rPr>
-          <w:b w:val="0"/>
+          <w:rFonts w:ascii="Bahnschrift SemiBold" w:hAnsi="Bahnschrift SemiBold"/>
+          <w:b/>
           <w:sz w:val="22"/>
+          <w:u w:val="none"/>
         </w:rPr>
         <w:t>Działki nr: {{ nr_dzialki }}</w:t>
       </w:r>
@@ -94,9 +112,15 @@
             <w:tcW w:type="dxa" w:w="2160"/>
           </w:tcPr>
           <w:p>
-            <w:r/>
             <w:r>
               <w:rPr>
+                <w:rFonts w:ascii="Bahnschrift SemiBold" w:hAnsi="Bahnschrift SemiBold"/>
+                <w:sz w:val="20"/>
+              </w:rPr>
+            </w:r>
+            <w:r>
+              <w:rPr>
+                <w:rFonts w:ascii="Bahnschrift SemiBold" w:hAnsi="Bahnschrift SemiBold"/>
                 <w:b/>
                 <w:sz w:val="20"/>
               </w:rPr>
@@ -109,9 +133,15 @@
             <w:tcW w:type="dxa" w:w="2160"/>
           </w:tcPr>
           <w:p>
-            <w:r/>
             <w:r>
               <w:rPr>
+                <w:rFonts w:ascii="Bahnschrift SemiBold" w:hAnsi="Bahnschrift SemiBold"/>
+                <w:sz w:val="20"/>
+              </w:rPr>
+            </w:r>
+            <w:r>
+              <w:rPr>
+                <w:rFonts w:ascii="Bahnschrift SemiBold" w:hAnsi="Bahnschrift SemiBold"/>
                 <w:b/>
                 <w:sz w:val="20"/>
               </w:rPr>
@@ -124,9 +154,15 @@
             <w:tcW w:type="dxa" w:w="2160"/>
           </w:tcPr>
           <w:p>
-            <w:r/>
             <w:r>
               <w:rPr>
+                <w:rFonts w:ascii="Bahnschrift SemiBold" w:hAnsi="Bahnschrift SemiBold"/>
+                <w:sz w:val="20"/>
+              </w:rPr>
+            </w:r>
+            <w:r>
+              <w:rPr>
+                <w:rFonts w:ascii="Bahnschrift SemiBold" w:hAnsi="Bahnschrift SemiBold"/>
                 <w:b/>
                 <w:sz w:val="20"/>
               </w:rPr>
@@ -139,9 +175,15 @@
             <w:tcW w:type="dxa" w:w="2160"/>
           </w:tcPr>
           <w:p>
-            <w:r/>
             <w:r>
               <w:rPr>
+                <w:rFonts w:ascii="Bahnschrift SemiBold" w:hAnsi="Bahnschrift SemiBold"/>
+                <w:sz w:val="20"/>
+              </w:rPr>
+            </w:r>
+            <w:r>
+              <w:rPr>
+                <w:rFonts w:ascii="Bahnschrift SemiBold" w:hAnsi="Bahnschrift SemiBold"/>
                 <w:b/>
                 <w:sz w:val="20"/>
               </w:rPr>
@@ -156,9 +198,15 @@
             <w:tcW w:type="dxa" w:w="2160"/>
           </w:tcPr>
           <w:p>
-            <w:r/>
             <w:r>
               <w:rPr>
+                <w:rFonts w:ascii="Bahnschrift SemiBold" w:hAnsi="Bahnschrift SemiBold"/>
+                <w:sz w:val="20"/>
+              </w:rPr>
+            </w:r>
+            <w:r>
+              <w:rPr>
+                <w:rFonts w:ascii="Bahnschrift SemiBold" w:hAnsi="Bahnschrift SemiBold"/>
                 <w:sz w:val="20"/>
               </w:rPr>
               <w:t>1.</w:t>
@@ -170,9 +218,15 @@
             <w:tcW w:type="dxa" w:w="2160"/>
           </w:tcPr>
           <w:p>
-            <w:r/>
             <w:r>
               <w:rPr>
+                <w:rFonts w:ascii="Bahnschrift SemiBold" w:hAnsi="Bahnschrift SemiBold"/>
+                <w:sz w:val="20"/>
+              </w:rPr>
+            </w:r>
+            <w:r>
+              <w:rPr>
+                <w:rFonts w:ascii="Bahnschrift SemiBold" w:hAnsi="Bahnschrift SemiBold"/>
                 <w:sz w:val="20"/>
               </w:rPr>
               <w:t>{{ nr_dzialki }}</w:t>
@@ -184,9 +238,15 @@
             <w:tcW w:type="dxa" w:w="2160"/>
           </w:tcPr>
           <w:p>
-            <w:r/>
             <w:r>
               <w:rPr>
+                <w:rFonts w:ascii="Bahnschrift SemiBold" w:hAnsi="Bahnschrift SemiBold"/>
+                <w:sz w:val="20"/>
+              </w:rPr>
+            </w:r>
+            <w:r>
+              <w:rPr>
+                <w:rFonts w:ascii="Bahnschrift SemiBold" w:hAnsi="Bahnschrift SemiBold"/>
                 <w:sz w:val="20"/>
               </w:rPr>
               <w:t>—</w:t>
@@ -198,9 +258,15 @@
             <w:tcW w:type="dxa" w:w="2160"/>
           </w:tcPr>
           <w:p>
-            <w:r/>
             <w:r>
               <w:rPr>
+                <w:rFonts w:ascii="Bahnschrift SemiBold" w:hAnsi="Bahnschrift SemiBold"/>
+                <w:sz w:val="20"/>
+              </w:rPr>
+            </w:r>
+            <w:r>
+              <w:rPr>
+                <w:rFonts w:ascii="Bahnschrift SemiBold" w:hAnsi="Bahnschrift SemiBold"/>
                 <w:sz w:val="20"/>
               </w:rPr>
               <w:t>—</w:t>
@@ -215,8 +281,10 @@
       </w:pPr>
       <w:r>
         <w:rPr>
+          <w:rFonts w:ascii="Bahnschrift SemiBold" w:hAnsi="Bahnschrift SemiBold"/>
           <w:b w:val="0"/>
           <w:sz w:val="20"/>
+          <w:u w:val="none"/>
         </w:rPr>
         <w:t>Sporządził: {{ data_zakonczenia }}</w:t>
       </w:r>
@@ -595,8 +663,8 @@
     <w:qFormat/>
     <w:rsid w:val="00FC693F"/>
     <w:rPr>
-      <w:rFonts w:ascii="Times New Roman" w:hAnsi="Times New Roman"/>
-      <w:sz w:val="22"/>
+      <w:rFonts w:ascii="Bahnschrift SemiBold" w:hAnsi="Bahnschrift SemiBold"/>
+      <w:sz w:val="20"/>
     </w:rPr>
   </w:style>
   <w:style w:type="paragraph" w:styleId="Header">

--- a/szablony/wykaz_zmian_budynku_wzor.docx
+++ b/szablony/wykaz_zmian_budynku_wzor.docx
@@ -11,9 +11,9 @@
         <w:rPr>
           <w:rFonts w:ascii="Bahnschrift SemiBold" w:hAnsi="Bahnschrift SemiBold"/>
           <w:b/>
+          <w:spacing w:val="12"/>
           <w:sz w:val="28"/>
           <w:u w:val="none"/>
-          <w:spacing w:val="12"/>
         </w:rPr>
         <w:t>WYKAZ ZMIAN DANYCH EWIDENCYJNYCH DOTYCZĄCYCH BUDYNKU</w:t>
       </w:r>

--- a/szablony/wykaz_zmian_budynku_wzor.docx
+++ b/szablony/wykaz_zmian_budynku_wzor.docx
@@ -9,7 +9,7 @@
       </w:pPr>
       <w:r>
         <w:rPr>
-          <w:rFonts w:ascii="Bahnschrift SemiBold" w:hAnsi="Bahnschrift SemiBold"/>
+          <w:rFonts w:ascii="Calibri" w:hAnsi="Calibri"/>
           <w:b/>
           <w:spacing w:val="12"/>
           <w:sz w:val="28"/>
@@ -26,7 +26,7 @@
       </w:pPr>
       <w:r>
         <w:rPr>
-          <w:rFonts w:ascii="Bahnschrift SemiBold" w:hAnsi="Bahnschrift SemiBold"/>
+          <w:rFonts w:ascii="Calibri" w:hAnsi="Calibri"/>
           <w:b/>
           <w:sz w:val="22"/>
           <w:u w:val="none"/>
@@ -41,7 +41,7 @@
       </w:pPr>
       <w:r>
         <w:rPr>
-          <w:rFonts w:ascii="Bahnschrift SemiBold" w:hAnsi="Bahnschrift SemiBold"/>
+          <w:rFonts w:ascii="Calibri" w:hAnsi="Calibri"/>
           <w:b/>
           <w:sz w:val="22"/>
           <w:u w:val="none"/>
@@ -56,7 +56,7 @@
       </w:pPr>
       <w:r>
         <w:rPr>
-          <w:rFonts w:ascii="Bahnschrift SemiBold" w:hAnsi="Bahnschrift SemiBold"/>
+          <w:rFonts w:ascii="Calibri" w:hAnsi="Calibri"/>
           <w:b/>
           <w:sz w:val="22"/>
           <w:u w:val="none"/>
@@ -71,7 +71,7 @@
       </w:pPr>
       <w:r>
         <w:rPr>
-          <w:rFonts w:ascii="Bahnschrift SemiBold" w:hAnsi="Bahnschrift SemiBold"/>
+          <w:rFonts w:ascii="Calibri" w:hAnsi="Calibri"/>
           <w:b/>
           <w:sz w:val="22"/>
           <w:u w:val="none"/>
@@ -86,7 +86,7 @@
       </w:pPr>
       <w:r>
         <w:rPr>
-          <w:rFonts w:ascii="Bahnschrift SemiBold" w:hAnsi="Bahnschrift SemiBold"/>
+          <w:rFonts w:ascii="Calibri" w:hAnsi="Calibri"/>
           <w:b/>
           <w:sz w:val="22"/>
           <w:u w:val="none"/>
@@ -114,13 +114,13 @@
           <w:p>
             <w:r>
               <w:rPr>
-                <w:rFonts w:ascii="Bahnschrift SemiBold" w:hAnsi="Bahnschrift SemiBold"/>
+                <w:rFonts w:ascii="Calibri" w:hAnsi="Calibri"/>
                 <w:sz w:val="20"/>
               </w:rPr>
             </w:r>
             <w:r>
               <w:rPr>
-                <w:rFonts w:ascii="Bahnschrift SemiBold" w:hAnsi="Bahnschrift SemiBold"/>
+                <w:rFonts w:ascii="Calibri" w:hAnsi="Calibri"/>
                 <w:b/>
                 <w:sz w:val="20"/>
               </w:rPr>
@@ -135,13 +135,13 @@
           <w:p>
             <w:r>
               <w:rPr>
-                <w:rFonts w:ascii="Bahnschrift SemiBold" w:hAnsi="Bahnschrift SemiBold"/>
+                <w:rFonts w:ascii="Calibri" w:hAnsi="Calibri"/>
                 <w:sz w:val="20"/>
               </w:rPr>
             </w:r>
             <w:r>
               <w:rPr>
-                <w:rFonts w:ascii="Bahnschrift SemiBold" w:hAnsi="Bahnschrift SemiBold"/>
+                <w:rFonts w:ascii="Calibri" w:hAnsi="Calibri"/>
                 <w:b/>
                 <w:sz w:val="20"/>
               </w:rPr>
@@ -156,13 +156,13 @@
           <w:p>
             <w:r>
               <w:rPr>
-                <w:rFonts w:ascii="Bahnschrift SemiBold" w:hAnsi="Bahnschrift SemiBold"/>
+                <w:rFonts w:ascii="Calibri" w:hAnsi="Calibri"/>
                 <w:sz w:val="20"/>
               </w:rPr>
             </w:r>
             <w:r>
               <w:rPr>
-                <w:rFonts w:ascii="Bahnschrift SemiBold" w:hAnsi="Bahnschrift SemiBold"/>
+                <w:rFonts w:ascii="Calibri" w:hAnsi="Calibri"/>
                 <w:b/>
                 <w:sz w:val="20"/>
               </w:rPr>
@@ -177,13 +177,13 @@
           <w:p>
             <w:r>
               <w:rPr>
-                <w:rFonts w:ascii="Bahnschrift SemiBold" w:hAnsi="Bahnschrift SemiBold"/>
+                <w:rFonts w:ascii="Calibri" w:hAnsi="Calibri"/>
                 <w:sz w:val="20"/>
               </w:rPr>
             </w:r>
             <w:r>
               <w:rPr>
-                <w:rFonts w:ascii="Bahnschrift SemiBold" w:hAnsi="Bahnschrift SemiBold"/>
+                <w:rFonts w:ascii="Calibri" w:hAnsi="Calibri"/>
                 <w:b/>
                 <w:sz w:val="20"/>
               </w:rPr>
@@ -200,13 +200,13 @@
           <w:p>
             <w:r>
               <w:rPr>
-                <w:rFonts w:ascii="Bahnschrift SemiBold" w:hAnsi="Bahnschrift SemiBold"/>
+                <w:rFonts w:ascii="Calibri" w:hAnsi="Calibri"/>
                 <w:sz w:val="20"/>
               </w:rPr>
             </w:r>
             <w:r>
               <w:rPr>
-                <w:rFonts w:ascii="Bahnschrift SemiBold" w:hAnsi="Bahnschrift SemiBold"/>
+                <w:rFonts w:ascii="Calibri" w:hAnsi="Calibri"/>
                 <w:sz w:val="20"/>
               </w:rPr>
               <w:t>1.</w:t>
@@ -220,13 +220,13 @@
           <w:p>
             <w:r>
               <w:rPr>
-                <w:rFonts w:ascii="Bahnschrift SemiBold" w:hAnsi="Bahnschrift SemiBold"/>
+                <w:rFonts w:ascii="Calibri" w:hAnsi="Calibri"/>
                 <w:sz w:val="20"/>
               </w:rPr>
             </w:r>
             <w:r>
               <w:rPr>
-                <w:rFonts w:ascii="Bahnschrift SemiBold" w:hAnsi="Bahnschrift SemiBold"/>
+                <w:rFonts w:ascii="Calibri" w:hAnsi="Calibri"/>
                 <w:sz w:val="20"/>
               </w:rPr>
               <w:t>{{ nr_dzialki }}</w:t>
@@ -240,13 +240,13 @@
           <w:p>
             <w:r>
               <w:rPr>
-                <w:rFonts w:ascii="Bahnschrift SemiBold" w:hAnsi="Bahnschrift SemiBold"/>
+                <w:rFonts w:ascii="Calibri" w:hAnsi="Calibri"/>
                 <w:sz w:val="20"/>
               </w:rPr>
             </w:r>
             <w:r>
               <w:rPr>
-                <w:rFonts w:ascii="Bahnschrift SemiBold" w:hAnsi="Bahnschrift SemiBold"/>
+                <w:rFonts w:ascii="Calibri" w:hAnsi="Calibri"/>
                 <w:sz w:val="20"/>
               </w:rPr>
               <w:t>—</w:t>
@@ -260,13 +260,13 @@
           <w:p>
             <w:r>
               <w:rPr>
-                <w:rFonts w:ascii="Bahnschrift SemiBold" w:hAnsi="Bahnschrift SemiBold"/>
+                <w:rFonts w:ascii="Calibri" w:hAnsi="Calibri"/>
                 <w:sz w:val="20"/>
               </w:rPr>
             </w:r>
             <w:r>
               <w:rPr>
-                <w:rFonts w:ascii="Bahnschrift SemiBold" w:hAnsi="Bahnschrift SemiBold"/>
+                <w:rFonts w:ascii="Calibri" w:hAnsi="Calibri"/>
                 <w:sz w:val="20"/>
               </w:rPr>
               <w:t>—</w:t>
@@ -281,7 +281,7 @@
       </w:pPr>
       <w:r>
         <w:rPr>
-          <w:rFonts w:ascii="Bahnschrift SemiBold" w:hAnsi="Bahnschrift SemiBold"/>
+          <w:rFonts w:ascii="Calibri" w:hAnsi="Calibri"/>
           <w:b w:val="0"/>
           <w:sz w:val="20"/>
           <w:u w:val="none"/>
@@ -290,6 +290,7 @@
       </w:r>
     </w:p>
     <w:sectPr>
+      <w:footerReference w:type="first" r:id="rId9"/>
       <w:pgSz w:w="12240" w:h="15840"/>
       <w:pgMar w:top="1440" w:right="1800" w:bottom="1440" w:left="1800" w:header="720" w:footer="720" w:gutter="0"/>
       <w:cols w:space="720"/>
@@ -297,6 +298,16 @@
     </w:sectPr>
   </w:body>
 </w:document>
+</file>
+
+<file path=word/footer1.xml><?xml version="1.0" encoding="utf-8"?>
+<w:ftr xmlns:m="http://schemas.openxmlformats.org/officeDocument/2006/math" xmlns:mc="http://schemas.openxmlformats.org/markup-compatibility/2006" xmlns:mo="http://schemas.microsoft.com/office/mac/office/2008/main" xmlns:mv="urn:schemas-microsoft-com:mac:vml" xmlns:o="urn:schemas-microsoft-com:office:office" xmlns:r="http://schemas.openxmlformats.org/officeDocument/2006/relationships" xmlns:v="urn:schemas-microsoft-com:vml" xmlns:w10="urn:schemas-microsoft-com:office:word" xmlns:w14="http://schemas.microsoft.com/office/word/2010/wordml" xmlns:w="http://schemas.openxmlformats.org/wordprocessingml/2006/main" xmlns:wne="http://schemas.microsoft.com/office/word/2006/wordml" xmlns:wp14="http://schemas.microsoft.com/office/word/2010/wordprocessingDrawing" xmlns:wp="http://schemas.openxmlformats.org/drawingml/2006/wordprocessingDrawing" xmlns:wpc="http://schemas.microsoft.com/office/word/2010/wordprocessingCanvas" xmlns:wpg="http://schemas.microsoft.com/office/word/2010/wordprocessingGroup" xmlns:wpi="http://schemas.microsoft.com/office/word/2010/wordprocessingInk" xmlns:wps="http://schemas.microsoft.com/office/word/2010/wordprocessingShape" mc:Ignorable="w14 wp14">
+  <w:p>
+    <w:pPr>
+      <w:pStyle w:val="Footer"/>
+    </w:pPr>
+  </w:p>
+</w:ftr>
 </file>
 
 <file path=word/numbering.xml><?xml version="1.0" encoding="utf-8"?>
@@ -663,7 +674,7 @@
     <w:qFormat/>
     <w:rsid w:val="00FC693F"/>
     <w:rPr>
-      <w:rFonts w:ascii="Bahnschrift SemiBold" w:hAnsi="Bahnschrift SemiBold"/>
+      <w:rFonts w:ascii="Calibri" w:hAnsi="Calibri"/>
       <w:sz w:val="20"/>
     </w:rPr>
   </w:style>

--- a/szablony/wykaz_zmian_budynku_wzor.docx
+++ b/szablony/wykaz_zmian_budynku_wzor.docx
@@ -90,7 +90,7 @@
       <w:pPr>
         <w:keepNext/>
         <w:suppressAutoHyphens/>
-        <w:spacing w:line="240" w:lineRule="auto" w:before="160" w:after="0"/>
+        <w:spacing w:before="160" w:line="240" w:lineRule="auto" w:after="0"/>
         <w:jc w:val="center"/>
         <w:rPr>
           <w:rFonts w:ascii="Bahnschrift SemiBold" w:hAnsi="Bahnschrift SemiBold" w:cs="Tahoma"/>
@@ -104,7 +104,7 @@
       </w:pPr>
       <w:r>
         <w:rPr>
-          <w:rFonts w:ascii="Calibri" w:hAnsi="Calibri" w:cs="Tahoma"/>
+          <w:rFonts w:cs="Tahoma" w:ascii="Calibri" w:hAnsi="Calibri"/>
           <w:b/>
           <w:spacing w:val="12"/>
           <w:kern w:val="0"/>
@@ -120,7 +120,7 @@
       <w:pPr>
         <w:keepNext/>
         <w:suppressAutoHyphens/>
-        <w:spacing w:line="240" w:lineRule="auto" w:before="0" w:after="280"/>
+        <w:spacing w:after="280" w:line="240" w:lineRule="auto" w:before="0"/>
         <w:jc w:val="center"/>
         <w:rPr>
           <w:rFonts w:ascii="Bahnschrift SemiBold" w:hAnsi="Bahnschrift SemiBold" w:cs="Tahoma"/>
@@ -134,7 +134,7 @@
       </w:pPr>
       <w:r>
         <w:rPr>
-          <w:rFonts w:ascii="Calibri" w:hAnsi="Calibri" w:cs="Tahoma"/>
+          <w:rFonts w:cs="Tahoma" w:ascii="Calibri" w:hAnsi="Calibri"/>
           <w:b/>
           <w:spacing w:val="12"/>
           <w:kern w:val="0"/>
@@ -147,7 +147,7 @@
       </w:r>
       <w:r>
         <w:rPr>
-          <w:rFonts w:ascii="Calibri" w:hAnsi="Calibri" w:cs="Tahoma"/>
+          <w:rFonts w:cs="Tahoma" w:ascii="Calibri" w:hAnsi="Calibri"/>
           <w:b/>
           <w:spacing w:val="12"/>
           <w:kern w:val="0"/>
@@ -160,7 +160,7 @@
       </w:r>
       <w:r>
         <w:rPr>
-          <w:rFonts w:ascii="Calibri" w:hAnsi="Calibri" w:cs="Tahoma"/>
+          <w:rFonts w:cs="Tahoma" w:ascii="Calibri" w:hAnsi="Calibri"/>
           <w:b/>
           <w:spacing w:val="12"/>
           <w:kern w:val="0"/>
@@ -225,92 +225,223 @@
     <w:p>
       <w:pPr>
         <w:tabs>
+          <w:tab w:val="left" w:pos="2835"/>
+        </w:tabs>
+        <w:suppressAutoHyphens/>
+        <w:spacing w:line="240" w:lineRule="auto"/>
+        <w:jc w:val="left"/>
+        <w:rPr>
+          <w:rFonts w:ascii="Bahnschrift SemiBold" w:hAnsi="Bahnschrift SemiBold"/>
+          <w:kern w:val="0"/>
+          <w:sz w:val="24"/>
+          <w:lang w:eastAsia="zh-CN"/>
+        </w:rPr>
+      </w:pPr>
+      <w:r>
+        <w:rPr>
+          <w:rFonts w:cs="Tahoma" w:ascii="Calibri" w:hAnsi="Calibri"/>
+          <w:kern w:val="0"/>
+          <w:sz w:val="20"/>
+          <w:u w:val="none"/>
+          <w:lang w:eastAsia="zh-CN"/>
+        </w:rPr>
+        <w:t xml:space="preserve">Identyfikator zgłoszenia pracy geodezyjnej: </w:t>
+      </w:r>
+      <w:r>
+        <w:rPr>
+          <w:rFonts w:cs="Tahoma" w:ascii="Calibri" w:hAnsi="Calibri"/>
+          <w:kern w:val="0"/>
+          <w:sz w:val="20"/>
+          <w:u w:val="none"/>
+          <w:lang w:eastAsia="zh-CN"/>
+        </w:rPr>
+        <w:tab/>
+      </w:r>
+      <w:r>
+        <w:rPr>
+          <w:rFonts w:cs="Tahoma" w:ascii="Calibri" w:hAnsi="Calibri"/>
+          <w:b/>
+          <w:color w:val="FF0000"/>
+          <w:kern w:val="0"/>
+          <w:sz w:val="20"/>
+          <w:u w:val="none"/>
+          <w:lang w:eastAsia="zh-CN"/>
+        </w:rPr>
+        <w:t xml:space="preserve">{{ </w:t>
+      </w:r>
+      <w:proofErr w:type="spellStart"/>
+      <w:r>
+        <w:rPr>
+          <w:rFonts w:cs="Tahoma" w:ascii="Calibri" w:hAnsi="Calibri"/>
+          <w:b/>
+          <w:color w:val="FF0000"/>
+          <w:kern w:val="0"/>
+          <w:sz w:val="20"/>
+          <w:u w:val="none"/>
+          <w:lang w:eastAsia="zh-CN"/>
+        </w:rPr>
+        <w:t>nr_roboty</w:t>
+      </w:r>
+      <w:proofErr w:type="spellEnd"/>
+      <w:r>
+        <w:rPr>
+          <w:rFonts w:cs="Tahoma" w:ascii="Calibri" w:hAnsi="Calibri"/>
+          <w:b/>
+          <w:color w:val="FF0000"/>
+          <w:kern w:val="0"/>
+          <w:sz w:val="20"/>
+          <w:u w:val="none"/>
+          <w:lang w:eastAsia="zh-CN"/>
+        </w:rPr>
+        <w:t xml:space="preserve"> }}</w:t>
+      </w:r>
+    </w:p>
+    <w:p>
+      <w:pPr>
+        <w:tabs>
+          <w:tab w:val="left" w:pos="2835"/>
           <w:tab w:pos="2835" w:val="left"/>
         </w:tabs>
         <w:suppressAutoHyphens/>
         <w:spacing w:line="240" w:lineRule="auto"/>
         <w:jc w:val="left"/>
         <w:rPr>
-          <w:rFonts w:ascii="Bahnschrift SemiBold" w:hAnsi="Bahnschrift SemiBold"/>
-          <w:kern w:val="0"/>
-          <w:sz w:val="24"/>
-          <w:lang w:eastAsia="zh-CN"/>
-        </w:rPr>
-      </w:pPr>
-      <w:r>
-        <w:rPr>
-          <w:rFonts w:ascii="Calibri" w:hAnsi="Calibri" w:cs="Tahoma"/>
-          <w:b w:val="0"/>
+          <w:rFonts w:ascii="Bahnschrift SemiBold" w:hAnsi="Bahnschrift SemiBold" w:cs="Tahoma"/>
+          <w:b/>
+          <w:kern w:val="0"/>
+          <w:sz w:val="16"/>
+          <w:lang w:eastAsia="zh-CN"/>
+        </w:rPr>
+      </w:pPr>
+      <w:r>
+        <w:rPr>
+          <w:rFonts w:cs="Tahoma" w:ascii="Calibri" w:hAnsi="Calibri"/>
           <w:kern w:val="0"/>
           <w:sz w:val="20"/>
           <w:u w:val="none"/>
           <w:lang w:eastAsia="zh-CN"/>
         </w:rPr>
-        <w:t xml:space="preserve">Identyfikator zgłoszenia pracy geodezyjnej: </w:t>
-      </w:r>
-      <w:r>
-        <w:rPr>
-          <w:rFonts w:ascii="Calibri" w:hAnsi="Calibri" w:cs="Tahoma"/>
-          <w:b w:val="0"/>
+        <w:t xml:space="preserve">Jedn. </w:t>
+      </w:r>
+      <w:proofErr w:type="spellStart"/>
+      <w:r>
+        <w:rPr>
+          <w:rFonts w:cs="Tahoma" w:ascii="Calibri" w:hAnsi="Calibri"/>
           <w:kern w:val="0"/>
           <w:sz w:val="20"/>
           <w:u w:val="none"/>
           <w:lang w:eastAsia="zh-CN"/>
         </w:rPr>
-        <w:tab/>
-      </w:r>
-      <w:r>
-        <w:rPr>
-          <w:rFonts w:ascii="Calibri" w:hAnsi="Calibri" w:cs="Tahoma"/>
-          <w:b w:val="0"/>
+        <w:t>ewid</w:t>
+      </w:r>
+      <w:proofErr w:type="spellEnd"/>
+      <w:r>
+        <w:rPr>
+          <w:rFonts w:cs="Tahoma" w:ascii="Calibri" w:hAnsi="Calibri"/>
           <w:kern w:val="0"/>
           <w:sz w:val="20"/>
           <w:u w:val="none"/>
           <w:lang w:eastAsia="zh-CN"/>
         </w:rPr>
-      </w:r>
-      <w:r>
-        <w:rPr>
-          <w:rFonts w:ascii="Calibri" w:hAnsi="Calibri" w:cs="Tahoma"/>
-          <w:b/>
-          <w:color w:val="FF0000"/>
+        <w:t xml:space="preserve">.: </w:t>
+      </w:r>
+      <w:r>
+        <w:rPr>
+          <w:rFonts w:cs="Tahoma" w:ascii="Calibri" w:hAnsi="Calibri"/>
           <w:kern w:val="0"/>
           <w:sz w:val="20"/>
           <w:u w:val="none"/>
           <w:lang w:eastAsia="zh-CN"/>
         </w:rPr>
-        <w:t xml:space="preserve">{{ </w:t>
-      </w:r>
-      <w:proofErr w:type="spellStart"/>
-      <w:r>
-        <w:rPr>
-          <w:rFonts w:ascii="Calibri" w:hAnsi="Calibri" w:cs="Tahoma"/>
-          <w:b/>
-          <w:color w:val="FF0000"/>
+        <w:tab/>
+      </w:r>
+      <w:r>
+        <w:rPr>
+          <w:rFonts w:cs="Tahoma" w:ascii="Calibri" w:hAnsi="Calibri"/>
           <w:kern w:val="0"/>
           <w:sz w:val="20"/>
           <w:u w:val="none"/>
           <w:lang w:eastAsia="zh-CN"/>
         </w:rPr>
-        <w:t>nr_roboty</w:t>
-      </w:r>
-      <w:proofErr w:type="spellEnd"/>
-      <w:r>
-        <w:rPr>
-          <w:rFonts w:ascii="Calibri" w:hAnsi="Calibri" w:cs="Tahoma"/>
-          <w:b/>
-          <w:color w:val="FF0000"/>
+      </w:r>
+      <w:r>
+        <w:rPr>
+          <w:rFonts w:cs="Tahoma" w:ascii="Calibri" w:hAnsi="Calibri"/>
           <w:kern w:val="0"/>
           <w:sz w:val="20"/>
           <w:u w:val="none"/>
           <w:lang w:eastAsia="zh-CN"/>
         </w:rPr>
+      </w:r>
+      <w:r>
+        <w:rPr>
+          <w:rFonts w:cs="Tahoma" w:ascii="Calibri" w:hAnsi="Calibri"/>
+          <w:b/>
+          <w:bCs/>
+          <w:kern w:val="0"/>
+          <w:sz w:val="20"/>
+          <w:u w:val="none"/>
+          <w:lang w:eastAsia="zh-CN"/>
+        </w:rPr>
+        <w:t xml:space="preserve">[{{ </w:t>
+      </w:r>
+      <w:proofErr w:type="spellStart"/>
+      <w:r>
+        <w:rPr>
+          <w:rFonts w:cs="Tahoma" w:ascii="Calibri" w:hAnsi="Calibri"/>
+          <w:b/>
+          <w:bCs/>
+          <w:kern w:val="0"/>
+          <w:sz w:val="20"/>
+          <w:u w:val="none"/>
+          <w:lang w:eastAsia="zh-CN"/>
+        </w:rPr>
+        <w:t>polozenie_gmina_teryt</w:t>
+      </w:r>
+      <w:proofErr w:type="spellEnd"/>
+      <w:r>
+        <w:rPr>
+          <w:rFonts w:cs="Tahoma" w:ascii="Calibri" w:hAnsi="Calibri"/>
+          <w:b/>
+          <w:bCs/>
+          <w:kern w:val="0"/>
+          <w:sz w:val="20"/>
+          <w:u w:val="none"/>
+          <w:lang w:eastAsia="zh-CN"/>
+        </w:rPr>
+        <w:t xml:space="preserve"> }}] {{ </w:t>
+      </w:r>
+      <w:proofErr w:type="spellStart"/>
+      <w:r>
+        <w:rPr>
+          <w:rFonts w:cs="Tahoma" w:ascii="Calibri" w:hAnsi="Calibri"/>
+          <w:b/>
+          <w:bCs/>
+          <w:kern w:val="0"/>
+          <w:sz w:val="20"/>
+          <w:u w:val="none"/>
+          <w:lang w:eastAsia="zh-CN"/>
+        </w:rPr>
+        <w:t>polozenie_gmina</w:t>
+      </w:r>
+      <w:proofErr w:type="spellEnd"/>
+      <w:r>
+        <w:rPr>
+          <w:rFonts w:cs="Tahoma" w:ascii="Calibri" w:hAnsi="Calibri"/>
+          <w:b/>
+          <w:bCs/>
+          <w:kern w:val="0"/>
+          <w:sz w:val="20"/>
+          <w:u w:val="none"/>
+          <w:lang w:eastAsia="zh-CN"/>
+        </w:rPr>
         <w:t xml:space="preserve"> }}</w:t>
       </w:r>
     </w:p>
     <w:p>
       <w:pPr>
         <w:tabs>
+          <w:tab w:val="left" w:pos="2835"/>
           <w:tab w:pos="2835" w:val="left"/>
         </w:tabs>
         <w:suppressAutoHyphens/>
@@ -326,20 +457,18 @@
       </w:pPr>
       <w:r>
         <w:rPr>
-          <w:rFonts w:ascii="Calibri" w:hAnsi="Calibri" w:cs="Tahoma"/>
-          <w:b w:val="0"/>
+          <w:rFonts w:cs="Tahoma" w:ascii="Calibri" w:hAnsi="Calibri"/>
           <w:kern w:val="0"/>
           <w:sz w:val="20"/>
           <w:u w:val="none"/>
           <w:lang w:eastAsia="zh-CN"/>
         </w:rPr>
-        <w:t xml:space="preserve">Jedn. </w:t>
+        <w:t xml:space="preserve">Obręb </w:t>
       </w:r>
       <w:proofErr w:type="spellStart"/>
       <w:r>
         <w:rPr>
-          <w:rFonts w:ascii="Calibri" w:hAnsi="Calibri" w:cs="Tahoma"/>
-          <w:b w:val="0"/>
+          <w:rFonts w:cs="Tahoma" w:ascii="Calibri" w:hAnsi="Calibri"/>
           <w:kern w:val="0"/>
           <w:sz w:val="20"/>
           <w:u w:val="none"/>
@@ -350,19 +479,17 @@
       <w:proofErr w:type="spellEnd"/>
       <w:r>
         <w:rPr>
-          <w:rFonts w:ascii="Calibri" w:hAnsi="Calibri" w:cs="Tahoma"/>
-          <w:b w:val="0"/>
+          <w:rFonts w:cs="Tahoma" w:ascii="Calibri" w:hAnsi="Calibri"/>
           <w:kern w:val="0"/>
           <w:sz w:val="20"/>
           <w:u w:val="none"/>
           <w:lang w:eastAsia="zh-CN"/>
         </w:rPr>
-        <w:t xml:space="preserve">.: </w:t>
-      </w:r>
-      <w:r>
-        <w:rPr>
-          <w:rFonts w:ascii="Calibri" w:hAnsi="Calibri" w:cs="Tahoma"/>
-          <w:b w:val="0"/>
+        <w:t>.:</w:t>
+      </w:r>
+      <w:r>
+        <w:rPr>
+          <w:rFonts w:cs="Tahoma" w:ascii="Calibri" w:hAnsi="Calibri"/>
           <w:kern w:val="0"/>
           <w:sz w:val="20"/>
           <w:u w:val="none"/>
@@ -372,8 +499,7 @@
       </w:r>
       <w:r>
         <w:rPr>
-          <w:rFonts w:ascii="Calibri" w:hAnsi="Calibri" w:cs="Tahoma"/>
-          <w:b w:val="0"/>
+          <w:rFonts w:cs="Tahoma" w:ascii="Calibri" w:hAnsi="Calibri"/>
           <w:kern w:val="0"/>
           <w:sz w:val="20"/>
           <w:u w:val="none"/>
@@ -382,8 +508,7 @@
       </w:r>
       <w:r>
         <w:rPr>
-          <w:rFonts w:ascii="Calibri" w:hAnsi="Calibri" w:cs="Tahoma"/>
-          <w:b w:val="0"/>
+          <w:rFonts w:cs="Tahoma" w:ascii="Calibri" w:hAnsi="Calibri"/>
           <w:kern w:val="0"/>
           <w:sz w:val="20"/>
           <w:u w:val="none"/>
@@ -392,218 +517,61 @@
       </w:r>
       <w:r>
         <w:rPr>
-          <w:rFonts w:ascii="Calibri" w:hAnsi="Calibri" w:cs="Tahoma"/>
-          <w:b w:val="0"/>
+          <w:rFonts w:cs="Tahoma" w:ascii="Calibri" w:hAnsi="Calibri"/>
+          <w:b/>
+          <w:bCs/>
           <w:kern w:val="0"/>
           <w:sz w:val="20"/>
           <w:u w:val="none"/>
           <w:lang w:eastAsia="zh-CN"/>
         </w:rPr>
-      </w:r>
-      <w:r>
-        <w:rPr>
-          <w:rFonts w:ascii="Calibri" w:hAnsi="Calibri" w:cs="Tahoma"/>
-          <w:b w:val="0"/>
+        <w:t xml:space="preserve">[{{ </w:t>
+      </w:r>
+      <w:proofErr w:type="spellStart"/>
+      <w:r>
+        <w:rPr>
+          <w:rFonts w:cs="Tahoma" w:ascii="Calibri" w:hAnsi="Calibri"/>
+          <w:b/>
+          <w:bCs/>
           <w:kern w:val="0"/>
           <w:sz w:val="20"/>
           <w:u w:val="none"/>
           <w:lang w:eastAsia="zh-CN"/>
         </w:rPr>
-        <w:t xml:space="preserve">[{{ </w:t>
-      </w:r>
-      <w:proofErr w:type="spellStart"/>
-      <w:r>
-        <w:rPr>
-          <w:rFonts w:ascii="Calibri" w:hAnsi="Calibri" w:cs="Tahoma"/>
-          <w:b w:val="0"/>
+        <w:t>polozenie_obreb_teryt</w:t>
+      </w:r>
+      <w:proofErr w:type="spellEnd"/>
+      <w:r>
+        <w:rPr>
+          <w:rFonts w:cs="Tahoma" w:ascii="Calibri" w:hAnsi="Calibri"/>
+          <w:b/>
+          <w:bCs/>
           <w:kern w:val="0"/>
           <w:sz w:val="20"/>
           <w:u w:val="none"/>
           <w:lang w:eastAsia="zh-CN"/>
         </w:rPr>
-        <w:t>polozenie_gmina_teryt</w:t>
-      </w:r>
-      <w:proofErr w:type="spellEnd"/>
-      <w:r>
-        <w:rPr>
-          <w:rFonts w:ascii="Calibri" w:hAnsi="Calibri" w:cs="Tahoma"/>
-          <w:b w:val="0"/>
+        <w:t xml:space="preserve"> }}] {{ </w:t>
+      </w:r>
+      <w:proofErr w:type="spellStart"/>
+      <w:r>
+        <w:rPr>
+          <w:rFonts w:cs="Tahoma" w:ascii="Calibri" w:hAnsi="Calibri"/>
+          <w:b/>
+          <w:bCs/>
           <w:kern w:val="0"/>
           <w:sz w:val="20"/>
           <w:u w:val="none"/>
           <w:lang w:eastAsia="zh-CN"/>
         </w:rPr>
-        <w:t xml:space="preserve"> }}] {{ </w:t>
-      </w:r>
-      <w:proofErr w:type="spellStart"/>
-      <w:r>
-        <w:rPr>
-          <w:rFonts w:ascii="Calibri" w:hAnsi="Calibri" w:cs="Tahoma"/>
-          <w:b w:val="0"/>
-          <w:kern w:val="0"/>
-          <w:sz w:val="20"/>
-          <w:u w:val="none"/>
-          <w:lang w:eastAsia="zh-CN"/>
-        </w:rPr>
-        <w:t>polozenie_gmina</w:t>
+        <w:t>polozenie_obreb</w:t>
       </w:r>
       <w:proofErr w:type="spellEnd"/>
       <w:r>
         <w:rPr>
-          <w:rFonts w:ascii="Calibri" w:hAnsi="Calibri" w:cs="Tahoma"/>
-          <w:b w:val="0"/>
-          <w:kern w:val="0"/>
-          <w:sz w:val="20"/>
-          <w:u w:val="none"/>
-          <w:lang w:eastAsia="zh-CN"/>
-        </w:rPr>
-        <w:t xml:space="preserve"> }}</w:t>
-      </w:r>
-    </w:p>
-    <w:p>
-      <w:pPr>
-        <w:tabs>
-          <w:tab w:pos="2835" w:val="left"/>
-        </w:tabs>
-        <w:suppressAutoHyphens/>
-        <w:spacing w:line="240" w:lineRule="auto"/>
-        <w:jc w:val="left"/>
-        <w:rPr>
-          <w:rFonts w:ascii="Bahnschrift SemiBold" w:hAnsi="Bahnschrift SemiBold" w:cs="Tahoma"/>
+          <w:rFonts w:cs="Tahoma" w:ascii="Calibri" w:hAnsi="Calibri"/>
           <w:b/>
-          <w:kern w:val="0"/>
-          <w:sz w:val="16"/>
-          <w:lang w:eastAsia="zh-CN"/>
-        </w:rPr>
-      </w:pPr>
-      <w:r>
-        <w:rPr>
-          <w:rFonts w:ascii="Calibri" w:hAnsi="Calibri" w:cs="Tahoma"/>
-          <w:b w:val="0"/>
-          <w:kern w:val="0"/>
-          <w:sz w:val="20"/>
-          <w:u w:val="none"/>
-          <w:lang w:eastAsia="zh-CN"/>
-        </w:rPr>
-        <w:t xml:space="preserve">Obręb </w:t>
-      </w:r>
-      <w:proofErr w:type="spellStart"/>
-      <w:r>
-        <w:rPr>
-          <w:rFonts w:ascii="Calibri" w:hAnsi="Calibri" w:cs="Tahoma"/>
-          <w:b w:val="0"/>
-          <w:kern w:val="0"/>
-          <w:sz w:val="20"/>
-          <w:u w:val="none"/>
-          <w:lang w:eastAsia="zh-CN"/>
-        </w:rPr>
-        <w:t>ewid</w:t>
-      </w:r>
-      <w:proofErr w:type="spellEnd"/>
-      <w:r>
-        <w:rPr>
-          <w:rFonts w:ascii="Calibri" w:hAnsi="Calibri" w:cs="Tahoma"/>
-          <w:b w:val="0"/>
-          <w:kern w:val="0"/>
-          <w:sz w:val="20"/>
-          <w:u w:val="none"/>
-          <w:lang w:eastAsia="zh-CN"/>
-        </w:rPr>
-        <w:t>.:</w:t>
-      </w:r>
-      <w:r>
-        <w:rPr>
-          <w:rFonts w:ascii="Calibri" w:hAnsi="Calibri" w:cs="Tahoma"/>
-          <w:b w:val="0"/>
-          <w:kern w:val="0"/>
-          <w:sz w:val="20"/>
-          <w:u w:val="none"/>
-          <w:lang w:eastAsia="zh-CN"/>
-        </w:rPr>
-        <w:tab/>
-      </w:r>
-      <w:r>
-        <w:rPr>
-          <w:rFonts w:ascii="Calibri" w:hAnsi="Calibri" w:cs="Tahoma"/>
-          <w:b w:val="0"/>
-          <w:kern w:val="0"/>
-          <w:sz w:val="20"/>
-          <w:u w:val="none"/>
-          <w:lang w:eastAsia="zh-CN"/>
-        </w:rPr>
-      </w:r>
-      <w:r>
-        <w:rPr>
-          <w:rFonts w:ascii="Calibri" w:hAnsi="Calibri" w:cs="Tahoma"/>
-          <w:b w:val="0"/>
-          <w:kern w:val="0"/>
-          <w:sz w:val="20"/>
-          <w:u w:val="none"/>
-          <w:lang w:eastAsia="zh-CN"/>
-        </w:rPr>
-      </w:r>
-      <w:r>
-        <w:rPr>
-          <w:rFonts w:ascii="Calibri" w:hAnsi="Calibri" w:cs="Tahoma"/>
-          <w:b w:val="0"/>
-          <w:kern w:val="0"/>
-          <w:sz w:val="20"/>
-          <w:u w:val="none"/>
-          <w:lang w:eastAsia="zh-CN"/>
-        </w:rPr>
-      </w:r>
-      <w:r>
-        <w:rPr>
-          <w:rFonts w:ascii="Calibri" w:hAnsi="Calibri" w:cs="Tahoma"/>
-          <w:b w:val="0"/>
-          <w:kern w:val="0"/>
-          <w:sz w:val="20"/>
-          <w:u w:val="none"/>
-          <w:lang w:eastAsia="zh-CN"/>
-        </w:rPr>
-        <w:t xml:space="preserve">[{{ </w:t>
-      </w:r>
-      <w:proofErr w:type="spellStart"/>
-      <w:r>
-        <w:rPr>
-          <w:rFonts w:ascii="Calibri" w:hAnsi="Calibri" w:cs="Tahoma"/>
-          <w:b w:val="0"/>
-          <w:kern w:val="0"/>
-          <w:sz w:val="20"/>
-          <w:u w:val="none"/>
-          <w:lang w:eastAsia="zh-CN"/>
-        </w:rPr>
-        <w:t>polozenie_obreb_teryt</w:t>
-      </w:r>
-      <w:proofErr w:type="spellEnd"/>
-      <w:r>
-        <w:rPr>
-          <w:rFonts w:ascii="Calibri" w:hAnsi="Calibri" w:cs="Tahoma"/>
-          <w:b w:val="0"/>
-          <w:kern w:val="0"/>
-          <w:sz w:val="20"/>
-          <w:u w:val="none"/>
-          <w:lang w:eastAsia="zh-CN"/>
-        </w:rPr>
-        <w:t xml:space="preserve"> }}] {{ </w:t>
-      </w:r>
-      <w:proofErr w:type="spellStart"/>
-      <w:r>
-        <w:rPr>
-          <w:rFonts w:ascii="Calibri" w:hAnsi="Calibri" w:cs="Tahoma"/>
-          <w:b w:val="0"/>
-          <w:kern w:val="0"/>
-          <w:sz w:val="20"/>
-          <w:u w:val="none"/>
-          <w:lang w:eastAsia="zh-CN"/>
-        </w:rPr>
-        <w:t>polozenie_obreb</w:t>
-      </w:r>
-      <w:proofErr w:type="spellEnd"/>
-      <w:r>
-        <w:rPr>
-          <w:rFonts w:ascii="Calibri" w:hAnsi="Calibri" w:cs="Tahoma"/>
-          <w:b w:val="0"/>
+          <w:bCs/>
           <w:kern w:val="0"/>
           <w:sz w:val="20"/>
           <w:u w:val="none"/>
@@ -708,7 +676,7 @@
             </w:pPr>
             <w:r>
               <w:rPr>
-                <w:rFonts w:ascii="Calibri" w:hAnsi="Calibri" w:cs="Tahoma"/>
+                <w:rFonts w:cs="Tahoma" w:ascii="Calibri" w:hAnsi="Calibri"/>
                 <w:b/>
                 <w:bCs/>
                 <w:kern w:val="0"/>
@@ -744,7 +712,7 @@
             </w:pPr>
             <w:r>
               <w:rPr>
-                <w:rFonts w:ascii="Calibri" w:hAnsi="Calibri" w:cs="Tahoma"/>
+                <w:rFonts w:cs="Tahoma" w:ascii="Calibri" w:hAnsi="Calibri"/>
                 <w:b/>
                 <w:bCs/>
                 <w:kern w:val="0"/>
@@ -779,7 +747,7 @@
             </w:pPr>
             <w:r>
               <w:rPr>
-                <w:rFonts w:ascii="Calibri" w:hAnsi="Calibri" w:cs="Tahoma"/>
+                <w:rFonts w:cs="Tahoma" w:ascii="Calibri" w:hAnsi="Calibri"/>
                 <w:b/>
                 <w:bCs/>
                 <w:kern w:val="0"/>
@@ -815,7 +783,7 @@
             </w:pPr>
             <w:r>
               <w:rPr>
-                <w:rFonts w:ascii="Calibri" w:hAnsi="Calibri" w:cs="Tahoma"/>
+                <w:rFonts w:cs="Tahoma" w:ascii="Calibri" w:hAnsi="Calibri"/>
                 <w:b/>
                 <w:bCs/>
                 <w:kern w:val="0"/>
@@ -856,7 +824,7 @@
             </w:pPr>
             <w:r>
               <w:rPr>
-                <w:rFonts w:ascii="Calibri" w:hAnsi="Calibri" w:cs="Tahoma"/>
+                <w:rFonts w:cs="Tahoma" w:ascii="Calibri" w:hAnsi="Calibri"/>
                 <w:kern w:val="0"/>
                 <w:sz w:val="14"/>
                 <w:szCs w:val="18"/>
@@ -892,7 +860,7 @@
             </w:pPr>
             <w:r>
               <w:rPr>
-                <w:rFonts w:ascii="Calibri" w:hAnsi="Calibri" w:cs="Tahoma"/>
+                <w:rFonts w:cs="Tahoma" w:ascii="Calibri" w:hAnsi="Calibri"/>
                 <w:kern w:val="0"/>
                 <w:sz w:val="14"/>
                 <w:szCs w:val="18"/>
@@ -985,7 +953,7 @@
             </w:pPr>
             <w:r>
               <w:rPr>
-                <w:rFonts w:ascii="Calibri" w:hAnsi="Calibri" w:cs="Tahoma"/>
+                <w:rFonts w:cs="Tahoma" w:ascii="Calibri" w:hAnsi="Calibri"/>
                 <w:kern w:val="0"/>
                 <w:sz w:val="14"/>
                 <w:szCs w:val="18"/>
@@ -1020,7 +988,7 @@
             </w:pPr>
             <w:r>
               <w:rPr>
-                <w:rFonts w:ascii="Calibri" w:hAnsi="Calibri" w:cs="Tahoma"/>
+                <w:rFonts w:cs="Tahoma" w:ascii="Calibri" w:hAnsi="Calibri"/>
                 <w:kern w:val="0"/>
                 <w:sz w:val="14"/>
                 <w:szCs w:val="18"/>
@@ -1111,7 +1079,7 @@
             </w:pPr>
             <w:r>
               <w:rPr>
-                <w:rFonts w:ascii="Calibri" w:hAnsi="Calibri" w:cs="Tahoma"/>
+                <w:rFonts w:cs="Tahoma" w:ascii="Calibri" w:hAnsi="Calibri"/>
                 <w:kern w:val="0"/>
                 <w:sz w:val="14"/>
                 <w:szCs w:val="18"/>
@@ -1145,7 +1113,7 @@
             </w:pPr>
             <w:r>
               <w:rPr>
-                <w:rFonts w:ascii="Calibri" w:hAnsi="Calibri" w:cs="Tahoma"/>
+                <w:rFonts w:cs="Tahoma" w:ascii="Calibri" w:hAnsi="Calibri"/>
                 <w:kern w:val="0"/>
                 <w:sz w:val="14"/>
                 <w:lang w:eastAsia="zh-CN"/>
@@ -1154,7 +1122,7 @@
             </w:r>
             <w:r>
               <w:rPr>
-                <w:rFonts w:ascii="Calibri" w:hAnsi="Calibri" w:cs="Tahoma"/>
+                <w:rFonts w:cs="Tahoma" w:ascii="Calibri" w:hAnsi="Calibri"/>
                 <w:kern w:val="0"/>
                 <w:sz w:val="14"/>
                 <w:szCs w:val="18"/>
@@ -1164,7 +1132,7 @@
             </w:r>
             <w:r>
               <w:rPr>
-                <w:rFonts w:ascii="Calibri" w:hAnsi="Calibri" w:cs="Tahoma"/>
+                <w:rFonts w:cs="Tahoma" w:ascii="Calibri" w:hAnsi="Calibri"/>
                 <w:kern w:val="0"/>
                 <w:sz w:val="16"/>
                 <w:szCs w:val="16"/>
@@ -1256,7 +1224,7 @@
             </w:pPr>
             <w:r>
               <w:rPr>
-                <w:rFonts w:ascii="Calibri" w:hAnsi="Calibri" w:cs="Tahoma"/>
+                <w:rFonts w:cs="Tahoma" w:ascii="Calibri" w:hAnsi="Calibri"/>
                 <w:kern w:val="0"/>
                 <w:sz w:val="14"/>
                 <w:szCs w:val="18"/>
@@ -1290,7 +1258,7 @@
             </w:pPr>
             <w:r>
               <w:rPr>
-                <w:rFonts w:ascii="Calibri" w:hAnsi="Calibri" w:cs="Tahoma"/>
+                <w:rFonts w:cs="Tahoma" w:ascii="Calibri" w:hAnsi="Calibri"/>
                 <w:kern w:val="0"/>
                 <w:sz w:val="14"/>
                 <w:lang w:eastAsia="zh-CN"/>
@@ -1299,7 +1267,7 @@
             </w:r>
             <w:r>
               <w:rPr>
-                <w:rFonts w:ascii="Calibri" w:hAnsi="Calibri" w:cs="Tahoma"/>
+                <w:rFonts w:cs="Tahoma" w:ascii="Calibri" w:hAnsi="Calibri"/>
                 <w:kern w:val="0"/>
                 <w:sz w:val="16"/>
                 <w:szCs w:val="16"/>
@@ -1392,7 +1360,7 @@
             </w:pPr>
             <w:r>
               <w:rPr>
-                <w:rFonts w:ascii="Calibri" w:hAnsi="Calibri" w:cs="Tahoma"/>
+                <w:rFonts w:cs="Tahoma" w:ascii="Calibri" w:hAnsi="Calibri"/>
                 <w:kern w:val="0"/>
                 <w:sz w:val="14"/>
                 <w:szCs w:val="18"/>
@@ -1427,7 +1395,7 @@
             </w:pPr>
             <w:r>
               <w:rPr>
-                <w:rFonts w:ascii="Calibri" w:hAnsi="Calibri" w:cs="Tahoma"/>
+                <w:rFonts w:cs="Tahoma" w:ascii="Calibri" w:hAnsi="Calibri"/>
                 <w:kern w:val="0"/>
                 <w:sz w:val="14"/>
                 <w:szCs w:val="18"/>
@@ -1437,7 +1405,7 @@
             </w:r>
             <w:r>
               <w:rPr>
-                <w:rFonts w:ascii="Calibri" w:hAnsi="Calibri" w:cs="Tahoma"/>
+                <w:rFonts w:cs="Tahoma" w:ascii="Calibri" w:hAnsi="Calibri"/>
                 <w:kern w:val="0"/>
                 <w:sz w:val="16"/>
                 <w:szCs w:val="16"/>
@@ -1536,7 +1504,7 @@
             </w:pPr>
             <w:r>
               <w:rPr>
-                <w:rFonts w:ascii="Calibri" w:hAnsi="Calibri" w:cs="Tahoma"/>
+                <w:rFonts w:cs="Tahoma" w:ascii="Calibri" w:hAnsi="Calibri"/>
                 <w:kern w:val="0"/>
                 <w:sz w:val="14"/>
                 <w:szCs w:val="18"/>
@@ -1571,7 +1539,7 @@
             </w:pPr>
             <w:r>
               <w:rPr>
-                <w:rFonts w:ascii="Calibri" w:hAnsi="Calibri" w:cs="Tahoma"/>
+                <w:rFonts w:cs="Tahoma" w:ascii="Calibri" w:hAnsi="Calibri"/>
                 <w:kern w:val="0"/>
                 <w:sz w:val="14"/>
                 <w:szCs w:val="18"/>
@@ -1605,7 +1573,7 @@
             </w:pPr>
             <w:r>
               <w:rPr>
-                <w:rFonts w:ascii="Calibri" w:hAnsi="Calibri" w:cs="Tahoma"/>
+                <w:rFonts w:cs="Tahoma" w:ascii="Calibri" w:hAnsi="Calibri"/>
                 <w:kern w:val="0"/>
                 <w:sz w:val="14"/>
                 <w:szCs w:val="18"/>
@@ -1754,7 +1722,7 @@
             </w:pPr>
             <w:r>
               <w:rPr>
-                <w:rFonts w:ascii="Calibri" w:hAnsi="Calibri" w:cs="Tahoma"/>
+                <w:rFonts w:cs="Tahoma" w:ascii="Calibri" w:hAnsi="Calibri"/>
                 <w:kern w:val="0"/>
                 <w:sz w:val="14"/>
                 <w:szCs w:val="18"/>
@@ -1849,7 +1817,7 @@
             </w:pPr>
             <w:r>
               <w:rPr>
-                <w:rFonts w:ascii="Calibri" w:hAnsi="Calibri" w:cs="Tahoma"/>
+                <w:rFonts w:cs="Tahoma" w:ascii="Calibri" w:hAnsi="Calibri"/>
                 <w:kern w:val="0"/>
                 <w:sz w:val="14"/>
                 <w:szCs w:val="18"/>
@@ -1884,7 +1852,7 @@
             </w:pPr>
             <w:r>
               <w:rPr>
-                <w:rFonts w:ascii="Calibri" w:hAnsi="Calibri" w:cs="Tahoma"/>
+                <w:rFonts w:cs="Tahoma" w:ascii="Calibri" w:hAnsi="Calibri"/>
                 <w:kern w:val="0"/>
                 <w:sz w:val="14"/>
                 <w:szCs w:val="18"/>
@@ -1894,7 +1862,7 @@
             </w:r>
             <w:r>
               <w:rPr>
-                <w:rFonts w:ascii="Calibri" w:hAnsi="Calibri" w:cs="Tahoma"/>
+                <w:rFonts w:cs="Tahoma" w:ascii="Calibri" w:hAnsi="Calibri"/>
                 <w:kern w:val="0"/>
                 <w:sz w:val="14"/>
                 <w:szCs w:val="18"/>
@@ -1990,7 +1958,7 @@
             </w:pPr>
             <w:r>
               <w:rPr>
-                <w:rFonts w:ascii="Calibri" w:hAnsi="Calibri" w:cs="Tahoma"/>
+                <w:rFonts w:cs="Tahoma" w:ascii="Calibri" w:hAnsi="Calibri"/>
                 <w:kern w:val="0"/>
                 <w:sz w:val="14"/>
                 <w:szCs w:val="18"/>
@@ -2025,7 +1993,7 @@
             </w:pPr>
             <w:r>
               <w:rPr>
-                <w:rFonts w:ascii="Calibri" w:hAnsi="Calibri" w:cs="Tahoma"/>
+                <w:rFonts w:cs="Tahoma" w:ascii="Calibri" w:hAnsi="Calibri"/>
                 <w:kern w:val="0"/>
                 <w:sz w:val="14"/>
                 <w:szCs w:val="18"/>
@@ -2058,7 +2026,7 @@
             </w:pPr>
             <w:r>
               <w:rPr>
-                <w:rFonts w:ascii="Calibri" w:hAnsi="Calibri" w:cs="Tahoma"/>
+                <w:rFonts w:cs="Tahoma" w:ascii="Calibri" w:hAnsi="Calibri"/>
                 <w:kern w:val="0"/>
                 <w:sz w:val="14"/>
                 <w:szCs w:val="18"/>
@@ -2200,7 +2168,7 @@
             </w:pPr>
             <w:r>
               <w:rPr>
-                <w:rFonts w:ascii="Calibri" w:hAnsi="Calibri" w:cs="Tahoma"/>
+                <w:rFonts w:cs="Tahoma" w:ascii="Calibri" w:hAnsi="Calibri"/>
                 <w:kern w:val="0"/>
                 <w:sz w:val="14"/>
                 <w:szCs w:val="18"/>
@@ -2342,7 +2310,7 @@
             </w:pPr>
             <w:r>
               <w:rPr>
-                <w:rFonts w:ascii="Calibri" w:hAnsi="Calibri" w:cs="Tahoma"/>
+                <w:rFonts w:cs="Tahoma" w:ascii="Calibri" w:hAnsi="Calibri"/>
                 <w:kern w:val="0"/>
                 <w:sz w:val="14"/>
                 <w:szCs w:val="18"/>
@@ -2434,7 +2402,7 @@
             </w:pPr>
             <w:r>
               <w:rPr>
-                <w:rFonts w:ascii="Calibri" w:hAnsi="Calibri" w:cs="Tahoma"/>
+                <w:rFonts w:cs="Tahoma" w:ascii="Calibri" w:hAnsi="Calibri"/>
                 <w:kern w:val="0"/>
                 <w:sz w:val="14"/>
                 <w:szCs w:val="18"/>
@@ -2469,7 +2437,7 @@
             </w:pPr>
             <w:r>
               <w:rPr>
-                <w:rFonts w:ascii="Calibri" w:hAnsi="Calibri" w:cs="Tahoma"/>
+                <w:rFonts w:cs="Tahoma" w:ascii="Calibri" w:hAnsi="Calibri"/>
                 <w:kern w:val="0"/>
                 <w:sz w:val="14"/>
                 <w:szCs w:val="18"/>
@@ -2502,7 +2470,7 @@
             </w:pPr>
             <w:r>
               <w:rPr>
-                <w:rFonts w:ascii="Calibri" w:hAnsi="Calibri" w:cs="Tahoma"/>
+                <w:rFonts w:cs="Tahoma" w:ascii="Calibri" w:hAnsi="Calibri"/>
                 <w:kern w:val="0"/>
                 <w:sz w:val="14"/>
                 <w:szCs w:val="18"/>
@@ -2644,7 +2612,7 @@
             </w:pPr>
             <w:r>
               <w:rPr>
-                <w:rFonts w:ascii="Calibri" w:hAnsi="Calibri" w:cs="Tahoma"/>
+                <w:rFonts w:cs="Tahoma" w:ascii="Calibri" w:hAnsi="Calibri"/>
                 <w:kern w:val="0"/>
                 <w:sz w:val="14"/>
                 <w:szCs w:val="18"/>
@@ -2786,7 +2754,7 @@
             </w:pPr>
             <w:r>
               <w:rPr>
-                <w:rFonts w:ascii="Calibri" w:hAnsi="Calibri" w:cs="Tahoma"/>
+                <w:rFonts w:cs="Tahoma" w:ascii="Calibri" w:hAnsi="Calibri"/>
                 <w:kern w:val="0"/>
                 <w:sz w:val="14"/>
                 <w:szCs w:val="18"/>
@@ -2877,7 +2845,7 @@
             </w:pPr>
             <w:r>
               <w:rPr>
-                <w:rFonts w:ascii="Calibri" w:hAnsi="Calibri" w:cs="Tahoma"/>
+                <w:rFonts w:cs="Tahoma" w:ascii="Calibri" w:hAnsi="Calibri"/>
                 <w:kern w:val="0"/>
                 <w:sz w:val="14"/>
                 <w:szCs w:val="18"/>
@@ -2912,7 +2880,7 @@
             </w:pPr>
             <w:r>
               <w:rPr>
-                <w:rFonts w:ascii="Calibri" w:hAnsi="Calibri" w:cs="Tahoma"/>
+                <w:rFonts w:cs="Tahoma" w:ascii="Calibri" w:hAnsi="Calibri"/>
                 <w:kern w:val="0"/>
                 <w:sz w:val="14"/>
                 <w:szCs w:val="18"/>
@@ -3005,7 +2973,7 @@
       </w:pPr>
       <w:r>
         <w:rPr>
-          <w:rFonts w:ascii="Calibri" w:hAnsi="Calibri" w:cs="Tahoma"/>
+          <w:rFonts w:cs="Tahoma" w:ascii="Calibri" w:hAnsi="Calibri"/>
           <w:kern w:val="0"/>
           <w:sz w:val="12"/>
           <w:szCs w:val="18"/>
@@ -3015,7 +2983,7 @@
       </w:r>
       <w:r>
         <w:rPr>
-          <w:rFonts w:ascii="Calibri" w:hAnsi="Calibri" w:cs="Tahoma"/>
+          <w:rFonts w:cs="Tahoma" w:ascii="Calibri" w:hAnsi="Calibri"/>
           <w:kern w:val="0"/>
           <w:sz w:val="12"/>
           <w:szCs w:val="18"/>
@@ -3025,7 +2993,7 @@
       </w:r>
       <w:r>
         <w:rPr>
-          <w:rFonts w:ascii="Calibri" w:hAnsi="Calibri" w:cs="Tahoma"/>
+          <w:rFonts w:cs="Tahoma" w:ascii="Calibri" w:hAnsi="Calibri"/>
           <w:kern w:val="0"/>
           <w:sz w:val="12"/>
           <w:szCs w:val="18"/>
@@ -3035,7 +3003,7 @@
       </w:r>
       <w:r>
         <w:rPr>
-          <w:rFonts w:ascii="Calibri" w:hAnsi="Calibri" w:cs="Tahoma"/>
+          <w:rFonts w:cs="Tahoma" w:ascii="Calibri" w:hAnsi="Calibri"/>
           <w:kern w:val="0"/>
           <w:sz w:val="12"/>
           <w:szCs w:val="18"/>
@@ -3045,7 +3013,7 @@
       </w:r>
       <w:r>
         <w:rPr>
-          <w:rFonts w:ascii="Calibri" w:hAnsi="Calibri" w:cs="Tahoma"/>
+          <w:rFonts w:cs="Tahoma" w:ascii="Calibri" w:hAnsi="Calibri"/>
           <w:kern w:val="0"/>
           <w:sz w:val="12"/>
           <w:szCs w:val="18"/>
@@ -3056,61 +3024,229 @@
     </w:p>
     <w:p>
       <w:pPr>
+        <w:tabs>
+          <w:tab w:pos="6237" w:val="left"/>
+        </w:tabs>
         <w:suppressAutoHyphens/>
         <w:spacing w:line="240" w:lineRule="auto"/>
-        <w:ind w:left="4536"/>
+        <w:ind w:left="3402"/>
         <w:jc w:val="left"/>
         <w:rPr>
-          <w:rFonts w:ascii="Bahnschrift SemiBold" w:hAnsi="Bahnschrift SemiBold"/>
-          <w:kern w:val="0"/>
-          <w:sz w:val="24"/>
-          <w:lang w:eastAsia="zh-CN"/>
-        </w:rPr>
-      </w:pPr>
-      <w:r>
-        <w:rPr>
-          <w:rFonts w:ascii="Calibri" w:hAnsi="Calibri" w:cs="Tahoma"/>
-          <w:b w:val="0"/>
-          <w:kern w:val="0"/>
-          <w:sz w:val="20"/>
-          <w:u w:val="none"/>
-          <w:lang w:eastAsia="zh-CN"/>
-        </w:rPr>
-        <w:t xml:space="preserve">Sporządził:        </w:t>
-      </w:r>
-      <w:r>
-        <w:rPr>
-          <w:rFonts w:ascii="Calibri" w:hAnsi="Calibri" w:cs="Tahoma"/>
-          <w:b w:val="0"/>
-          <w:kern w:val="0"/>
-          <w:sz w:val="20"/>
-          <w:u w:val="none"/>
-          <w:lang w:eastAsia="zh-CN"/>
-        </w:rPr>
-        <w:tab/>
-      </w:r>
-      <w:r>
-        <w:rPr>
-          <w:rFonts w:ascii="Calibri" w:hAnsi="Calibri" w:cs="Tahoma"/>
-          <w:b w:val="0"/>
+          <w:rFonts w:cs="Tahoma"/>
+          <w:kern w:val="0"/>
+          <w:sz w:val="16"/>
+          <w:szCs w:val="16"/>
+          <w:lang w:eastAsia="zh-CN"/>
+        </w:rPr>
+      </w:pPr>
+      <w:r>
+        <w:rPr>
+          <w:rFonts w:cs="Tahoma" w:ascii="Calibri" w:hAnsi="Calibri"/>
           <w:kern w:val="0"/>
           <w:sz w:val="20"/>
           <w:szCs w:val="16"/>
           <w:u w:val="none"/>
           <w:lang w:eastAsia="zh-CN"/>
         </w:rPr>
+        <w:t xml:space="preserve">Sporządził:        </w:t>
+      </w:r>
+      <w:r>
+        <w:rPr>
+          <w:rFonts w:cs="Tahoma" w:ascii="Calibri" w:hAnsi="Calibri"/>
+          <w:kern w:val="0"/>
+          <w:sz w:val="20"/>
+          <w:szCs w:val="16"/>
+          <w:u w:val="none"/>
+          <w:lang w:eastAsia="zh-CN"/>
+        </w:rPr>
+        <w:tab/>
+      </w:r>
+      <w:r>
+        <w:rPr>
+          <w:rFonts w:cs="Tahoma" w:ascii="Calibri" w:hAnsi="Calibri"/>
+          <w:kern w:val="0"/>
+          <w:sz w:val="20"/>
+          <w:szCs w:val="16"/>
+          <w:u w:val="none"/>
+          <w:lang w:eastAsia="zh-CN"/>
+        </w:rPr>
+      </w:r>
+      <w:r>
+        <w:rPr>
+          <w:rFonts w:cs="Tahoma" w:ascii="Calibri" w:hAnsi="Calibri"/>
+          <w:kern w:val="0"/>
+          <w:sz w:val="20"/>
+          <w:szCs w:val="16"/>
+          <w:u w:val="none"/>
+          <w:lang w:eastAsia="zh-CN"/>
+        </w:rPr>
+      </w:r>
+      <w:r>
+        <w:rPr>
+          <w:rFonts w:cs="Tahoma" w:ascii="Calibri" w:hAnsi="Calibri"/>
+          <w:b/>
+          <w:bCs/>
+          <w:kern w:val="0"/>
+          <w:sz w:val="20"/>
+          <w:szCs w:val="16"/>
+          <w:u w:val="none"/>
+          <w:lang w:eastAsia="zh-CN"/>
+        </w:rPr>
         <w:t>Jakub Stania</w:t>
       </w:r>
       <w:r>
         <w:rPr>
-          <w:rFonts w:ascii="Calibri" w:hAnsi="Calibri" w:cs="Tahoma"/>
-          <w:b w:val="0"/>
+          <w:rFonts w:cs="Tahoma" w:ascii="Calibri" w:hAnsi="Calibri"/>
           <w:kern w:val="0"/>
           <w:sz w:val="20"/>
+          <w:szCs w:val="16"/>
           <w:u w:val="none"/>
           <w:lang w:eastAsia="zh-CN"/>
         </w:rPr>
-        <w:t xml:space="preserve">              </w:t>
+        <w:t xml:space="preserve">            </w:t>
+      </w:r>
+    </w:p>
+    <w:p>
+      <w:pPr>
+        <w:suppressAutoHyphens/>
+        <w:spacing w:line="240" w:lineRule="auto"/>
+        <w:ind w:left="3402"/>
+        <w:jc w:val="left"/>
+        <w:rPr>
+          <w:rFonts w:ascii="Bahnschrift SemiBold" w:hAnsi="Bahnschrift SemiBold"/>
+          <w:kern w:val="0"/>
+          <w:sz w:val="16"/>
+          <w:szCs w:val="16"/>
+          <w:lang w:eastAsia="zh-CN"/>
+        </w:rPr>
+      </w:pPr>
+      <w:r>
+        <w:rPr>
+          <w:rFonts w:eastAsia="Tahoma" w:cs="Tahoma" w:ascii="Calibri" w:hAnsi="Calibri"/>
+          <w:kern w:val="0"/>
+          <w:sz w:val="12"/>
+          <w:szCs w:val="16"/>
+          <w:lang w:eastAsia="zh-CN"/>
+        </w:rPr>
+        <w:tab/>
+      </w:r>
+      <w:r>
+        <w:rPr>
+          <w:rFonts w:eastAsia="Tahoma" w:cs="Tahoma" w:ascii="Calibri" w:hAnsi="Calibri"/>
+          <w:kern w:val="0"/>
+          <w:sz w:val="12"/>
+          <w:szCs w:val="16"/>
+          <w:lang w:eastAsia="zh-CN"/>
+        </w:rPr>
+        <w:tab/>
+      </w:r>
+      <w:r>
+        <w:rPr>
+          <w:rFonts w:cs="Tahoma" w:ascii="Calibri" w:hAnsi="Calibri"/>
+          <w:kern w:val="0"/>
+          <w:sz w:val="12"/>
+          <w:szCs w:val="16"/>
+          <w:lang w:eastAsia="zh-CN"/>
+        </w:rPr>
+        <w:t xml:space="preserve"> </w:t>
+      </w:r>
+    </w:p>
+    <w:p>
+      <w:pPr>
+        <w:suppressAutoHyphens/>
+        <w:spacing w:line="240" w:lineRule="auto"/>
+        <w:ind w:left="6802" w:hanging="3400"/>
+        <w:jc w:val="left"/>
+        <w:rPr>
+          <w:rFonts w:ascii="Bahnschrift SemiBold" w:hAnsi="Bahnschrift SemiBold"/>
+          <w:kern w:val="0"/>
+          <w:sz w:val="16"/>
+          <w:szCs w:val="16"/>
+          <w:lang w:eastAsia="zh-CN"/>
+        </w:rPr>
+      </w:pPr>
+      <w:r>
+        <w:rPr>
+          <w:rFonts w:cs="Tahoma" w:ascii="Calibri" w:hAnsi="Calibri"/>
+          <w:kern w:val="0"/>
+          <w:sz w:val="20"/>
+          <w:szCs w:val="16"/>
+          <w:u w:val="none"/>
+          <w:lang w:eastAsia="zh-CN"/>
+        </w:rPr>
+        <w:t>Kierownik</w:t>
+      </w:r>
+      <w:r>
+        <w:rPr>
+          <w:rFonts w:cs="Tahoma" w:ascii="Calibri" w:hAnsi="Calibri"/>
+          <w:kern w:val="0"/>
+          <w:sz w:val="20"/>
+          <w:szCs w:val="16"/>
+          <w:u w:val="none"/>
+          <w:lang w:eastAsia="zh-CN"/>
+        </w:rPr>
+        <w:t xml:space="preserve"> prac geodezyjnych</w:t>
+      </w:r>
+      <w:r>
+        <w:rPr>
+          <w:rFonts w:cs="Tahoma" w:ascii="Calibri" w:hAnsi="Calibri"/>
+          <w:kern w:val="0"/>
+          <w:sz w:val="20"/>
+          <w:szCs w:val="16"/>
+          <w:u w:val="none"/>
+          <w:lang w:eastAsia="zh-CN"/>
+        </w:rPr>
+        <w:t>:</w:t>
+      </w:r>
+      <w:r>
+        <w:rPr>
+          <w:rFonts w:cs="Tahoma" w:ascii="Calibri" w:hAnsi="Calibri"/>
+          <w:kern w:val="0"/>
+          <w:sz w:val="20"/>
+          <w:szCs w:val="16"/>
+          <w:u w:val="none"/>
+          <w:lang w:eastAsia="zh-CN"/>
+        </w:rPr>
+        <w:tab/>
+      </w:r>
+      <w:r>
+        <w:rPr>
+          <w:rFonts w:cs="Tahoma" w:ascii="Calibri" w:hAnsi="Calibri"/>
+          <w:b/>
+          <w:bCs/>
+          <w:kern w:val="0"/>
+          <w:sz w:val="20"/>
+          <w:szCs w:val="16"/>
+          <w:u w:val="none"/>
+          <w:lang w:eastAsia="zh-CN"/>
+        </w:rPr>
+        <w:t>Jakub Stania, 23266</w:t>
+      </w:r>
+      <w:r>
+        <w:rPr>
+          <w:rFonts w:cs="Tahoma" w:ascii="Calibri" w:hAnsi="Calibri"/>
+          <w:b/>
+          <w:bCs/>
+          <w:kern w:val="0"/>
+          <w:sz w:val="20"/>
+          <w:szCs w:val="16"/>
+          <w:u w:val="none"/>
+          <w:lang w:eastAsia="zh-CN"/>
+        </w:rPr>
+        <w:t xml:space="preserve"> </w:t>
+      </w:r>
+      <w:r>
+        <w:rPr>
+          <w:rFonts w:cs="Tahoma" w:ascii="Calibri" w:hAnsi="Calibri"/>
+          <w:b/>
+          <w:bCs/>
+          <w:kern w:val="0"/>
+          <w:sz w:val="20"/>
+          <w:szCs w:val="16"/>
+          <w:u w:val="none"/>
+          <w:lang w:eastAsia="zh-CN"/>
+        </w:rPr>
+        <w:t>(1,2,3,4)</w:t>
       </w:r>
     </w:p>
     <w:p>
@@ -3119,99 +3255,52 @@
         <w:spacing w:line="240" w:lineRule="auto"/>
         <w:jc w:val="left"/>
         <w:rPr>
-          <w:rFonts w:ascii="Bahnschrift SemiBold" w:hAnsi="Bahnschrift SemiBold"/>
-          <w:kern w:val="0"/>
-          <w:sz w:val="24"/>
-          <w:lang w:eastAsia="zh-CN"/>
-        </w:rPr>
-      </w:pPr>
-      <w:r>
-        <w:rPr>
-          <w:rFonts w:ascii="Calibri" w:eastAsia="Tahoma" w:hAnsi="Calibri" w:cs="Tahoma"/>
+          <w:rFonts w:ascii="Bahnschrift SemiBold" w:hAnsi="Bahnschrift SemiBold" w:cs="Tahoma"/>
+          <w:kern w:val="0"/>
+          <w:sz w:val="16"/>
+          <w:szCs w:val="16"/>
+          <w:lang w:eastAsia="zh-CN"/>
+        </w:rPr>
+      </w:pPr>
+      <w:r>
+        <w:rPr>
+          <w:rFonts w:eastAsia="Tahoma" w:cs="Tahoma" w:ascii="Calibri" w:hAnsi="Calibri"/>
           <w:kern w:val="0"/>
           <w:sz w:val="12"/>
-          <w:lang w:eastAsia="zh-CN"/>
-        </w:rPr>
-        <w:t xml:space="preserve">                                </w:t>
-      </w:r>
-      <w:r>
-        <w:rPr>
-          <w:rFonts w:ascii="Calibri" w:eastAsia="Tahoma" w:hAnsi="Calibri" w:cs="Tahoma"/>
+          <w:szCs w:val="16"/>
+          <w:lang w:eastAsia="zh-CN"/>
+        </w:rPr>
+        <w:t xml:space="preserve">                    </w:t>
+      </w:r>
+      <w:r>
+        <w:rPr>
+          <w:rFonts w:eastAsia="Tahoma" w:cs="Tahoma" w:ascii="Calibri" w:hAnsi="Calibri"/>
           <w:kern w:val="0"/>
           <w:sz w:val="12"/>
+          <w:szCs w:val="16"/>
           <w:lang w:eastAsia="zh-CN"/>
         </w:rPr>
         <w:tab/>
       </w:r>
       <w:r>
         <w:rPr>
-          <w:rFonts w:ascii="Calibri" w:eastAsia="Tahoma" w:hAnsi="Calibri" w:cs="Tahoma"/>
+          <w:rFonts w:eastAsia="Tahoma" w:cs="Tahoma" w:ascii="Calibri" w:hAnsi="Calibri"/>
           <w:kern w:val="0"/>
           <w:sz w:val="12"/>
+          <w:szCs w:val="16"/>
           <w:lang w:eastAsia="zh-CN"/>
         </w:rPr>
         <w:tab/>
-      </w:r>
-      <w:r>
-        <w:rPr>
-          <w:rFonts w:ascii="Calibri" w:eastAsia="Tahoma" w:hAnsi="Calibri" w:cs="Tahoma"/>
-          <w:kern w:val="0"/>
-          <w:sz w:val="12"/>
-          <w:lang w:eastAsia="zh-CN"/>
-        </w:rPr>
-        <w:tab/>
-      </w:r>
-      <w:r>
-        <w:rPr>
-          <w:rFonts w:ascii="Calibri" w:eastAsia="Tahoma" w:hAnsi="Calibri" w:cs="Tahoma"/>
-          <w:kern w:val="0"/>
-          <w:sz w:val="12"/>
-          <w:lang w:eastAsia="zh-CN"/>
-        </w:rPr>
-        <w:tab/>
-      </w:r>
-      <w:r>
-        <w:rPr>
-          <w:rFonts w:ascii="Calibri" w:eastAsia="Tahoma" w:hAnsi="Calibri" w:cs="Tahoma"/>
-          <w:kern w:val="0"/>
-          <w:sz w:val="12"/>
-          <w:lang w:eastAsia="zh-CN"/>
-        </w:rPr>
-        <w:tab/>
-      </w:r>
-      <w:r>
-        <w:rPr>
-          <w:rFonts w:ascii="Calibri" w:eastAsia="Tahoma" w:hAnsi="Calibri" w:cs="Tahoma"/>
-          <w:kern w:val="0"/>
-          <w:sz w:val="12"/>
-          <w:lang w:eastAsia="zh-CN"/>
-        </w:rPr>
-        <w:tab/>
-      </w:r>
-      <w:r>
-        <w:rPr>
-          <w:rFonts w:ascii="Calibri" w:eastAsia="Tahoma" w:hAnsi="Calibri" w:cs="Tahoma"/>
-          <w:kern w:val="0"/>
-          <w:sz w:val="12"/>
-          <w:lang w:eastAsia="zh-CN"/>
-        </w:rPr>
-        <w:tab/>
-      </w:r>
-      <w:r>
-        <w:rPr>
-          <w:rFonts w:ascii="Calibri" w:hAnsi="Calibri" w:cs="Tahoma"/>
-          <w:kern w:val="0"/>
-          <w:sz w:val="12"/>
-          <w:lang w:eastAsia="zh-CN"/>
-        </w:rPr>
-        <w:t xml:space="preserve"> </w:t>
       </w:r>
     </w:p>
     <w:p>
       <w:pPr>
+        <w:tabs>
+          <w:tab w:pos="6237" w:val="left"/>
+        </w:tabs>
         <w:suppressAutoHyphens/>
         <w:spacing w:line="240" w:lineRule="auto"/>
-        <w:ind w:left="4536"/>
+        <w:ind w:left="3402"/>
         <w:jc w:val="left"/>
         <w:rPr>
           <w:rFonts w:ascii="Bahnschrift SemiBold" w:hAnsi="Bahnschrift SemiBold"/>
@@ -3222,186 +3311,80 @@
       </w:pPr>
       <w:r>
         <w:rPr>
-          <w:rFonts w:ascii="Calibri" w:hAnsi="Calibri" w:cs="Tahoma"/>
-          <w:b w:val="0"/>
-          <w:kern w:val="0"/>
-          <w:sz w:val="20"/>
-          <w:u w:val="none"/>
-          <w:lang w:eastAsia="zh-CN"/>
-        </w:rPr>
-        <w:t>Kierownik</w:t>
-      </w:r>
-      <w:r>
-        <w:rPr>
-          <w:rFonts w:ascii="Calibri" w:hAnsi="Calibri" w:cs="Tahoma"/>
-          <w:b w:val="0"/>
-          <w:kern w:val="0"/>
-          <w:sz w:val="20"/>
-          <w:u w:val="none"/>
-          <w:lang w:eastAsia="zh-CN"/>
-        </w:rPr>
-        <w:t xml:space="preserve"> prac geodezyjnych</w:t>
-      </w:r>
-      <w:r>
-        <w:rPr>
-          <w:rFonts w:ascii="Calibri" w:hAnsi="Calibri" w:cs="Tahoma"/>
-          <w:b w:val="0"/>
-          <w:kern w:val="0"/>
-          <w:sz w:val="20"/>
-          <w:u w:val="none"/>
-          <w:lang w:eastAsia="zh-CN"/>
-        </w:rPr>
-        <w:t>:</w:t>
-      </w:r>
-      <w:r>
-        <w:rPr>
-          <w:rFonts w:ascii="Calibri" w:hAnsi="Calibri" w:cs="Tahoma"/>
-          <w:b w:val="0"/>
-          <w:kern w:val="0"/>
-          <w:sz w:val="20"/>
-          <w:u w:val="none"/>
-          <w:lang w:eastAsia="zh-CN"/>
-        </w:rPr>
-        <w:tab/>
-      </w:r>
-      <w:r>
-        <w:rPr>
-          <w:rFonts w:ascii="Calibri" w:hAnsi="Calibri" w:cs="Tahoma"/>
-          <w:b w:val="0"/>
+          <w:rFonts w:cs="Tahoma" w:ascii="Calibri" w:hAnsi="Calibri"/>
           <w:kern w:val="0"/>
           <w:sz w:val="20"/>
           <w:szCs w:val="16"/>
           <w:u w:val="none"/>
           <w:lang w:eastAsia="zh-CN"/>
         </w:rPr>
-        <w:t>Jakub Stania, 23266 (1,2,3,4)</w:t>
-      </w:r>
-    </w:p>
-    <w:p>
-      <w:pPr>
-        <w:suppressAutoHyphens/>
-        <w:spacing w:line="240" w:lineRule="auto"/>
-        <w:jc w:val="left"/>
-        <w:rPr>
-          <w:rFonts w:ascii="Bahnschrift SemiBold" w:hAnsi="Bahnschrift SemiBold" w:cs="Tahoma"/>
-          <w:kern w:val="0"/>
-          <w:sz w:val="16"/>
-          <w:lang w:eastAsia="zh-CN"/>
-        </w:rPr>
-      </w:pPr>
-      <w:r>
-        <w:rPr>
-          <w:rFonts w:ascii="Calibri" w:eastAsia="Tahoma" w:hAnsi="Calibri" w:cs="Tahoma"/>
-          <w:kern w:val="0"/>
-          <w:sz w:val="12"/>
-          <w:lang w:eastAsia="zh-CN"/>
-        </w:rPr>
-        <w:t xml:space="preserve">                    </w:t>
-      </w:r>
-      <w:r>
-        <w:rPr>
-          <w:rFonts w:ascii="Calibri" w:eastAsia="Tahoma" w:hAnsi="Calibri" w:cs="Tahoma"/>
-          <w:kern w:val="0"/>
-          <w:sz w:val="12"/>
+        <w:t xml:space="preserve">Data sporządzenia: </w:t>
+      </w:r>
+      <w:r>
+        <w:rPr>
+          <w:rFonts w:cs="Tahoma" w:ascii="Calibri" w:hAnsi="Calibri"/>
+          <w:kern w:val="0"/>
+          <w:sz w:val="20"/>
+          <w:szCs w:val="16"/>
+          <w:u w:val="none"/>
           <w:lang w:eastAsia="zh-CN"/>
         </w:rPr>
         <w:tab/>
       </w:r>
       <w:r>
         <w:rPr>
-          <w:rFonts w:ascii="Calibri" w:eastAsia="Tahoma" w:hAnsi="Calibri" w:cs="Tahoma"/>
-          <w:kern w:val="0"/>
-          <w:sz w:val="12"/>
-          <w:lang w:eastAsia="zh-CN"/>
-        </w:rPr>
-        <w:tab/>
-      </w:r>
-    </w:p>
-    <w:p>
-      <w:pPr>
-        <w:suppressAutoHyphens/>
-        <w:spacing w:line="240" w:lineRule="auto"/>
-        <w:ind w:left="4536"/>
-        <w:jc w:val="left"/>
-        <w:rPr>
-          <w:rFonts w:ascii="Bahnschrift SemiBold" w:hAnsi="Bahnschrift SemiBold"/>
-          <w:kern w:val="0"/>
-          <w:sz w:val="24"/>
-          <w:lang w:eastAsia="zh-CN"/>
-        </w:rPr>
-      </w:pPr>
-      <w:r>
-        <w:rPr>
-          <w:rFonts w:ascii="Calibri" w:hAnsi="Calibri" w:cs="Tahoma"/>
-          <w:b w:val="0"/>
+          <w:rFonts w:cs="Tahoma" w:ascii="Calibri" w:hAnsi="Calibri"/>
           <w:kern w:val="0"/>
           <w:sz w:val="20"/>
+          <w:szCs w:val="16"/>
           <w:u w:val="none"/>
           <w:lang w:eastAsia="zh-CN"/>
         </w:rPr>
-        <w:t xml:space="preserve">Data sporządzenia: </w:t>
-      </w:r>
-      <w:r>
-        <w:rPr>
-          <w:rFonts w:ascii="Calibri" w:hAnsi="Calibri" w:cs="Tahoma"/>
-          <w:b w:val="0"/>
+      </w:r>
+      <w:r>
+        <w:rPr>
+          <w:rFonts w:cs="Tahoma" w:ascii="Calibri" w:hAnsi="Calibri"/>
+          <w:b/>
+          <w:bCs/>
           <w:kern w:val="0"/>
           <w:sz w:val="20"/>
+          <w:szCs w:val="16"/>
           <w:u w:val="none"/>
           <w:lang w:eastAsia="zh-CN"/>
         </w:rPr>
-        <w:tab/>
-      </w:r>
-      <w:r>
-        <w:rPr>
-          <w:rFonts w:ascii="Calibri" w:hAnsi="Calibri" w:cs="Tahoma"/>
-          <w:b w:val="0"/>
+        <w:t xml:space="preserve">{{ </w:t>
+      </w:r>
+      <w:proofErr w:type="spellStart"/>
+      <w:r>
+        <w:rPr>
+          <w:rFonts w:cs="Tahoma" w:ascii="Calibri" w:hAnsi="Calibri"/>
+          <w:b/>
+          <w:bCs/>
           <w:kern w:val="0"/>
           <w:sz w:val="20"/>
+          <w:szCs w:val="16"/>
           <w:u w:val="none"/>
           <w:lang w:eastAsia="zh-CN"/>
         </w:rPr>
-        <w:t xml:space="preserve">{{ </w:t>
-      </w:r>
-      <w:proofErr w:type="spellStart"/>
-      <w:r>
-        <w:rPr>
-          <w:rFonts w:ascii="Calibri" w:hAnsi="Calibri" w:cs="Tahoma"/>
-          <w:b w:val="0"/>
+        <w:t>data_zakonczenia</w:t>
+      </w:r>
+      <w:proofErr w:type="spellEnd"/>
+      <w:r>
+        <w:rPr>
+          <w:rFonts w:cs="Tahoma" w:ascii="Calibri" w:hAnsi="Calibri"/>
+          <w:b/>
+          <w:bCs/>
           <w:kern w:val="0"/>
           <w:sz w:val="20"/>
+          <w:szCs w:val="16"/>
           <w:u w:val="none"/>
           <w:lang w:eastAsia="zh-CN"/>
         </w:rPr>
-        <w:t>data_zakonczenia</w:t>
-      </w:r>
-      <w:proofErr w:type="spellEnd"/>
-      <w:r>
-        <w:rPr>
-          <w:rFonts w:ascii="Calibri" w:hAnsi="Calibri" w:cs="Tahoma"/>
-          <w:b w:val="0"/>
-          <w:kern w:val="0"/>
-          <w:sz w:val="20"/>
-          <w:u w:val="none"/>
-          <w:lang w:eastAsia="zh-CN"/>
-        </w:rPr>
-        <w:t xml:space="preserve"> }</w:t>
-      </w:r>
-      <w:r>
-        <w:rPr>
-          <w:rFonts w:ascii="Calibri" w:hAnsi="Calibri" w:cs="Tahoma"/>
-          <w:b w:val="0"/>
-          <w:kern w:val="0"/>
-          <w:sz w:val="20"/>
-          <w:u w:val="none"/>
-          <w:lang w:eastAsia="zh-CN"/>
-        </w:rPr>
-        <w:t>}</w:t>
-      </w:r>
-      <w:r>
-        <w:rPr>
-          <w:rFonts w:ascii="Calibri" w:hAnsi="Calibri" w:cs="Tahoma"/>
-          <w:b w:val="0"/>
+        <w:t xml:space="preserve"> }}</w:t>
+      </w:r>
+      <w:r>
+        <w:rPr>
+          <w:rFonts w:cs="Tahoma" w:ascii="Calibri" w:hAnsi="Calibri"/>
           <w:kern w:val="0"/>
           <w:sz w:val="20"/>
           <w:u w:val="none"/>
@@ -3944,7 +3927,7 @@
       </w:pPr>
     </w:lvl>
   </w:abstractNum>
-  <w:abstractNum w:abstractNumId="2" w15:restartNumberingAfterBreak="0">
+  <w:abstractNum w:abstractNumId="1" w15:restartNumberingAfterBreak="0">
     <w:nsid w:val="15E35979"/>
     <w:multiLevelType w:val="hybridMultilevel"/>
     <w:tmpl w:val="E462464A"/>
@@ -4060,7 +4043,7 @@
       </w:pPr>
     </w:lvl>
   </w:abstractNum>
-  <w:abstractNum w:abstractNumId="3" w15:restartNumberingAfterBreak="0">
+  <w:abstractNum w:abstractNumId="2" w15:restartNumberingAfterBreak="0">
     <w:nsid w:val="20D53B4A"/>
     <w:multiLevelType w:val="hybridMultilevel"/>
     <w:tmpl w:val="90E87BD8"/>
@@ -4146,7 +4129,7 @@
       </w:pPr>
     </w:lvl>
   </w:abstractNum>
-  <w:abstractNum w:abstractNumId="4" w15:restartNumberingAfterBreak="0">
+  <w:abstractNum w:abstractNumId="3" w15:restartNumberingAfterBreak="0">
     <w:nsid w:val="455516B2"/>
     <w:multiLevelType w:val="hybridMultilevel"/>
     <w:tmpl w:val="FFE6E9AE"/>
@@ -4259,7 +4242,7 @@
       </w:rPr>
     </w:lvl>
   </w:abstractNum>
-  <w:abstractNum w:abstractNumId="5" w15:restartNumberingAfterBreak="0">
+  <w:abstractNum w:abstractNumId="4" w15:restartNumberingAfterBreak="0">
     <w:nsid w:val="59B00A03"/>
     <w:multiLevelType w:val="hybridMultilevel"/>
     <w:tmpl w:val="D9C4D5E4"/>
@@ -4348,7 +4331,7 @@
       </w:pPr>
     </w:lvl>
   </w:abstractNum>
-  <w:abstractNum w:abstractNumId="6" w15:restartNumberingAfterBreak="0">
+  <w:abstractNum w:abstractNumId="5" w15:restartNumberingAfterBreak="0">
     <w:nsid w:val="61787E06"/>
     <w:multiLevelType w:val="hybridMultilevel"/>
     <w:tmpl w:val="6FA476A0"/>
@@ -4437,7 +4420,7 @@
       </w:pPr>
     </w:lvl>
   </w:abstractNum>
-  <w:abstractNum w:abstractNumId="7" w15:restartNumberingAfterBreak="0">
+  <w:abstractNum w:abstractNumId="6" w15:restartNumberingAfterBreak="0">
     <w:nsid w:val="63FC79B5"/>
     <w:multiLevelType w:val="hybridMultilevel"/>
     <w:tmpl w:val="A83A3D90"/>
@@ -4528,7 +4511,7 @@
       </w:pPr>
     </w:lvl>
   </w:abstractNum>
-  <w:abstractNum w:abstractNumId="8" w15:restartNumberingAfterBreak="0">
+  <w:abstractNum w:abstractNumId="7" w15:restartNumberingAfterBreak="0">
     <w:nsid w:val="69A36EC3"/>
     <w:multiLevelType w:val="hybridMultilevel"/>
     <w:tmpl w:val="93F0E0BC"/>
@@ -4641,7 +4624,7 @@
       </w:pPr>
     </w:lvl>
   </w:abstractNum>
-  <w:abstractNum w:abstractNumId="9" w15:restartNumberingAfterBreak="0">
+  <w:abstractNum w:abstractNumId="8" w15:restartNumberingAfterBreak="0">
     <w:nsid w:val="7B750246"/>
     <w:multiLevelType w:val="multilevel"/>
     <w:tmpl w:val="338E3DB0"/>
@@ -4787,7 +4770,7 @@
       </w:rPr>
     </w:lvl>
   </w:abstractNum>
-  <w:abstractNum w:abstractNumId="10" w15:restartNumberingAfterBreak="0">
+  <w:abstractNum w:abstractNumId="9" w15:restartNumberingAfterBreak="0">
     <w:nsid w:val="7CAB0CD8"/>
     <w:multiLevelType w:val="hybridMultilevel"/>
     <w:tmpl w:val="C888C3A4"/>
@@ -4946,10 +4929,10 @@
     <w:abstractNumId w:val="0"/>
   </w:num>
   <w:num w:numId="25" w16cid:durableId="1057975702">
-    <w:abstractNumId w:val="9"/>
+    <w:abstractNumId w:val="8"/>
   </w:num>
-  <w:num w:numId="29" w16cid:durableId="760879993">
-    <w:abstractNumId w:val="8"/>
+  <w:num w:numId="26" w16cid:durableId="760879993">
+    <w:abstractNumId w:val="7"/>
     <w:lvlOverride w:ilvl="0">
       <w:startOverride w:val="1"/>
     </w:lvlOverride>
@@ -4978,8 +4961,8 @@
       <w:startOverride w:val="1"/>
     </w:lvlOverride>
   </w:num>
-  <w:num w:numId="30" w16cid:durableId="892617139">
-    <w:abstractNumId w:val="4"/>
+  <w:num w:numId="27" w16cid:durableId="892617139">
+    <w:abstractNumId w:val="3"/>
     <w:lvlOverride w:ilvl="0">
       <w:startOverride w:val="1"/>
     </w:lvlOverride>
@@ -5008,23 +4991,23 @@
       <w:startOverride w:val="1"/>
     </w:lvlOverride>
   </w:num>
-  <w:num w:numId="31" w16cid:durableId="869495801">
+  <w:num w:numId="28" w16cid:durableId="869495801">
+    <w:abstractNumId w:val="1"/>
+  </w:num>
+  <w:num w:numId="29" w16cid:durableId="1618948704">
+    <w:abstractNumId w:val="6"/>
+  </w:num>
+  <w:num w:numId="30" w16cid:durableId="1215044999">
+    <w:abstractNumId w:val="4"/>
+  </w:num>
+  <w:num w:numId="31" w16cid:durableId="2069838153">
+    <w:abstractNumId w:val="5"/>
+  </w:num>
+  <w:num w:numId="32" w16cid:durableId="1872062098">
     <w:abstractNumId w:val="2"/>
   </w:num>
-  <w:num w:numId="32" w16cid:durableId="1618948704">
-    <w:abstractNumId w:val="7"/>
-  </w:num>
-  <w:num w:numId="33" w16cid:durableId="1215044999">
-    <w:abstractNumId w:val="5"/>
-  </w:num>
-  <w:num w:numId="34" w16cid:durableId="2069838153">
-    <w:abstractNumId w:val="6"/>
-  </w:num>
-  <w:num w:numId="35" w16cid:durableId="1872062098">
-    <w:abstractNumId w:val="3"/>
-  </w:num>
-  <w:num w:numId="36" w16cid:durableId="1213036020">
-    <w:abstractNumId w:val="10"/>
+  <w:num w:numId="33" w16cid:durableId="1213036020">
+    <w:abstractNumId w:val="9"/>
   </w:num>
 </w:numbering>
 </file>
@@ -5058,6 +5041,50 @@
     <w:lsdException w:name="Subtitle" w:qFormat="1"/>
     <w:lsdException w:name="Strong" w:qFormat="1"/>
     <w:lsdException w:name="Emphasis" w:qFormat="1"/>
+    <w:lsdException w:name="Normal Table" w:semiHidden="1" w:unhideWhenUsed="1"/>
+    <w:lsdException w:name="Table Simple 1" w:semiHidden="1" w:unhideWhenUsed="1"/>
+    <w:lsdException w:name="Table Simple 2" w:semiHidden="1" w:unhideWhenUsed="1"/>
+    <w:lsdException w:name="Table Simple 3" w:semiHidden="1" w:unhideWhenUsed="1"/>
+    <w:lsdException w:name="Table Classic 1" w:semiHidden="1" w:unhideWhenUsed="1"/>
+    <w:lsdException w:name="Table Classic 2" w:semiHidden="1" w:unhideWhenUsed="1"/>
+    <w:lsdException w:name="Table Classic 3" w:semiHidden="1" w:unhideWhenUsed="1"/>
+    <w:lsdException w:name="Table Classic 4" w:semiHidden="1" w:unhideWhenUsed="1"/>
+    <w:lsdException w:name="Table Colorful 1" w:semiHidden="1" w:unhideWhenUsed="1"/>
+    <w:lsdException w:name="Table Colorful 2" w:semiHidden="1" w:unhideWhenUsed="1"/>
+    <w:lsdException w:name="Table Colorful 3" w:semiHidden="1" w:unhideWhenUsed="1"/>
+    <w:lsdException w:name="Table Columns 1" w:semiHidden="1" w:unhideWhenUsed="1"/>
+    <w:lsdException w:name="Table Columns 2" w:semiHidden="1" w:unhideWhenUsed="1"/>
+    <w:lsdException w:name="Table Columns 3" w:semiHidden="1" w:unhideWhenUsed="1"/>
+    <w:lsdException w:name="Table Columns 4" w:semiHidden="1" w:unhideWhenUsed="1"/>
+    <w:lsdException w:name="Table Columns 5" w:semiHidden="1" w:unhideWhenUsed="1"/>
+    <w:lsdException w:name="Table Grid 1" w:semiHidden="1" w:unhideWhenUsed="1"/>
+    <w:lsdException w:name="Table Grid 2" w:semiHidden="1" w:unhideWhenUsed="1"/>
+    <w:lsdException w:name="Table Grid 3" w:semiHidden="1" w:unhideWhenUsed="1"/>
+    <w:lsdException w:name="Table Grid 4" w:semiHidden="1" w:unhideWhenUsed="1"/>
+    <w:lsdException w:name="Table Grid 5" w:semiHidden="1" w:unhideWhenUsed="1"/>
+    <w:lsdException w:name="Table Grid 6" w:semiHidden="1" w:unhideWhenUsed="1"/>
+    <w:lsdException w:name="Table Grid 7" w:semiHidden="1" w:unhideWhenUsed="1"/>
+    <w:lsdException w:name="Table Grid 8" w:semiHidden="1" w:unhideWhenUsed="1"/>
+    <w:lsdException w:name="Table List 1" w:semiHidden="1" w:unhideWhenUsed="1"/>
+    <w:lsdException w:name="Table List 2" w:semiHidden="1" w:unhideWhenUsed="1"/>
+    <w:lsdException w:name="Table List 3" w:semiHidden="1" w:unhideWhenUsed="1"/>
+    <w:lsdException w:name="Table List 4" w:semiHidden="1" w:unhideWhenUsed="1"/>
+    <w:lsdException w:name="Table List 5" w:semiHidden="1" w:unhideWhenUsed="1"/>
+    <w:lsdException w:name="Table List 6" w:semiHidden="1" w:unhideWhenUsed="1"/>
+    <w:lsdException w:name="Table List 7" w:semiHidden="1" w:unhideWhenUsed="1"/>
+    <w:lsdException w:name="Table List 8" w:semiHidden="1" w:unhideWhenUsed="1"/>
+    <w:lsdException w:name="Table 3D effects 1" w:semiHidden="1" w:unhideWhenUsed="1"/>
+    <w:lsdException w:name="Table 3D effects 2" w:semiHidden="1" w:unhideWhenUsed="1"/>
+    <w:lsdException w:name="Table 3D effects 3" w:semiHidden="1" w:unhideWhenUsed="1"/>
+    <w:lsdException w:name="Table Contemporary" w:semiHidden="1" w:unhideWhenUsed="1"/>
+    <w:lsdException w:name="Table Elegant" w:semiHidden="1" w:unhideWhenUsed="1"/>
+    <w:lsdException w:name="Table Professional" w:semiHidden="1" w:unhideWhenUsed="1"/>
+    <w:lsdException w:name="Table Subtle 1" w:semiHidden="1" w:unhideWhenUsed="1"/>
+    <w:lsdException w:name="Table Subtle 2" w:semiHidden="1" w:unhideWhenUsed="1"/>
+    <w:lsdException w:name="Table Web 1" w:semiHidden="1" w:unhideWhenUsed="1"/>
+    <w:lsdException w:name="Table Web 2" w:semiHidden="1" w:unhideWhenUsed="1"/>
+    <w:lsdException w:name="Table Web 3" w:semiHidden="1" w:unhideWhenUsed="1"/>
+    <w:lsdException w:name="Table Theme" w:semiHidden="1" w:unhideWhenUsed="1"/>
     <w:lsdException w:name="Placeholder Text" w:semiHidden="1" w:uiPriority="99"/>
     <w:lsdException w:name="No Spacing" w:uiPriority="1" w:qFormat="1"/>
     <w:lsdException w:name="Light Shading" w:uiPriority="60"/>
@@ -5454,11 +5481,15 @@
   </w:style>
   <w:style w:type="character" w:default="1" w:styleId="Domylnaczcionkaakapitu">
     <w:name w:val="Default Paragraph Font"/>
+    <w:uiPriority w:val="1"/>
     <w:semiHidden/>
+    <w:unhideWhenUsed/>
   </w:style>
   <w:style w:type="table" w:default="1" w:styleId="Standardowy">
     <w:name w:val="Normal Table"/>
+    <w:uiPriority w:val="99"/>
     <w:semiHidden/>
+    <w:unhideWhenUsed/>
     <w:tblPr>
       <w:tblInd w:w="0" w:type="dxa"/>
       <w:tblCellMar>
@@ -5471,7 +5502,9 @@
   </w:style>
   <w:style w:type="numbering" w:default="1" w:styleId="Bezlisty">
     <w:name w:val="No List"/>
+    <w:uiPriority w:val="99"/>
     <w:semiHidden/>
+    <w:unhideWhenUsed/>
   </w:style>
   <w:style w:type="paragraph" w:styleId="Spistreci1">
     <w:name w:val="toc 1"/>
@@ -5528,7 +5561,6 @@
     </w:pPr>
     <w:rPr>
       <w:noProof/>
-      <w:sz w:val="20"/>
     </w:rPr>
   </w:style>
   <w:style w:type="paragraph" w:styleId="Spistreci4">
@@ -5645,9 +5677,6 @@
       </w:tabs>
       <w:spacing w:before="120"/>
     </w:pPr>
-    <w:rPr>
-      <w:sz w:val="20"/>
-    </w:rPr>
   </w:style>
   <w:style w:type="character" w:styleId="Numerstrony">
     <w:name w:val="page number"/>
@@ -5705,8 +5734,6 @@
     <w:rPr>
       <w:rFonts w:ascii="Arial" w:hAnsi="Arial"/>
       <w:kern w:val="0"/>
-      <w:sz w:val="20"/>
-      <w:lang w:eastAsia="pl-PL"/>
     </w:rPr>
   </w:style>
   <w:style w:type="character" w:styleId="Hipercze">
@@ -5729,8 +5756,6 @@
     <w:rPr>
       <w:rFonts w:ascii="Arial" w:hAnsi="Arial"/>
       <w:kern w:val="0"/>
-      <w:sz w:val="20"/>
-      <w:lang w:eastAsia="pl-PL"/>
     </w:rPr>
   </w:style>
   <w:style w:type="paragraph" w:customStyle="1" w:styleId="WW-Tekstpodstawowy3">
@@ -5745,7 +5770,6 @@
       <w:rFonts w:ascii="Times New Roman" w:hAnsi="Times New Roman"/>
       <w:kern w:val="0"/>
       <w:sz w:val="24"/>
-      <w:lang w:eastAsia="pl-PL"/>
     </w:rPr>
   </w:style>
   <w:style w:type="table" w:customStyle="1" w:styleId="Tabela">
@@ -5807,16 +5831,16 @@
       <w:sz w:val="32"/>
     </w:rPr>
   </w:style>
-  <w:style w:type="paragraph" w:customStyle="1" w:styleId="NormalTable">
-    <w:name w:val="Normal Table"/>
+  <w:style w:type="paragraph" w:customStyle="1" w:styleId="Standardowy1">
+    <w:name w:val="Standardowy1"/>
     <w:rsid w:val="00D5248E"/>
     <w:rPr>
       <w:sz w:val="24"/>
       <w:szCs w:val="24"/>
     </w:rPr>
   </w:style>
-  <w:style w:type="paragraph" w:customStyle="1" w:styleId="NoSpacing">
-    <w:name w:val="No Spacing"/>
+  <w:style w:type="paragraph" w:customStyle="1" w:styleId="Bezodstpw1">
+    <w:name w:val="Bez odstępów1"/>
     <w:rsid w:val="00D7751F"/>
     <w:rPr>
       <w:rFonts w:ascii="Calibri" w:hAnsi="Calibri" w:cs="Calibri"/>
@@ -5834,8 +5858,8 @@
       <w:bCs/>
     </w:rPr>
   </w:style>
-  <w:style w:type="paragraph" w:customStyle="1" w:styleId="ListParagraph">
-    <w:name w:val="List Paragraph"/>
+  <w:style w:type="paragraph" w:customStyle="1" w:styleId="Akapitzlist1">
+    <w:name w:val="Akapit z listą1"/>
     <w:basedOn w:val="Normalny"/>
     <w:rsid w:val="008E4A65"/>
     <w:pPr>

--- a/szablony/wykaz_zmian_budynku_wzor.docx
+++ b/szablony/wykaz_zmian_budynku_wzor.docx
@@ -225,10 +225,11 @@
     <w:p>
       <w:pPr>
         <w:tabs>
-          <w:tab w:val="left" w:pos="2835"/>
+          <w:tab w:pos="3781" w:val="left"/>
         </w:tabs>
         <w:suppressAutoHyphens/>
         <w:spacing w:line="240" w:lineRule="auto"/>
+        <w:ind w:left="0"/>
         <w:jc w:val="left"/>
         <w:rPr>
           <w:rFonts w:ascii="Bahnschrift SemiBold" w:hAnsi="Bahnschrift SemiBold"/>
@@ -299,11 +300,11 @@
     <w:p>
       <w:pPr>
         <w:tabs>
-          <w:tab w:val="left" w:pos="2835"/>
-          <w:tab w:pos="2835" w:val="left"/>
+          <w:tab w:pos="3781" w:val="left"/>
         </w:tabs>
         <w:suppressAutoHyphens/>
         <w:spacing w:line="240" w:lineRule="auto"/>
+        <w:ind w:left="0"/>
         <w:jc w:val="left"/>
         <w:rPr>
           <w:rFonts w:ascii="Bahnschrift SemiBold" w:hAnsi="Bahnschrift SemiBold" w:cs="Tahoma"/>
@@ -441,11 +442,11 @@
     <w:p>
       <w:pPr>
         <w:tabs>
-          <w:tab w:val="left" w:pos="2835"/>
-          <w:tab w:pos="2835" w:val="left"/>
+          <w:tab w:pos="3781" w:val="left"/>
         </w:tabs>
         <w:suppressAutoHyphens/>
         <w:spacing w:line="240" w:lineRule="auto"/>
+        <w:ind w:left="0"/>
         <w:jc w:val="left"/>
         <w:rPr>
           <w:rFonts w:ascii="Bahnschrift SemiBold" w:hAnsi="Bahnschrift SemiBold" w:cs="Tahoma"/>
@@ -3025,7 +3026,7 @@
     <w:p>
       <w:pPr>
         <w:tabs>
-          <w:tab w:pos="6237" w:val="left"/>
+          <w:tab w:pos="6085" w:val="left"/>
         </w:tabs>
         <w:suppressAutoHyphens/>
         <w:spacing w:line="240" w:lineRule="auto"/>
@@ -3153,9 +3154,12 @@
     </w:p>
     <w:p>
       <w:pPr>
+        <w:tabs>
+          <w:tab w:pos="6085" w:val="left"/>
+        </w:tabs>
         <w:suppressAutoHyphens/>
         <w:spacing w:line="240" w:lineRule="auto"/>
-        <w:ind w:left="6802" w:hanging="3400"/>
+        <w:ind w:left="3402"/>
         <w:jc w:val="left"/>
         <w:rPr>
           <w:rFonts w:ascii="Bahnschrift SemiBold" w:hAnsi="Bahnschrift SemiBold"/>
@@ -3296,7 +3300,7 @@
     <w:p>
       <w:pPr>
         <w:tabs>
-          <w:tab w:pos="6237" w:val="left"/>
+          <w:tab w:pos="6085" w:val="left"/>
         </w:tabs>
         <w:suppressAutoHyphens/>
         <w:spacing w:line="240" w:lineRule="auto"/>

--- a/szablony/wykaz_zmian_budynku_wzor.docx
+++ b/szablony/wykaz_zmian_budynku_wzor.docx
@@ -124,11 +124,8 @@
         <w:jc w:val="center"/>
         <w:rPr>
           <w:rFonts w:ascii="Bahnschrift SemiBold" w:hAnsi="Bahnschrift SemiBold" w:cs="Tahoma"/>
-          <w:b/>
-          <w:kern w:val="0"/>
-          <w:sz w:val="24"/>
-          <w:szCs w:val="24"/>
-          <w:u w:val="single"/>
+          <w:kern w:val="0"/>
+          <w:sz w:val="16"/>
           <w:lang w:eastAsia="zh-CN"/>
         </w:rPr>
       </w:pPr>
@@ -176,19 +173,6 @@
       <w:pPr>
         <w:suppressAutoHyphens/>
         <w:spacing w:line="240" w:lineRule="auto"/>
-        <w:jc w:val="center"/>
-        <w:rPr>
-          <w:rFonts w:ascii="Bahnschrift SemiBold" w:hAnsi="Bahnschrift SemiBold" w:cs="Tahoma"/>
-          <w:kern w:val="0"/>
-          <w:sz w:val="16"/>
-          <w:lang w:eastAsia="zh-CN"/>
-        </w:rPr>
-      </w:pPr>
-    </w:p>
-    <w:p>
-      <w:pPr>
-        <w:suppressAutoHyphens/>
-        <w:spacing w:line="240" w:lineRule="auto"/>
         <w:rPr>
           <w:rFonts w:ascii="Bahnschrift SemiBold" w:hAnsi="Bahnschrift SemiBold" w:cs="Tahoma"/>
           <w:kern w:val="0"/>
@@ -225,11 +209,10 @@
     <w:p>
       <w:pPr>
         <w:tabs>
-          <w:tab w:pos="3781" w:val="left"/>
+          <w:tab w:val="left" w:pos="3781"/>
         </w:tabs>
         <w:suppressAutoHyphens/>
         <w:spacing w:line="240" w:lineRule="auto"/>
-        <w:ind w:left="0"/>
         <w:jc w:val="left"/>
         <w:rPr>
           <w:rFonts w:ascii="Bahnschrift SemiBold" w:hAnsi="Bahnschrift SemiBold"/>
@@ -300,11 +283,10 @@
     <w:p>
       <w:pPr>
         <w:tabs>
-          <w:tab w:pos="3781" w:val="left"/>
+          <w:tab w:val="left" w:pos="3781"/>
         </w:tabs>
         <w:suppressAutoHyphens/>
         <w:spacing w:line="240" w:lineRule="auto"/>
-        <w:ind w:left="0"/>
         <w:jc w:val="left"/>
         <w:rPr>
           <w:rFonts w:ascii="Bahnschrift SemiBold" w:hAnsi="Bahnschrift SemiBold" w:cs="Tahoma"/>
@@ -359,24 +341,6 @@
       <w:r>
         <w:rPr>
           <w:rFonts w:cs="Tahoma" w:ascii="Calibri" w:hAnsi="Calibri"/>
-          <w:kern w:val="0"/>
-          <w:sz w:val="20"/>
-          <w:u w:val="none"/>
-          <w:lang w:eastAsia="zh-CN"/>
-        </w:rPr>
-      </w:r>
-      <w:r>
-        <w:rPr>
-          <w:rFonts w:cs="Tahoma" w:ascii="Calibri" w:hAnsi="Calibri"/>
-          <w:kern w:val="0"/>
-          <w:sz w:val="20"/>
-          <w:u w:val="none"/>
-          <w:lang w:eastAsia="zh-CN"/>
-        </w:rPr>
-      </w:r>
-      <w:r>
-        <w:rPr>
-          <w:rFonts w:cs="Tahoma" w:ascii="Calibri" w:hAnsi="Calibri"/>
           <w:b/>
           <w:bCs/>
           <w:kern w:val="0"/>
@@ -442,17 +406,16 @@
     <w:p>
       <w:pPr>
         <w:tabs>
-          <w:tab w:pos="3781" w:val="left"/>
+          <w:tab w:val="left" w:pos="3781"/>
         </w:tabs>
         <w:suppressAutoHyphens/>
         <w:spacing w:line="240" w:lineRule="auto"/>
-        <w:ind w:left="0"/>
         <w:jc w:val="left"/>
         <w:rPr>
-          <w:rFonts w:ascii="Bahnschrift SemiBold" w:hAnsi="Bahnschrift SemiBold" w:cs="Tahoma"/>
+          <w:rFonts w:cs="Tahoma"/>
           <w:b/>
-          <w:kern w:val="0"/>
-          <w:sz w:val="16"/>
+          <w:bCs/>
+          <w:kern w:val="0"/>
           <w:lang w:eastAsia="zh-CN"/>
         </w:rPr>
       </w:pPr>
@@ -501,24 +464,6 @@
       <w:r>
         <w:rPr>
           <w:rFonts w:cs="Tahoma" w:ascii="Calibri" w:hAnsi="Calibri"/>
-          <w:kern w:val="0"/>
-          <w:sz w:val="20"/>
-          <w:u w:val="none"/>
-          <w:lang w:eastAsia="zh-CN"/>
-        </w:rPr>
-      </w:r>
-      <w:r>
-        <w:rPr>
-          <w:rFonts w:cs="Tahoma" w:ascii="Calibri" w:hAnsi="Calibri"/>
-          <w:kern w:val="0"/>
-          <w:sz w:val="20"/>
-          <w:u w:val="none"/>
-          <w:lang w:eastAsia="zh-CN"/>
-        </w:rPr>
-      </w:r>
-      <w:r>
-        <w:rPr>
-          <w:rFonts w:cs="Tahoma" w:ascii="Calibri" w:hAnsi="Calibri"/>
           <w:b/>
           <w:bCs/>
           <w:kern w:val="0"/>
@@ -580,6 +525,23 @@
         </w:rPr>
         <w:t xml:space="preserve"> }}</w:t>
       </w:r>
+    </w:p>
+    <w:p>
+      <w:pPr>
+        <w:tabs>
+          <w:tab w:val="left" w:pos="3781"/>
+        </w:tabs>
+        <w:suppressAutoHyphens/>
+        <w:spacing w:line="240" w:lineRule="auto"/>
+        <w:jc w:val="left"/>
+        <w:rPr>
+          <w:rFonts w:ascii="Bahnschrift SemiBold" w:hAnsi="Bahnschrift SemiBold" w:cs="Tahoma"/>
+          <w:b/>
+          <w:kern w:val="0"/>
+          <w:sz w:val="16"/>
+          <w:lang w:eastAsia="zh-CN"/>
+        </w:rPr>
+      </w:pPr>
     </w:p>
     <w:p>
       <w:pPr>
@@ -3026,7 +2988,7 @@
     <w:p>
       <w:pPr>
         <w:tabs>
-          <w:tab w:pos="6085" w:val="left"/>
+          <w:tab w:val="left" w:pos="6085"/>
         </w:tabs>
         <w:suppressAutoHyphens/>
         <w:spacing w:line="240" w:lineRule="auto"/>
@@ -3035,281 +2997,76 @@
         <w:rPr>
           <w:rFonts w:cs="Tahoma"/>
           <w:kern w:val="0"/>
-          <w:sz w:val="16"/>
           <w:szCs w:val="16"/>
           <w:lang w:eastAsia="zh-CN"/>
         </w:rPr>
       </w:pPr>
-      <w:r>
-        <w:rPr>
-          <w:rFonts w:cs="Tahoma" w:ascii="Calibri" w:hAnsi="Calibri"/>
-          <w:kern w:val="0"/>
-          <w:sz w:val="20"/>
-          <w:szCs w:val="16"/>
-          <w:u w:val="none"/>
-          <w:lang w:eastAsia="zh-CN"/>
-        </w:rPr>
-        <w:t xml:space="preserve">Sporządził:        </w:t>
-      </w:r>
-      <w:r>
-        <w:rPr>
-          <w:rFonts w:cs="Tahoma" w:ascii="Calibri" w:hAnsi="Calibri"/>
-          <w:kern w:val="0"/>
-          <w:sz w:val="20"/>
-          <w:szCs w:val="16"/>
-          <w:u w:val="none"/>
-          <w:lang w:eastAsia="zh-CN"/>
-        </w:rPr>
-        <w:tab/>
-      </w:r>
-      <w:r>
-        <w:rPr>
-          <w:rFonts w:cs="Tahoma" w:ascii="Calibri" w:hAnsi="Calibri"/>
-          <w:kern w:val="0"/>
-          <w:sz w:val="20"/>
-          <w:szCs w:val="16"/>
-          <w:u w:val="none"/>
-          <w:lang w:eastAsia="zh-CN"/>
-        </w:rPr>
-      </w:r>
-      <w:r>
-        <w:rPr>
-          <w:rFonts w:cs="Tahoma" w:ascii="Calibri" w:hAnsi="Calibri"/>
-          <w:kern w:val="0"/>
-          <w:sz w:val="20"/>
-          <w:szCs w:val="16"/>
-          <w:u w:val="none"/>
-          <w:lang w:eastAsia="zh-CN"/>
-        </w:rPr>
-      </w:r>
-      <w:r>
-        <w:rPr>
-          <w:rFonts w:cs="Tahoma" w:ascii="Calibri" w:hAnsi="Calibri"/>
-          <w:b/>
-          <w:bCs/>
-          <w:kern w:val="0"/>
-          <w:sz w:val="20"/>
-          <w:szCs w:val="16"/>
-          <w:u w:val="none"/>
-          <w:lang w:eastAsia="zh-CN"/>
-        </w:rPr>
-        <w:t>Jakub Stania</w:t>
-      </w:r>
-      <w:r>
-        <w:rPr>
-          <w:rFonts w:cs="Tahoma" w:ascii="Calibri" w:hAnsi="Calibri"/>
-          <w:kern w:val="0"/>
-          <w:sz w:val="20"/>
-          <w:szCs w:val="16"/>
-          <w:u w:val="none"/>
-          <w:lang w:eastAsia="zh-CN"/>
-        </w:rPr>
-        <w:t xml:space="preserve">            </w:t>
-      </w:r>
     </w:p>
     <w:p>
       <w:pPr>
-        <w:suppressAutoHyphens/>
-        <w:spacing w:line="240" w:lineRule="auto"/>
-        <w:ind w:left="3402"/>
-        <w:jc w:val="left"/>
-        <w:rPr>
-          <w:rFonts w:ascii="Bahnschrift SemiBold" w:hAnsi="Bahnschrift SemiBold"/>
-          <w:kern w:val="0"/>
-          <w:sz w:val="16"/>
-          <w:szCs w:val="16"/>
-          <w:lang w:eastAsia="zh-CN"/>
-        </w:rPr>
-      </w:pPr>
-      <w:r>
-        <w:rPr>
-          <w:rFonts w:eastAsia="Tahoma" w:cs="Tahoma" w:ascii="Calibri" w:hAnsi="Calibri"/>
-          <w:kern w:val="0"/>
-          <w:sz w:val="12"/>
-          <w:szCs w:val="16"/>
-          <w:lang w:eastAsia="zh-CN"/>
-        </w:rPr>
-        <w:tab/>
-      </w:r>
-      <w:r>
-        <w:rPr>
-          <w:rFonts w:eastAsia="Tahoma" w:cs="Tahoma" w:ascii="Calibri" w:hAnsi="Calibri"/>
-          <w:kern w:val="0"/>
-          <w:sz w:val="12"/>
-          <w:szCs w:val="16"/>
-          <w:lang w:eastAsia="zh-CN"/>
-        </w:rPr>
-        <w:tab/>
-      </w:r>
-      <w:r>
-        <w:rPr>
-          <w:rFonts w:cs="Tahoma" w:ascii="Calibri" w:hAnsi="Calibri"/>
-          <w:kern w:val="0"/>
-          <w:sz w:val="12"/>
-          <w:szCs w:val="16"/>
-          <w:lang w:eastAsia="zh-CN"/>
-        </w:rPr>
-        <w:t xml:space="preserve"> </w:t>
-      </w:r>
-    </w:p>
-    <w:p>
-      <w:pPr>
         <w:tabs>
-          <w:tab w:pos="6085" w:val="left"/>
+          <w:tab w:val="left" w:pos="6085"/>
         </w:tabs>
         <w:suppressAutoHyphens/>
         <w:spacing w:line="240" w:lineRule="auto"/>
         <w:ind w:left="3402"/>
         <w:jc w:val="left"/>
         <w:rPr>
-          <w:rFonts w:ascii="Bahnschrift SemiBold" w:hAnsi="Bahnschrift SemiBold"/>
-          <w:kern w:val="0"/>
-          <w:sz w:val="16"/>
+          <w:rFonts w:cs="Tahoma"/>
+          <w:kern w:val="0"/>
           <w:szCs w:val="16"/>
           <w:lang w:eastAsia="zh-CN"/>
         </w:rPr>
       </w:pPr>
-      <w:r>
-        <w:rPr>
-          <w:rFonts w:cs="Tahoma" w:ascii="Calibri" w:hAnsi="Calibri"/>
-          <w:kern w:val="0"/>
-          <w:sz w:val="20"/>
-          <w:szCs w:val="16"/>
-          <w:u w:val="none"/>
-          <w:lang w:eastAsia="zh-CN"/>
-        </w:rPr>
-        <w:t>Kierownik</w:t>
-      </w:r>
-      <w:r>
-        <w:rPr>
-          <w:rFonts w:cs="Tahoma" w:ascii="Calibri" w:hAnsi="Calibri"/>
-          <w:kern w:val="0"/>
-          <w:sz w:val="20"/>
-          <w:szCs w:val="16"/>
-          <w:u w:val="none"/>
-          <w:lang w:eastAsia="zh-CN"/>
-        </w:rPr>
-        <w:t xml:space="preserve"> prac geodezyjnych</w:t>
-      </w:r>
-      <w:r>
-        <w:rPr>
-          <w:rFonts w:cs="Tahoma" w:ascii="Calibri" w:hAnsi="Calibri"/>
-          <w:kern w:val="0"/>
-          <w:sz w:val="20"/>
-          <w:szCs w:val="16"/>
-          <w:u w:val="none"/>
-          <w:lang w:eastAsia="zh-CN"/>
-        </w:rPr>
-        <w:t>:</w:t>
-      </w:r>
-      <w:r>
-        <w:rPr>
-          <w:rFonts w:cs="Tahoma" w:ascii="Calibri" w:hAnsi="Calibri"/>
-          <w:kern w:val="0"/>
-          <w:sz w:val="20"/>
-          <w:szCs w:val="16"/>
-          <w:u w:val="none"/>
-          <w:lang w:eastAsia="zh-CN"/>
-        </w:rPr>
-        <w:tab/>
-      </w:r>
-      <w:r>
-        <w:rPr>
-          <w:rFonts w:cs="Tahoma" w:ascii="Calibri" w:hAnsi="Calibri"/>
-          <w:b/>
-          <w:bCs/>
-          <w:kern w:val="0"/>
-          <w:sz w:val="20"/>
-          <w:szCs w:val="16"/>
-          <w:u w:val="none"/>
-          <w:lang w:eastAsia="zh-CN"/>
-        </w:rPr>
-        <w:t>Jakub Stania, 23266</w:t>
-      </w:r>
-      <w:r>
-        <w:rPr>
-          <w:rFonts w:cs="Tahoma" w:ascii="Calibri" w:hAnsi="Calibri"/>
-          <w:b/>
-          <w:bCs/>
-          <w:kern w:val="0"/>
-          <w:sz w:val="20"/>
-          <w:szCs w:val="16"/>
-          <w:u w:val="none"/>
-          <w:lang w:eastAsia="zh-CN"/>
-        </w:rPr>
-        <w:t xml:space="preserve"> </w:t>
-      </w:r>
-      <w:r>
-        <w:rPr>
-          <w:rFonts w:cs="Tahoma" w:ascii="Calibri" w:hAnsi="Calibri"/>
-          <w:b/>
-          <w:bCs/>
-          <w:kern w:val="0"/>
-          <w:sz w:val="20"/>
-          <w:szCs w:val="16"/>
-          <w:u w:val="none"/>
-          <w:lang w:eastAsia="zh-CN"/>
-        </w:rPr>
-        <w:t>(1,2,3,4)</w:t>
-      </w:r>
     </w:p>
     <w:p>
       <w:pPr>
-        <w:suppressAutoHyphens/>
-        <w:spacing w:line="240" w:lineRule="auto"/>
-        <w:jc w:val="left"/>
-        <w:rPr>
-          <w:rFonts w:ascii="Bahnschrift SemiBold" w:hAnsi="Bahnschrift SemiBold" w:cs="Tahoma"/>
-          <w:kern w:val="0"/>
-          <w:sz w:val="16"/>
-          <w:szCs w:val="16"/>
-          <w:lang w:eastAsia="zh-CN"/>
-        </w:rPr>
-      </w:pPr>
-      <w:r>
-        <w:rPr>
-          <w:rFonts w:eastAsia="Tahoma" w:cs="Tahoma" w:ascii="Calibri" w:hAnsi="Calibri"/>
-          <w:kern w:val="0"/>
-          <w:sz w:val="12"/>
-          <w:szCs w:val="16"/>
-          <w:lang w:eastAsia="zh-CN"/>
-        </w:rPr>
-        <w:t xml:space="preserve">                    </w:t>
-      </w:r>
-      <w:r>
-        <w:rPr>
-          <w:rFonts w:eastAsia="Tahoma" w:cs="Tahoma" w:ascii="Calibri" w:hAnsi="Calibri"/>
-          <w:kern w:val="0"/>
-          <w:sz w:val="12"/>
-          <w:szCs w:val="16"/>
-          <w:lang w:eastAsia="zh-CN"/>
-        </w:rPr>
-        <w:tab/>
-      </w:r>
-      <w:r>
-        <w:rPr>
-          <w:rFonts w:eastAsia="Tahoma" w:cs="Tahoma" w:ascii="Calibri" w:hAnsi="Calibri"/>
-          <w:kern w:val="0"/>
-          <w:sz w:val="12"/>
-          <w:szCs w:val="16"/>
-          <w:lang w:eastAsia="zh-CN"/>
-        </w:rPr>
-        <w:tab/>
-      </w:r>
-    </w:p>
-    <w:p>
-      <w:pPr>
         <w:tabs>
-          <w:tab w:pos="6085" w:val="left"/>
+          <w:tab w:val="left" w:pos="6085"/>
         </w:tabs>
         <w:suppressAutoHyphens/>
         <w:spacing w:line="240" w:lineRule="auto"/>
         <w:ind w:left="3402"/>
         <w:jc w:val="left"/>
         <w:rPr>
-          <w:rFonts w:ascii="Bahnschrift SemiBold" w:hAnsi="Bahnschrift SemiBold"/>
-          <w:kern w:val="0"/>
-          <w:sz w:val="24"/>
+          <w:rFonts w:cs="Tahoma"/>
+          <w:kern w:val="0"/>
+          <w:szCs w:val="16"/>
+          <w:lang w:eastAsia="zh-CN"/>
+        </w:rPr>
+      </w:pPr>
+    </w:p>
+    <w:p>
+      <w:pPr>
+        <w:tabs>
+          <w:tab w:val="left" w:pos="6085"/>
+        </w:tabs>
+        <w:suppressAutoHyphens/>
+        <w:spacing w:line="240" w:lineRule="auto"/>
+        <w:ind w:left="3402"/>
+        <w:jc w:val="left"/>
+        <w:rPr>
+          <w:rFonts w:cs="Tahoma"/>
+          <w:kern w:val="0"/>
+          <w:szCs w:val="16"/>
+          <w:lang w:eastAsia="zh-CN"/>
+        </w:rPr>
+      </w:pPr>
+    </w:p>
+    <w:p>
+      <w:pPr>
+        <w:tabs>
+          <w:tab w:val="left" w:pos="6085"/>
+        </w:tabs>
+        <w:suppressAutoHyphens/>
+        <w:spacing w:line="240" w:lineRule="auto"/>
+        <w:ind w:left="3402"/>
+        <w:jc w:val="left"/>
+        <w:rPr>
+          <w:rFonts w:cs="Tahoma"/>
+          <w:kern w:val="0"/>
+          <w:sz w:val="16"/>
+          <w:szCs w:val="16"/>
           <w:lang w:eastAsia="zh-CN"/>
         </w:rPr>
       </w:pPr>
@@ -3322,6 +3079,259 @@
           <w:u w:val="none"/>
           <w:lang w:eastAsia="zh-CN"/>
         </w:rPr>
+        <w:t xml:space="preserve">Sporządził:        </w:t>
+      </w:r>
+      <w:r>
+        <w:rPr>
+          <w:rFonts w:cs="Tahoma" w:ascii="Calibri" w:hAnsi="Calibri"/>
+          <w:kern w:val="0"/>
+          <w:sz w:val="20"/>
+          <w:szCs w:val="16"/>
+          <w:u w:val="none"/>
+          <w:lang w:eastAsia="zh-CN"/>
+        </w:rPr>
+        <w:tab/>
+      </w:r>
+      <w:r>
+        <w:rPr>
+          <w:rFonts w:cs="Tahoma" w:ascii="Calibri" w:hAnsi="Calibri"/>
+          <w:b/>
+          <w:bCs/>
+          <w:kern w:val="0"/>
+          <w:sz w:val="20"/>
+          <w:szCs w:val="16"/>
+          <w:u w:val="none"/>
+          <w:lang w:eastAsia="zh-CN"/>
+        </w:rPr>
+        <w:t>Jakub Stania</w:t>
+      </w:r>
+      <w:r>
+        <w:rPr>
+          <w:rFonts w:cs="Tahoma" w:ascii="Calibri" w:hAnsi="Calibri"/>
+          <w:kern w:val="0"/>
+          <w:sz w:val="20"/>
+          <w:szCs w:val="16"/>
+          <w:u w:val="none"/>
+          <w:lang w:eastAsia="zh-CN"/>
+        </w:rPr>
+        <w:t xml:space="preserve">            </w:t>
+      </w:r>
+    </w:p>
+    <w:p>
+      <w:pPr>
+        <w:suppressAutoHyphens/>
+        <w:spacing w:line="240" w:lineRule="auto"/>
+        <w:ind w:left="3402"/>
+        <w:jc w:val="left"/>
+        <w:rPr>
+          <w:rFonts w:ascii="Bahnschrift SemiBold" w:hAnsi="Bahnschrift SemiBold"/>
+          <w:kern w:val="0"/>
+          <w:sz w:val="16"/>
+          <w:szCs w:val="16"/>
+          <w:lang w:eastAsia="zh-CN"/>
+        </w:rPr>
+      </w:pPr>
+      <w:r>
+        <w:rPr>
+          <w:rFonts w:eastAsia="Tahoma" w:cs="Tahoma" w:ascii="Calibri" w:hAnsi="Calibri"/>
+          <w:kern w:val="0"/>
+          <w:sz w:val="12"/>
+          <w:szCs w:val="16"/>
+          <w:lang w:eastAsia="zh-CN"/>
+        </w:rPr>
+        <w:tab/>
+      </w:r>
+      <w:r>
+        <w:rPr>
+          <w:rFonts w:eastAsia="Tahoma" w:cs="Tahoma" w:ascii="Calibri" w:hAnsi="Calibri"/>
+          <w:kern w:val="0"/>
+          <w:sz w:val="12"/>
+          <w:szCs w:val="16"/>
+          <w:lang w:eastAsia="zh-CN"/>
+        </w:rPr>
+        <w:tab/>
+      </w:r>
+      <w:r>
+        <w:rPr>
+          <w:rFonts w:cs="Tahoma" w:ascii="Calibri" w:hAnsi="Calibri"/>
+          <w:kern w:val="0"/>
+          <w:sz w:val="12"/>
+          <w:szCs w:val="16"/>
+          <w:lang w:eastAsia="zh-CN"/>
+        </w:rPr>
+        <w:t xml:space="preserve"> </w:t>
+      </w:r>
+    </w:p>
+    <w:p>
+      <w:pPr>
+        <w:tabs>
+          <w:tab w:val="left" w:pos="6085"/>
+        </w:tabs>
+        <w:suppressAutoHyphens/>
+        <w:spacing w:line="240" w:lineRule="auto"/>
+        <w:ind w:left="3402"/>
+        <w:jc w:val="left"/>
+        <w:rPr>
+          <w:rFonts w:ascii="Bahnschrift SemiBold" w:hAnsi="Bahnschrift SemiBold"/>
+          <w:kern w:val="0"/>
+          <w:sz w:val="16"/>
+          <w:szCs w:val="16"/>
+          <w:lang w:eastAsia="zh-CN"/>
+        </w:rPr>
+      </w:pPr>
+      <w:r>
+        <w:rPr>
+          <w:rFonts w:cs="Tahoma" w:ascii="Calibri" w:hAnsi="Calibri"/>
+          <w:kern w:val="0"/>
+          <w:sz w:val="20"/>
+          <w:szCs w:val="16"/>
+          <w:u w:val="none"/>
+          <w:lang w:eastAsia="zh-CN"/>
+        </w:rPr>
+        <w:t>Kierownik</w:t>
+      </w:r>
+      <w:r>
+        <w:rPr>
+          <w:rFonts w:cs="Tahoma" w:ascii="Calibri" w:hAnsi="Calibri"/>
+          <w:kern w:val="0"/>
+          <w:sz w:val="20"/>
+          <w:szCs w:val="16"/>
+          <w:u w:val="none"/>
+          <w:lang w:eastAsia="zh-CN"/>
+        </w:rPr>
+        <w:t xml:space="preserve"> prac geodezyjnych</w:t>
+      </w:r>
+      <w:r>
+        <w:rPr>
+          <w:rFonts w:cs="Tahoma" w:ascii="Calibri" w:hAnsi="Calibri"/>
+          <w:kern w:val="0"/>
+          <w:sz w:val="20"/>
+          <w:szCs w:val="16"/>
+          <w:u w:val="none"/>
+          <w:lang w:eastAsia="zh-CN"/>
+        </w:rPr>
+        <w:t>:</w:t>
+      </w:r>
+      <w:r>
+        <w:rPr>
+          <w:rFonts w:cs="Tahoma" w:ascii="Calibri" w:hAnsi="Calibri"/>
+          <w:kern w:val="0"/>
+          <w:sz w:val="20"/>
+          <w:szCs w:val="16"/>
+          <w:u w:val="none"/>
+          <w:lang w:eastAsia="zh-CN"/>
+        </w:rPr>
+        <w:tab/>
+      </w:r>
+      <w:r>
+        <w:rPr>
+          <w:rFonts w:cs="Tahoma" w:ascii="Calibri" w:hAnsi="Calibri"/>
+          <w:b/>
+          <w:bCs/>
+          <w:kern w:val="0"/>
+          <w:sz w:val="20"/>
+          <w:szCs w:val="16"/>
+          <w:u w:val="none"/>
+          <w:lang w:eastAsia="zh-CN"/>
+        </w:rPr>
+        <w:t>Jakub Stania, 23266</w:t>
+      </w:r>
+      <w:r>
+        <w:rPr>
+          <w:rFonts w:cs="Tahoma" w:ascii="Calibri" w:hAnsi="Calibri"/>
+          <w:b/>
+          <w:bCs/>
+          <w:kern w:val="0"/>
+          <w:sz w:val="20"/>
+          <w:szCs w:val="16"/>
+          <w:u w:val="none"/>
+          <w:lang w:eastAsia="zh-CN"/>
+        </w:rPr>
+        <w:t xml:space="preserve"> </w:t>
+      </w:r>
+      <w:r>
+        <w:rPr>
+          <w:rFonts w:cs="Tahoma" w:ascii="Calibri" w:hAnsi="Calibri"/>
+          <w:b/>
+          <w:bCs/>
+          <w:kern w:val="0"/>
+          <w:sz w:val="20"/>
+          <w:szCs w:val="16"/>
+          <w:u w:val="none"/>
+          <w:lang w:eastAsia="zh-CN"/>
+        </w:rPr>
+        <w:t>(1,2,3,4)</w:t>
+      </w:r>
+    </w:p>
+    <w:p>
+      <w:pPr>
+        <w:suppressAutoHyphens/>
+        <w:spacing w:line="240" w:lineRule="auto"/>
+        <w:jc w:val="left"/>
+        <w:rPr>
+          <w:rFonts w:ascii="Bahnschrift SemiBold" w:hAnsi="Bahnschrift SemiBold" w:cs="Tahoma"/>
+          <w:kern w:val="0"/>
+          <w:sz w:val="16"/>
+          <w:szCs w:val="16"/>
+          <w:lang w:eastAsia="zh-CN"/>
+        </w:rPr>
+      </w:pPr>
+      <w:r>
+        <w:rPr>
+          <w:rFonts w:eastAsia="Tahoma" w:cs="Tahoma" w:ascii="Calibri" w:hAnsi="Calibri"/>
+          <w:kern w:val="0"/>
+          <w:sz w:val="12"/>
+          <w:szCs w:val="16"/>
+          <w:lang w:eastAsia="zh-CN"/>
+        </w:rPr>
+        <w:t xml:space="preserve">                    </w:t>
+      </w:r>
+      <w:r>
+        <w:rPr>
+          <w:rFonts w:eastAsia="Tahoma" w:cs="Tahoma" w:ascii="Calibri" w:hAnsi="Calibri"/>
+          <w:kern w:val="0"/>
+          <w:sz w:val="12"/>
+          <w:szCs w:val="16"/>
+          <w:lang w:eastAsia="zh-CN"/>
+        </w:rPr>
+        <w:tab/>
+      </w:r>
+      <w:r>
+        <w:rPr>
+          <w:rFonts w:eastAsia="Tahoma" w:cs="Tahoma" w:ascii="Calibri" w:hAnsi="Calibri"/>
+          <w:kern w:val="0"/>
+          <w:sz w:val="12"/>
+          <w:szCs w:val="16"/>
+          <w:lang w:eastAsia="zh-CN"/>
+        </w:rPr>
+        <w:tab/>
+      </w:r>
+    </w:p>
+    <w:p>
+      <w:pPr>
+        <w:tabs>
+          <w:tab w:val="left" w:pos="6085"/>
+        </w:tabs>
+        <w:suppressAutoHyphens/>
+        <w:spacing w:line="240" w:lineRule="auto"/>
+        <w:ind w:left="3402"/>
+        <w:jc w:val="left"/>
+        <w:rPr>
+          <w:rFonts w:ascii="Bahnschrift SemiBold" w:hAnsi="Bahnschrift SemiBold"/>
+          <w:kern w:val="0"/>
+          <w:sz w:val="24"/>
+          <w:lang w:eastAsia="zh-CN"/>
+        </w:rPr>
+      </w:pPr>
+      <w:r>
+        <w:rPr>
+          <w:rFonts w:cs="Tahoma" w:ascii="Calibri" w:hAnsi="Calibri"/>
+          <w:kern w:val="0"/>
+          <w:sz w:val="20"/>
+          <w:szCs w:val="16"/>
+          <w:u w:val="none"/>
+          <w:lang w:eastAsia="zh-CN"/>
+        </w:rPr>
         <w:t xml:space="preserve">Data sporządzenia: </w:t>
       </w:r>
       <w:r>
@@ -3334,16 +3344,6 @@
           <w:lang w:eastAsia="zh-CN"/>
         </w:rPr>
         <w:tab/>
-      </w:r>
-      <w:r>
-        <w:rPr>
-          <w:rFonts w:cs="Tahoma" w:ascii="Calibri" w:hAnsi="Calibri"/>
-          <w:kern w:val="0"/>
-          <w:sz w:val="20"/>
-          <w:szCs w:val="16"/>
-          <w:u w:val="none"/>
-          <w:lang w:eastAsia="zh-CN"/>
-        </w:rPr>
       </w:r>
       <w:r>
         <w:rPr>

--- a/szablony/wykaz_zmian_budynku_wzor.docx
+++ b/szablony/wykaz_zmian_budynku_wzor.docx
@@ -5676,8 +5676,8 @@
         <w:top w:val="double" w:sz="2" w:space="1" w:color="BFBFBF"/>
       </w:pBdr>
       <w:tabs>
-        <w:tab w:val="center" w:pos="4536"/>
-        <w:tab w:val="right" w:pos="9072"/>
+        <w:tab w:val="center" w:pos="4535"/>
+        <w:tab w:val="right" w:pos="9070"/>
       </w:tabs>
       <w:spacing w:before="120"/>
     </w:pPr>

--- a/szablony/wykaz_zmian_budynku_wzor.docx
+++ b/szablony/wykaz_zmian_budynku_wzor.docx
@@ -304,9 +304,8 @@
           <w:u w:val="none"/>
           <w:lang w:eastAsia="zh-CN"/>
         </w:rPr>
-        <w:t xml:space="preserve">Jedn. </w:t>
+        <w:t>Jedn</w:t>
       </w:r>
-      <w:proofErr w:type="spellStart"/>
       <w:r>
         <w:rPr>
           <w:rFonts w:cs="Tahoma" w:ascii="Calibri" w:hAnsi="Calibri"/>
@@ -315,9 +314,8 @@
           <w:u w:val="none"/>
           <w:lang w:eastAsia="zh-CN"/>
         </w:rPr>
-        <w:t>ewid</w:t>
+        <w:t>ostka</w:t>
       </w:r>
-      <w:proofErr w:type="spellEnd"/>
       <w:r>
         <w:rPr>
           <w:rFonts w:cs="Tahoma" w:ascii="Calibri" w:hAnsi="Calibri"/>
@@ -326,7 +324,27 @@
           <w:u w:val="none"/>
           <w:lang w:eastAsia="zh-CN"/>
         </w:rPr>
-        <w:t xml:space="preserve">.: </w:t>
+        <w:t xml:space="preserve"> ewid</w:t>
+      </w:r>
+      <w:r>
+        <w:rPr>
+          <w:rFonts w:cs="Tahoma" w:ascii="Calibri" w:hAnsi="Calibri"/>
+          <w:kern w:val="0"/>
+          <w:sz w:val="20"/>
+          <w:u w:val="none"/>
+          <w:lang w:eastAsia="zh-CN"/>
+        </w:rPr>
+        <w:t>encyjna</w:t>
+      </w:r>
+      <w:r>
+        <w:rPr>
+          <w:rFonts w:cs="Tahoma" w:ascii="Calibri" w:hAnsi="Calibri"/>
+          <w:kern w:val="0"/>
+          <w:sz w:val="20"/>
+          <w:u w:val="none"/>
+          <w:lang w:eastAsia="zh-CN"/>
+        </w:rPr>
+        <w:t xml:space="preserve">: </w:t>
       </w:r>
       <w:r>
         <w:rPr>
@@ -427,9 +445,8 @@
           <w:u w:val="none"/>
           <w:lang w:eastAsia="zh-CN"/>
         </w:rPr>
-        <w:t xml:space="preserve">Obręb </w:t>
+        <w:t>Obręb ewid</w:t>
       </w:r>
-      <w:proofErr w:type="spellStart"/>
       <w:r>
         <w:rPr>
           <w:rFonts w:cs="Tahoma" w:ascii="Calibri" w:hAnsi="Calibri"/>
@@ -438,9 +455,8 @@
           <w:u w:val="none"/>
           <w:lang w:eastAsia="zh-CN"/>
         </w:rPr>
-        <w:t>ewid</w:t>
+        <w:t>encyjny</w:t>
       </w:r>
-      <w:proofErr w:type="spellEnd"/>
       <w:r>
         <w:rPr>
           <w:rFonts w:cs="Tahoma" w:ascii="Calibri" w:hAnsi="Calibri"/>
@@ -449,7 +465,7 @@
           <w:u w:val="none"/>
           <w:lang w:eastAsia="zh-CN"/>
         </w:rPr>
-        <w:t>.:</w:t>
+        <w:t>:</w:t>
       </w:r>
       <w:r>
         <w:rPr>
@@ -3454,8 +3470,6 @@
     </w:pPr>
     <w:r>
       <w:rPr>
-        <w:rFonts w:ascii="Calibri" w:hAnsi="Calibri"/>
-        <w:b w:val="0"/>
         <w:bCs/>
         <w:color w:val="6B6B6B"/>
         <w:sz w:val="16"/>
@@ -3465,8 +3479,6 @@
     </w:r>
     <w:r>
       <w:rPr>
-        <w:rFonts w:ascii="Calibri" w:hAnsi="Calibri"/>
-        <w:b w:val="0"/>
         <w:bCs/>
         <w:color w:val="6B6B6B"/>
         <w:sz w:val="16"/>
@@ -3477,8 +3489,6 @@
     </w:r>
     <w:r>
       <w:rPr>
-        <w:rFonts w:ascii="Calibri" w:hAnsi="Calibri"/>
-        <w:b w:val="0"/>
         <w:bCs/>
         <w:color w:val="6B6B6B"/>
         <w:sz w:val="16"/>
@@ -3500,8 +3510,6 @@
     </w:pPr>
     <w:r>
       <w:rPr>
-        <w:rFonts w:ascii="Calibri" w:hAnsi="Calibri"/>
-        <w:b w:val="0"/>
         <w:bCs/>
         <w:color w:val="6B6B6B"/>
         <w:sz w:val="16"/>
@@ -3511,8 +3519,6 @@
     </w:r>
     <w:r>
       <w:rPr>
-        <w:rFonts w:ascii="Calibri" w:hAnsi="Calibri"/>
-        <w:b w:val="0"/>
         <w:bCs/>
         <w:color w:val="6B6B6B"/>
         <w:sz w:val="16"/>
@@ -3522,8 +3528,6 @@
     </w:r>
     <w:r>
       <w:rPr>
-        <w:rFonts w:ascii="Calibri" w:hAnsi="Calibri"/>
-        <w:b w:val="0"/>
         <w:bCs/>
         <w:color w:val="6B6B6B"/>
         <w:sz w:val="16"/>
@@ -3533,8 +3537,6 @@
     </w:r>
     <w:r>
       <w:rPr>
-        <w:rFonts w:ascii="Calibri" w:hAnsi="Calibri"/>
-        <w:b w:val="0"/>
         <w:bCs/>
         <w:color w:val="6B6B6B"/>
         <w:sz w:val="16"/>
@@ -3561,8 +3563,6 @@
     </w:pPr>
     <w:r>
       <w:rPr>
-        <w:rFonts w:ascii="Calibri" w:hAnsi="Calibri"/>
-        <w:b w:val="0"/>
         <w:bCs/>
         <w:color w:val="6B6B6B"/>
         <w:sz w:val="16"/>
@@ -3572,8 +3572,6 @@
     </w:r>
     <w:r>
       <w:rPr>
-        <w:rFonts w:ascii="Calibri" w:hAnsi="Calibri"/>
-        <w:b w:val="0"/>
         <w:bCs/>
         <w:color w:val="6B6B6B"/>
         <w:sz w:val="16"/>
@@ -3584,8 +3582,6 @@
     </w:r>
     <w:r>
       <w:rPr>
-        <w:rFonts w:ascii="Calibri" w:hAnsi="Calibri"/>
-        <w:b w:val="0"/>
         <w:bCs/>
         <w:color w:val="6B6B6B"/>
         <w:sz w:val="16"/>
@@ -3607,8 +3603,6 @@
     </w:pPr>
     <w:r>
       <w:rPr>
-        <w:rFonts w:ascii="Calibri" w:hAnsi="Calibri"/>
-        <w:b w:val="0"/>
         <w:bCs/>
         <w:color w:val="6B6B6B"/>
         <w:sz w:val="16"/>
@@ -3618,8 +3612,6 @@
     </w:r>
     <w:r>
       <w:rPr>
-        <w:rFonts w:ascii="Calibri" w:hAnsi="Calibri"/>
-        <w:b w:val="0"/>
         <w:bCs/>
         <w:color w:val="6B6B6B"/>
         <w:sz w:val="16"/>
@@ -3629,8 +3621,6 @@
     </w:r>
     <w:r>
       <w:rPr>
-        <w:rFonts w:ascii="Calibri" w:hAnsi="Calibri"/>
-        <w:b w:val="0"/>
         <w:bCs/>
         <w:color w:val="6B6B6B"/>
         <w:sz w:val="16"/>
@@ -3640,8 +3630,6 @@
     </w:r>
     <w:r>
       <w:rPr>
-        <w:rFonts w:ascii="Calibri" w:hAnsi="Calibri"/>
-        <w:b w:val="0"/>
         <w:bCs/>
         <w:color w:val="6B6B6B"/>
         <w:sz w:val="16"/>
@@ -3668,8 +3656,6 @@
     </w:pPr>
     <w:r>
       <w:rPr>
-        <w:rFonts w:ascii="Calibri" w:hAnsi="Calibri"/>
-        <w:b w:val="0"/>
         <w:bCs/>
         <w:color w:val="6B6B6B"/>
         <w:sz w:val="16"/>
@@ -3679,8 +3665,6 @@
     </w:r>
     <w:r>
       <w:rPr>
-        <w:rFonts w:ascii="Calibri" w:hAnsi="Calibri"/>
-        <w:b w:val="0"/>
         <w:bCs/>
         <w:color w:val="6B6B6B"/>
         <w:sz w:val="16"/>
@@ -3691,8 +3675,6 @@
     </w:r>
     <w:r>
       <w:rPr>
-        <w:rFonts w:ascii="Calibri" w:hAnsi="Calibri"/>
-        <w:b w:val="0"/>
         <w:bCs/>
         <w:color w:val="6B6B6B"/>
         <w:sz w:val="16"/>
@@ -3714,8 +3696,6 @@
     </w:pPr>
     <w:r>
       <w:rPr>
-        <w:rFonts w:ascii="Calibri" w:hAnsi="Calibri"/>
-        <w:b w:val="0"/>
         <w:bCs/>
         <w:color w:val="6B6B6B"/>
         <w:sz w:val="16"/>
@@ -3725,8 +3705,6 @@
     </w:r>
     <w:r>
       <w:rPr>
-        <w:rFonts w:ascii="Calibri" w:hAnsi="Calibri"/>
-        <w:b w:val="0"/>
         <w:bCs/>
         <w:color w:val="6B6B6B"/>
         <w:sz w:val="16"/>
@@ -3736,8 +3714,6 @@
     </w:r>
     <w:r>
       <w:rPr>
-        <w:rFonts w:ascii="Calibri" w:hAnsi="Calibri"/>
-        <w:b w:val="0"/>
         <w:bCs/>
         <w:color w:val="6B6B6B"/>
         <w:sz w:val="16"/>
@@ -3747,8 +3723,6 @@
     </w:r>
     <w:r>
       <w:rPr>
-        <w:rFonts w:ascii="Calibri" w:hAnsi="Calibri"/>
-        <w:b w:val="0"/>
         <w:bCs/>
         <w:color w:val="6B6B6B"/>
         <w:sz w:val="16"/>

--- a/szablony/wykaz_zmian_budynku_wzor.docx
+++ b/szablony/wykaz_zmian_budynku_wzor.docx
@@ -3470,6 +3470,8 @@
     </w:pPr>
     <w:r>
       <w:rPr>
+        <w:rFonts w:ascii="Calibri" w:hAnsi="Calibri"/>
+        <w:b w:val="0"/>
         <w:bCs/>
         <w:color w:val="6B6B6B"/>
         <w:sz w:val="16"/>
@@ -3479,6 +3481,8 @@
     </w:r>
     <w:r>
       <w:rPr>
+        <w:rFonts w:ascii="Calibri" w:hAnsi="Calibri"/>
+        <w:b w:val="0"/>
         <w:bCs/>
         <w:color w:val="6B6B6B"/>
         <w:sz w:val="16"/>
@@ -3489,6 +3493,8 @@
     </w:r>
     <w:r>
       <w:rPr>
+        <w:rFonts w:ascii="Calibri" w:hAnsi="Calibri"/>
+        <w:b w:val="0"/>
         <w:bCs/>
         <w:color w:val="6B6B6B"/>
         <w:sz w:val="16"/>
@@ -3510,6 +3516,8 @@
     </w:pPr>
     <w:r>
       <w:rPr>
+        <w:rFonts w:ascii="Calibri" w:hAnsi="Calibri"/>
+        <w:b w:val="0"/>
         <w:bCs/>
         <w:color w:val="6B6B6B"/>
         <w:sz w:val="16"/>
@@ -3519,6 +3527,8 @@
     </w:r>
     <w:r>
       <w:rPr>
+        <w:rFonts w:ascii="Calibri" w:hAnsi="Calibri"/>
+        <w:b w:val="0"/>
         <w:bCs/>
         <w:color w:val="6B6B6B"/>
         <w:sz w:val="16"/>
@@ -3528,6 +3538,8 @@
     </w:r>
     <w:r>
       <w:rPr>
+        <w:rFonts w:ascii="Calibri" w:hAnsi="Calibri"/>
+        <w:b w:val="0"/>
         <w:bCs/>
         <w:color w:val="6B6B6B"/>
         <w:sz w:val="16"/>
@@ -3537,6 +3549,8 @@
     </w:r>
     <w:r>
       <w:rPr>
+        <w:rFonts w:ascii="Calibri" w:hAnsi="Calibri"/>
+        <w:b w:val="0"/>
         <w:bCs/>
         <w:color w:val="6B6B6B"/>
         <w:sz w:val="16"/>
@@ -3563,6 +3577,8 @@
     </w:pPr>
     <w:r>
       <w:rPr>
+        <w:rFonts w:ascii="Calibri" w:hAnsi="Calibri"/>
+        <w:b w:val="0"/>
         <w:bCs/>
         <w:color w:val="6B6B6B"/>
         <w:sz w:val="16"/>
@@ -3572,6 +3588,8 @@
     </w:r>
     <w:r>
       <w:rPr>
+        <w:rFonts w:ascii="Calibri" w:hAnsi="Calibri"/>
+        <w:b w:val="0"/>
         <w:bCs/>
         <w:color w:val="6B6B6B"/>
         <w:sz w:val="16"/>
@@ -3582,6 +3600,8 @@
     </w:r>
     <w:r>
       <w:rPr>
+        <w:rFonts w:ascii="Calibri" w:hAnsi="Calibri"/>
+        <w:b w:val="0"/>
         <w:bCs/>
         <w:color w:val="6B6B6B"/>
         <w:sz w:val="16"/>
@@ -3603,6 +3623,8 @@
     </w:pPr>
     <w:r>
       <w:rPr>
+        <w:rFonts w:ascii="Calibri" w:hAnsi="Calibri"/>
+        <w:b w:val="0"/>
         <w:bCs/>
         <w:color w:val="6B6B6B"/>
         <w:sz w:val="16"/>
@@ -3612,6 +3634,8 @@
     </w:r>
     <w:r>
       <w:rPr>
+        <w:rFonts w:ascii="Calibri" w:hAnsi="Calibri"/>
+        <w:b w:val="0"/>
         <w:bCs/>
         <w:color w:val="6B6B6B"/>
         <w:sz w:val="16"/>
@@ -3621,6 +3645,8 @@
     </w:r>
     <w:r>
       <w:rPr>
+        <w:rFonts w:ascii="Calibri" w:hAnsi="Calibri"/>
+        <w:b w:val="0"/>
         <w:bCs/>
         <w:color w:val="6B6B6B"/>
         <w:sz w:val="16"/>
@@ -3630,6 +3656,8 @@
     </w:r>
     <w:r>
       <w:rPr>
+        <w:rFonts w:ascii="Calibri" w:hAnsi="Calibri"/>
+        <w:b w:val="0"/>
         <w:bCs/>
         <w:color w:val="6B6B6B"/>
         <w:sz w:val="16"/>
@@ -3656,6 +3684,8 @@
     </w:pPr>
     <w:r>
       <w:rPr>
+        <w:rFonts w:ascii="Calibri" w:hAnsi="Calibri"/>
+        <w:b w:val="0"/>
         <w:bCs/>
         <w:color w:val="6B6B6B"/>
         <w:sz w:val="16"/>
@@ -3665,6 +3695,8 @@
     </w:r>
     <w:r>
       <w:rPr>
+        <w:rFonts w:ascii="Calibri" w:hAnsi="Calibri"/>
+        <w:b w:val="0"/>
         <w:bCs/>
         <w:color w:val="6B6B6B"/>
         <w:sz w:val="16"/>
@@ -3675,6 +3707,8 @@
     </w:r>
     <w:r>
       <w:rPr>
+        <w:rFonts w:ascii="Calibri" w:hAnsi="Calibri"/>
+        <w:b w:val="0"/>
         <w:bCs/>
         <w:color w:val="6B6B6B"/>
         <w:sz w:val="16"/>
@@ -3696,6 +3730,8 @@
     </w:pPr>
     <w:r>
       <w:rPr>
+        <w:rFonts w:ascii="Calibri" w:hAnsi="Calibri"/>
+        <w:b w:val="0"/>
         <w:bCs/>
         <w:color w:val="6B6B6B"/>
         <w:sz w:val="16"/>
@@ -3705,6 +3741,8 @@
     </w:r>
     <w:r>
       <w:rPr>
+        <w:rFonts w:ascii="Calibri" w:hAnsi="Calibri"/>
+        <w:b w:val="0"/>
         <w:bCs/>
         <w:color w:val="6B6B6B"/>
         <w:sz w:val="16"/>
@@ -3714,6 +3752,8 @@
     </w:r>
     <w:r>
       <w:rPr>
+        <w:rFonts w:ascii="Calibri" w:hAnsi="Calibri"/>
+        <w:b w:val="0"/>
         <w:bCs/>
         <w:color w:val="6B6B6B"/>
         <w:sz w:val="16"/>
@@ -3723,6 +3763,8 @@
     </w:r>
     <w:r>
       <w:rPr>
+        <w:rFonts w:ascii="Calibri" w:hAnsi="Calibri"/>
+        <w:b w:val="0"/>
         <w:bCs/>
         <w:color w:val="6B6B6B"/>
         <w:sz w:val="16"/>

--- a/szablony/wykaz_zmian_budynku_wzor.docx
+++ b/szablony/wykaz_zmian_budynku_wzor.docx
@@ -2,6 +2,16 @@
 <file path=word/document.xml><?xml version="1.0" encoding="utf-8"?>
 <w:document xmlns:wpc="http://schemas.microsoft.com/office/word/2010/wordprocessingCanvas" xmlns:cx="http://schemas.microsoft.com/office/drawing/2014/chartex" xmlns:cx1="http://schemas.microsoft.com/office/drawing/2015/9/8/chartex" xmlns:cx2="http://schemas.microsoft.com/office/drawing/2015/10/21/chartex" xmlns:cx3="http://schemas.microsoft.com/office/drawing/2016/5/9/chartex" xmlns:cx4="http://schemas.microsoft.com/office/drawing/2016/5/10/chartex" xmlns:cx5="http://schemas.microsoft.com/office/drawing/2016/5/11/chartex" xmlns:cx6="http://schemas.microsoft.com/office/drawing/2016/5/12/chartex" xmlns:cx7="http://schemas.microsoft.com/office/drawing/2016/5/13/chartex" xmlns:cx8="http://schemas.microsoft.com/office/drawing/2016/5/14/chartex" xmlns:mc="http://schemas.openxmlformats.org/markup-compatibility/2006" xmlns:aink="http://schemas.microsoft.com/office/drawing/2016/ink" xmlns:am3d="http://schemas.microsoft.com/office/drawing/2017/model3d" xmlns:o="urn:schemas-microsoft-com:office:office" xmlns:oel="http://schemas.microsoft.com/office/2019/extlst" xmlns:r="http://schemas.openxmlformats.org/officeDocument/2006/relationships" xmlns:m="http://schemas.openxmlformats.org/officeDocument/2006/math" xmlns:v="urn:schemas-microsoft-com:vml" xmlns:wp14="http://schemas.microsoft.com/office/word/2010/wordprocessingDrawing" xmlns:wp="http://schemas.openxmlformats.org/drawingml/2006/wordprocessingDrawing" xmlns:w10="urn:schemas-microsoft-com:office:word" xmlns:w="http://schemas.openxmlformats.org/wordprocessingml/2006/main" xmlns:w14="http://schemas.microsoft.com/office/word/2010/wordml" xmlns:w15="http://schemas.microsoft.com/office/word/2012/wordml" xmlns:w16cei="http://schemas.microsoft.com/office/word/2026/wordml/cei" xmlns:w16cex="http://schemas.microsoft.com/office/word/2018/wordml/cex" xmlns:w16cid="http://schemas.microsoft.com/office/word/2016/wordml/cid" xmlns:w16="http://schemas.microsoft.com/office/word/2018/wordml" xmlns:w16du="http://schemas.microsoft.com/office/word/2023/wordml/word16du" xmlns:w16sdtdh="http://schemas.microsoft.com/office/word/2020/wordml/sdtdatahash" xmlns:w16sdtfl="http://schemas.microsoft.com/office/word/2024/wordml/sdtformatlock" xmlns:w16se="http://schemas.microsoft.com/office/word/2015/wordml/symex" xmlns:wpg="http://schemas.microsoft.com/office/word/2010/wordprocessingGroup" xmlns:wpi="http://schemas.microsoft.com/office/word/2010/wordprocessingInk" xmlns:wne="http://schemas.microsoft.com/office/word/2006/wordml" xmlns:wps="http://schemas.microsoft.com/office/word/2010/wordprocessingShape" mc:Ignorable="w14 w15 w16se w16cid w16 w16cex w16sdtdh w16sdtfl w16du wp14">
   <w:body>
+    <w:p>
+      <w:r>
+        <w:rPr>
+          <w:rFonts w:ascii="Calibri" w:hAnsi="Calibri"/>
+          <w:sz w:val="20"/>
+          <w:u w:val="none"/>
+        </w:rPr>
+        <w:t>{%p for wykaz in wykazy_budynkow %}</w:t>
+      </w:r>
+    </w:p>
     <w:p>
       <w:pPr>
         <w:suppressAutoHyphens/>
@@ -873,6 +883,16 @@
                 <w:lang w:eastAsia="zh-CN"/>
               </w:rPr>
             </w:pPr>
+            <w:r>
+              <w:rPr>
+                <w:rFonts w:cs="Tahoma" w:ascii="Calibri" w:hAnsi="Calibri"/>
+                <w:kern w:val="0"/>
+                <w:sz w:val="14"/>
+                <w:szCs w:val="18"/>
+                <w:lang w:eastAsia="zh-CN"/>
+              </w:rPr>
+              <w:t>{{ wykaz.identyfikator_dzialki_dotychczas }}</w:t>
+            </w:r>
           </w:p>
         </w:tc>
         <w:tc>
@@ -901,6 +921,16 @@
                 <w:lang w:eastAsia="zh-CN"/>
               </w:rPr>
             </w:pPr>
+            <w:r>
+              <w:rPr>
+                <w:rFonts w:cs="Tahoma" w:ascii="Calibri" w:hAnsi="Calibri"/>
+                <w:kern w:val="0"/>
+                <w:sz w:val="14"/>
+                <w:szCs w:val="18"/>
+                <w:lang w:eastAsia="zh-CN"/>
+              </w:rPr>
+              <w:t>{{ wykaz.identyfikator_dzialki_nowy }}</w:t>
+            </w:r>
           </w:p>
         </w:tc>
       </w:tr>
@@ -1000,6 +1030,16 @@
                 <w:lang w:eastAsia="zh-CN"/>
               </w:rPr>
             </w:pPr>
+            <w:r>
+              <w:rPr>
+                <w:rFonts w:cs="Tahoma" w:ascii="Calibri" w:hAnsi="Calibri"/>
+                <w:kern w:val="0"/>
+                <w:sz w:val="14"/>
+                <w:szCs w:val="18"/>
+                <w:lang w:eastAsia="zh-CN"/>
+              </w:rPr>
+              <w:t>{{ wykaz.adres_dotychczas }}</w:t>
+            </w:r>
           </w:p>
         </w:tc>
         <w:tc>
@@ -1027,6 +1067,16 @@
                 <w:lang w:eastAsia="zh-CN"/>
               </w:rPr>
             </w:pPr>
+            <w:r>
+              <w:rPr>
+                <w:rFonts w:cs="Tahoma" w:ascii="Calibri" w:hAnsi="Calibri"/>
+                <w:kern w:val="0"/>
+                <w:sz w:val="14"/>
+                <w:szCs w:val="18"/>
+                <w:lang w:eastAsia="zh-CN"/>
+              </w:rPr>
+              <w:t>{{ wykaz.adres_nowy }}</w:t>
+            </w:r>
           </w:p>
         </w:tc>
       </w:tr>
@@ -1145,6 +1195,15 @@
                 <w:lang w:eastAsia="zh-CN"/>
               </w:rPr>
             </w:pPr>
+            <w:r>
+              <w:rPr>
+                <w:rFonts w:cs="Tahoma" w:ascii="Calibri" w:hAnsi="Calibri"/>
+                <w:kern w:val="0"/>
+                <w:sz w:val="14"/>
+                <w:lang w:eastAsia="zh-CN"/>
+              </w:rPr>
+              <w:t>{{ wykaz.identyfikator_budynku_dotychczas }}</w:t>
+            </w:r>
           </w:p>
         </w:tc>
         <w:tc>
@@ -1172,6 +1231,15 @@
                 <w:lang w:eastAsia="zh-CN"/>
               </w:rPr>
             </w:pPr>
+            <w:r>
+              <w:rPr>
+                <w:rFonts w:cs="Tahoma" w:ascii="Calibri" w:hAnsi="Calibri"/>
+                <w:kern w:val="0"/>
+                <w:sz w:val="14"/>
+                <w:lang w:eastAsia="zh-CN"/>
+              </w:rPr>
+              <w:t>{{ wykaz.identyfikator_budynku_nowy }}</w:t>
+            </w:r>
           </w:p>
         </w:tc>
       </w:tr>
@@ -1280,6 +1348,15 @@
                 <w:lang w:eastAsia="zh-CN"/>
               </w:rPr>
             </w:pPr>
+            <w:r>
+              <w:rPr>
+                <w:rFonts w:cs="Tahoma" w:ascii="Calibri" w:hAnsi="Calibri"/>
+                <w:kern w:val="0"/>
+                <w:sz w:val="14"/>
+                <w:lang w:eastAsia="zh-CN"/>
+              </w:rPr>
+              <w:t>{{ wykaz.kontur_dotychczas }}</w:t>
+            </w:r>
           </w:p>
         </w:tc>
         <w:tc>
@@ -1307,6 +1384,15 @@
                 <w:lang w:eastAsia="zh-CN"/>
               </w:rPr>
             </w:pPr>
+            <w:r>
+              <w:rPr>
+                <w:rFonts w:cs="Tahoma" w:ascii="Calibri" w:hAnsi="Calibri"/>
+                <w:kern w:val="0"/>
+                <w:sz w:val="14"/>
+                <w:lang w:eastAsia="zh-CN"/>
+              </w:rPr>
+              <w:t>{{ wykaz.kontur_nowy }}</w:t>
+            </w:r>
           </w:p>
         </w:tc>
       </w:tr>
@@ -1420,6 +1506,16 @@
                 <w:lang w:eastAsia="zh-CN"/>
               </w:rPr>
             </w:pPr>
+            <w:r>
+              <w:rPr>
+                <w:rFonts w:cs="Tahoma" w:ascii="Calibri" w:hAnsi="Calibri"/>
+                <w:kern w:val="0"/>
+                <w:sz w:val="14"/>
+                <w:szCs w:val="18"/>
+                <w:lang w:eastAsia="zh-CN"/>
+              </w:rPr>
+              <w:t>{{ wykaz.rodzaj_kst_dotychczas }}</w:t>
+            </w:r>
           </w:p>
         </w:tc>
         <w:tc>
@@ -1449,6 +1545,16 @@
                 <w:lang w:eastAsia="zh-CN"/>
               </w:rPr>
             </w:pPr>
+            <w:r>
+              <w:rPr>
+                <w:rFonts w:cs="Tahoma" w:ascii="Calibri" w:hAnsi="Calibri"/>
+                <w:kern w:val="0"/>
+                <w:sz w:val="14"/>
+                <w:szCs w:val="18"/>
+                <w:lang w:eastAsia="zh-CN"/>
+              </w:rPr>
+              <w:t>{{ wykaz.rodzaj_kst_nowy }}</w:t>
+            </w:r>
           </w:p>
         </w:tc>
       </w:tr>
@@ -1587,6 +1693,16 @@
                 <w:lang w:eastAsia="zh-CN"/>
               </w:rPr>
             </w:pPr>
+            <w:r>
+              <w:rPr>
+                <w:rFonts w:cs="Tahoma" w:ascii="Calibri" w:hAnsi="Calibri"/>
+                <w:kern w:val="0"/>
+                <w:sz w:val="14"/>
+                <w:szCs w:val="18"/>
+                <w:lang w:eastAsia="zh-CN"/>
+              </w:rPr>
+              <w:t>{{ wykaz.kondygnacje_nadziemne_dotychczas }}</w:t>
+            </w:r>
           </w:p>
         </w:tc>
         <w:tc>
@@ -1615,6 +1731,16 @@
                 <w:lang w:eastAsia="zh-CN"/>
               </w:rPr>
             </w:pPr>
+            <w:r>
+              <w:rPr>
+                <w:rFonts w:cs="Tahoma" w:ascii="Calibri" w:hAnsi="Calibri"/>
+                <w:kern w:val="0"/>
+                <w:sz w:val="14"/>
+                <w:szCs w:val="18"/>
+                <w:lang w:eastAsia="zh-CN"/>
+              </w:rPr>
+              <w:t>{{ wykaz.kondygnacje_nadziemne_nowy }}</w:t>
+            </w:r>
           </w:p>
         </w:tc>
       </w:tr>
@@ -1736,6 +1862,16 @@
                 <w:lang w:eastAsia="zh-CN"/>
               </w:rPr>
             </w:pPr>
+            <w:r>
+              <w:rPr>
+                <w:rFonts w:cs="Tahoma" w:ascii="Calibri" w:hAnsi="Calibri"/>
+                <w:kern w:val="0"/>
+                <w:sz w:val="14"/>
+                <w:szCs w:val="18"/>
+                <w:lang w:eastAsia="zh-CN"/>
+              </w:rPr>
+              <w:t>{{ wykaz.kondygnacje_podziemne_dotychczas }}</w:t>
+            </w:r>
           </w:p>
         </w:tc>
         <w:tc>
@@ -1764,6 +1900,16 @@
                 <w:lang w:eastAsia="zh-CN"/>
               </w:rPr>
             </w:pPr>
+            <w:r>
+              <w:rPr>
+                <w:rFonts w:cs="Tahoma" w:ascii="Calibri" w:hAnsi="Calibri"/>
+                <w:kern w:val="0"/>
+                <w:sz w:val="14"/>
+                <w:szCs w:val="18"/>
+                <w:lang w:eastAsia="zh-CN"/>
+              </w:rPr>
+              <w:t>{{ wykaz.kondygnacje_podziemne_nowy }}</w:t>
+            </w:r>
           </w:p>
         </w:tc>
       </w:tr>
@@ -1876,6 +2022,16 @@
                 <w:lang w:eastAsia="zh-CN"/>
               </w:rPr>
             </w:pPr>
+            <w:r>
+              <w:rPr>
+                <w:rFonts w:cs="Tahoma" w:ascii="Calibri" w:hAnsi="Calibri"/>
+                <w:kern w:val="0"/>
+                <w:sz w:val="14"/>
+                <w:szCs w:val="18"/>
+                <w:lang w:eastAsia="zh-CN"/>
+              </w:rPr>
+              <w:t>{{ wykaz.pole_zabudowy_dotychczas }}</w:t>
+            </w:r>
           </w:p>
         </w:tc>
         <w:tc>
@@ -1904,6 +2060,16 @@
                 <w:lang w:eastAsia="zh-CN"/>
               </w:rPr>
             </w:pPr>
+            <w:r>
+              <w:rPr>
+                <w:rFonts w:cs="Tahoma" w:ascii="Calibri" w:hAnsi="Calibri"/>
+                <w:kern w:val="0"/>
+                <w:sz w:val="14"/>
+                <w:szCs w:val="18"/>
+                <w:lang w:eastAsia="zh-CN"/>
+              </w:rPr>
+              <w:t>{{ wykaz.pole_zabudowy_nowy }}</w:t>
+            </w:r>
           </w:p>
         </w:tc>
       </w:tr>
@@ -2038,6 +2204,16 @@
                 <w:lang w:eastAsia="zh-CN"/>
               </w:rPr>
             </w:pPr>
+            <w:r>
+              <w:rPr>
+                <w:rFonts w:cs="Tahoma" w:ascii="Calibri" w:hAnsi="Calibri"/>
+                <w:kern w:val="0"/>
+                <w:sz w:val="14"/>
+                <w:szCs w:val="18"/>
+                <w:lang w:eastAsia="zh-CN"/>
+              </w:rPr>
+              <w:t>{{ wykaz.dokumenty_wlasnosci_dotychczas }}</w:t>
+            </w:r>
           </w:p>
         </w:tc>
         <w:tc>
@@ -2064,6 +2240,16 @@
                 <w:lang w:eastAsia="zh-CN"/>
               </w:rPr>
             </w:pPr>
+            <w:r>
+              <w:rPr>
+                <w:rFonts w:cs="Tahoma" w:ascii="Calibri" w:hAnsi="Calibri"/>
+                <w:kern w:val="0"/>
+                <w:sz w:val="14"/>
+                <w:szCs w:val="18"/>
+                <w:lang w:eastAsia="zh-CN"/>
+              </w:rPr>
+              <w:t>{{ wykaz.dokumenty_wlasnosci_nowy }}</w:t>
+            </w:r>
           </w:p>
         </w:tc>
       </w:tr>
@@ -2180,6 +2366,16 @@
                 <w:lang w:eastAsia="zh-CN"/>
               </w:rPr>
             </w:pPr>
+            <w:r>
+              <w:rPr>
+                <w:rFonts w:cs="Tahoma" w:ascii="Calibri" w:hAnsi="Calibri"/>
+                <w:kern w:val="0"/>
+                <w:sz w:val="14"/>
+                <w:szCs w:val="18"/>
+                <w:lang w:eastAsia="zh-CN"/>
+              </w:rPr>
+              <w:t>{{ wykaz.numer_kw_dotychczas }}</w:t>
+            </w:r>
           </w:p>
         </w:tc>
         <w:tc>
@@ -2206,6 +2402,16 @@
                 <w:lang w:eastAsia="zh-CN"/>
               </w:rPr>
             </w:pPr>
+            <w:r>
+              <w:rPr>
+                <w:rFonts w:cs="Tahoma" w:ascii="Calibri" w:hAnsi="Calibri"/>
+                <w:kern w:val="0"/>
+                <w:sz w:val="14"/>
+                <w:szCs w:val="18"/>
+                <w:lang w:eastAsia="zh-CN"/>
+              </w:rPr>
+              <w:t>{{ wykaz.numer_kw_nowy }}</w:t>
+            </w:r>
           </w:p>
         </w:tc>
       </w:tr>
@@ -2322,6 +2528,16 @@
                 <w:lang w:eastAsia="zh-CN"/>
               </w:rPr>
             </w:pPr>
+            <w:r>
+              <w:rPr>
+                <w:rFonts w:cs="Tahoma" w:ascii="Calibri" w:hAnsi="Calibri"/>
+                <w:kern w:val="0"/>
+                <w:sz w:val="14"/>
+                <w:szCs w:val="18"/>
+                <w:lang w:eastAsia="zh-CN"/>
+              </w:rPr>
+              <w:t>{{ wykaz.jednostka_rejestrowa_dotychczas }}</w:t>
+            </w:r>
           </w:p>
         </w:tc>
         <w:tc>
@@ -2348,6 +2564,16 @@
                 <w:lang w:eastAsia="zh-CN"/>
               </w:rPr>
             </w:pPr>
+            <w:r>
+              <w:rPr>
+                <w:rFonts w:cs="Tahoma" w:ascii="Calibri" w:hAnsi="Calibri"/>
+                <w:kern w:val="0"/>
+                <w:sz w:val="14"/>
+                <w:szCs w:val="18"/>
+                <w:lang w:eastAsia="zh-CN"/>
+              </w:rPr>
+              <w:t>{{ wykaz.jednostka_rejestrowa_nowy }}</w:t>
+            </w:r>
           </w:p>
         </w:tc>
       </w:tr>
@@ -2482,6 +2708,16 @@
                 <w:lang w:eastAsia="zh-CN"/>
               </w:rPr>
             </w:pPr>
+            <w:r>
+              <w:rPr>
+                <w:rFonts w:cs="Tahoma" w:ascii="Calibri" w:hAnsi="Calibri"/>
+                <w:kern w:val="0"/>
+                <w:sz w:val="14"/>
+                <w:szCs w:val="18"/>
+                <w:lang w:eastAsia="zh-CN"/>
+              </w:rPr>
+              <w:t>{{ wykaz.pow_lokali_odrebnych_dotychczas }}</w:t>
+            </w:r>
           </w:p>
         </w:tc>
         <w:tc>
@@ -2508,6 +2744,16 @@
                 <w:lang w:eastAsia="zh-CN"/>
               </w:rPr>
             </w:pPr>
+            <w:r>
+              <w:rPr>
+                <w:rFonts w:cs="Tahoma" w:ascii="Calibri" w:hAnsi="Calibri"/>
+                <w:kern w:val="0"/>
+                <w:sz w:val="14"/>
+                <w:szCs w:val="18"/>
+                <w:lang w:eastAsia="zh-CN"/>
+              </w:rPr>
+              <w:t>{{ wykaz.pow_lokali_odrebnych_nowy }}</w:t>
+            </w:r>
           </w:p>
         </w:tc>
       </w:tr>
@@ -2624,6 +2870,16 @@
                 <w:lang w:eastAsia="zh-CN"/>
               </w:rPr>
             </w:pPr>
+            <w:r>
+              <w:rPr>
+                <w:rFonts w:cs="Tahoma" w:ascii="Calibri" w:hAnsi="Calibri"/>
+                <w:kern w:val="0"/>
+                <w:sz w:val="14"/>
+                <w:szCs w:val="18"/>
+                <w:lang w:eastAsia="zh-CN"/>
+              </w:rPr>
+              <w:t>{{ wykaz.pow_lokali_niewyodrebnionych_dotychczas }}</w:t>
+            </w:r>
           </w:p>
         </w:tc>
         <w:tc>
@@ -2650,6 +2906,16 @@
                 <w:lang w:eastAsia="zh-CN"/>
               </w:rPr>
             </w:pPr>
+            <w:r>
+              <w:rPr>
+                <w:rFonts w:cs="Tahoma" w:ascii="Calibri" w:hAnsi="Calibri"/>
+                <w:kern w:val="0"/>
+                <w:sz w:val="14"/>
+                <w:szCs w:val="18"/>
+                <w:lang w:eastAsia="zh-CN"/>
+              </w:rPr>
+              <w:t>{{ wykaz.pow_lokali_niewyodrebnionych_nowy }}</w:t>
+            </w:r>
           </w:p>
         </w:tc>
       </w:tr>
@@ -2766,6 +3032,16 @@
                 <w:lang w:eastAsia="zh-CN"/>
               </w:rPr>
             </w:pPr>
+            <w:r>
+              <w:rPr>
+                <w:rFonts w:cs="Tahoma" w:ascii="Calibri" w:hAnsi="Calibri"/>
+                <w:kern w:val="0"/>
+                <w:sz w:val="14"/>
+                <w:szCs w:val="18"/>
+                <w:lang w:eastAsia="zh-CN"/>
+              </w:rPr>
+              <w:t>{{ wykaz.pow_pomieszczen_dotychczas }}</w:t>
+            </w:r>
           </w:p>
         </w:tc>
         <w:tc>
@@ -2792,6 +3068,16 @@
                 <w:lang w:eastAsia="zh-CN"/>
               </w:rPr>
             </w:pPr>
+            <w:r>
+              <w:rPr>
+                <w:rFonts w:cs="Tahoma" w:ascii="Calibri" w:hAnsi="Calibri"/>
+                <w:kern w:val="0"/>
+                <w:sz w:val="14"/>
+                <w:szCs w:val="18"/>
+                <w:lang w:eastAsia="zh-CN"/>
+              </w:rPr>
+              <w:t>{{ wykaz.pow_pomieszczen_nowy }}</w:t>
+            </w:r>
           </w:p>
         </w:tc>
       </w:tr>
@@ -2893,6 +3179,16 @@
                 <w:lang w:eastAsia="zh-CN"/>
               </w:rPr>
             </w:pPr>
+            <w:r>
+              <w:rPr>
+                <w:rFonts w:cs="Tahoma" w:ascii="Calibri" w:hAnsi="Calibri"/>
+                <w:kern w:val="0"/>
+                <w:sz w:val="14"/>
+                <w:szCs w:val="18"/>
+                <w:lang w:eastAsia="zh-CN"/>
+              </w:rPr>
+              <w:t>{{ wykaz.uwagi_dotychczas }}</w:t>
+            </w:r>
           </w:p>
         </w:tc>
         <w:tc>
@@ -2920,6 +3216,16 @@
                 <w:lang w:eastAsia="zh-CN"/>
               </w:rPr>
             </w:pPr>
+            <w:r>
+              <w:rPr>
+                <w:rFonts w:cs="Tahoma" w:ascii="Calibri" w:hAnsi="Calibri"/>
+                <w:kern w:val="0"/>
+                <w:sz w:val="14"/>
+                <w:szCs w:val="18"/>
+                <w:lang w:eastAsia="zh-CN"/>
+              </w:rPr>
+              <w:t>{{ wykaz.uwagi_nowy }}</w:t>
+            </w:r>
           </w:p>
         </w:tc>
       </w:tr>
@@ -3419,6 +3725,45 @@
           <w:rFonts w:ascii="Bahnschrift SemiBold" w:hAnsi="Bahnschrift SemiBold"/>
         </w:rPr>
       </w:pPr>
+    </w:p>
+    <w:p>
+      <w:r>
+        <w:rPr>
+          <w:rFonts w:ascii="Calibri" w:hAnsi="Calibri"/>
+          <w:sz w:val="20"/>
+          <w:u w:val="none"/>
+        </w:rPr>
+        <w:t>{%p if not loop.last %}</w:t>
+      </w:r>
+    </w:p>
+    <w:p>
+      <w:r>
+        <w:rPr>
+          <w:rFonts w:ascii="Calibri" w:hAnsi="Calibri"/>
+          <w:sz w:val="12"/>
+        </w:rPr>
+        <w:br w:type="page"/>
+      </w:r>
+    </w:p>
+    <w:p>
+      <w:r>
+        <w:rPr>
+          <w:rFonts w:ascii="Calibri" w:hAnsi="Calibri"/>
+          <w:sz w:val="20"/>
+          <w:u w:val="none"/>
+        </w:rPr>
+        <w:t>{%p endif %}</w:t>
+      </w:r>
+    </w:p>
+    <w:p>
+      <w:r>
+        <w:rPr>
+          <w:rFonts w:ascii="Calibri" w:hAnsi="Calibri"/>
+          <w:sz w:val="20"/>
+          <w:u w:val="none"/>
+        </w:rPr>
+        <w:t>{%p endfor %}</w:t>
+      </w:r>
     </w:p>
     <w:sectPr>
       <w:headerReference w:type="even" r:id="rId10"/>

--- a/szablony/wykaz_zmian_budynku_wzor.docx
+++ b/szablony/wykaz_zmian_budynku_wzor.docx
@@ -659,7 +659,8 @@
               <w:rPr>
                 <w:rFonts w:ascii="Bahnschrift SemiBold" w:hAnsi="Bahnschrift SemiBold"/>
                 <w:kern w:val="0"/>
-                <w:sz w:val="24"/>
+                <w:sz w:val="14"/>
+                <w:szCs w:val="14"/>
                 <w:lang w:eastAsia="zh-CN"/>
               </w:rPr>
             </w:pPr>
@@ -807,7 +808,8 @@
               <w:rPr>
                 <w:rFonts w:ascii="Bahnschrift SemiBold" w:hAnsi="Bahnschrift SemiBold"/>
                 <w:kern w:val="0"/>
-                <w:sz w:val="24"/>
+                <w:sz w:val="14"/>
+                <w:szCs w:val="14"/>
                 <w:lang w:eastAsia="zh-CN"/>
               </w:rPr>
             </w:pPr>
@@ -956,7 +958,8 @@
               <w:rPr>
                 <w:rFonts w:ascii="Bahnschrift SemiBold" w:hAnsi="Bahnschrift SemiBold"/>
                 <w:kern w:val="0"/>
-                <w:sz w:val="24"/>
+                <w:sz w:val="14"/>
+                <w:szCs w:val="14"/>
                 <w:lang w:eastAsia="zh-CN"/>
               </w:rPr>
             </w:pPr>
@@ -1102,7 +1105,8 @@
               <w:rPr>
                 <w:rFonts w:ascii="Bahnschrift SemiBold" w:hAnsi="Bahnschrift SemiBold"/>
                 <w:kern w:val="0"/>
-                <w:sz w:val="24"/>
+                <w:sz w:val="14"/>
+                <w:szCs w:val="14"/>
                 <w:lang w:eastAsia="zh-CN"/>
               </w:rPr>
             </w:pPr>
@@ -1265,7 +1269,8 @@
               <w:rPr>
                 <w:rFonts w:ascii="Bahnschrift SemiBold" w:hAnsi="Bahnschrift SemiBold"/>
                 <w:kern w:val="0"/>
-                <w:sz w:val="24"/>
+                <w:sz w:val="14"/>
+                <w:szCs w:val="14"/>
                 <w:lang w:eastAsia="zh-CN"/>
               </w:rPr>
             </w:pPr>
@@ -1415,11 +1420,13 @@
             <w:pPr>
               <w:suppressAutoHyphens/>
               <w:snapToGrid w:val="0"/>
+              <w:spacing w:line="240" w:lineRule="auto"/>
               <w:jc w:val="center"/>
               <w:rPr>
                 <w:rFonts w:ascii="Bahnschrift SemiBold" w:hAnsi="Bahnschrift SemiBold"/>
                 <w:kern w:val="0"/>
-                <w:sz w:val="24"/>
+                <w:sz w:val="14"/>
+                <w:szCs w:val="14"/>
                 <w:lang w:eastAsia="zh-CN"/>
               </w:rPr>
             </w:pPr>
@@ -1579,11 +1586,13 @@
             <w:pPr>
               <w:suppressAutoHyphens/>
               <w:snapToGrid w:val="0"/>
+              <w:spacing w:line="240" w:lineRule="auto"/>
               <w:jc w:val="center"/>
               <w:rPr>
                 <w:rFonts w:ascii="Bahnschrift SemiBold" w:hAnsi="Bahnschrift SemiBold"/>
                 <w:kern w:val="0"/>
-                <w:sz w:val="24"/>
+                <w:sz w:val="14"/>
+                <w:szCs w:val="14"/>
                 <w:lang w:eastAsia="zh-CN"/>
               </w:rPr>
             </w:pPr>
@@ -1765,12 +1774,13 @@
             <w:pPr>
               <w:suppressAutoHyphens/>
               <w:snapToGrid w:val="0"/>
+              <w:spacing w:line="240" w:lineRule="auto"/>
               <w:jc w:val="center"/>
               <w:rPr>
                 <w:rFonts w:ascii="Bahnschrift SemiBold" w:hAnsi="Bahnschrift SemiBold" w:cs="Tahoma"/>
                 <w:kern w:val="0"/>
                 <w:sz w:val="14"/>
-                <w:szCs w:val="18"/>
+                <w:szCs w:val="14"/>
                 <w:lang w:eastAsia="zh-CN"/>
               </w:rPr>
             </w:pPr>
@@ -1932,11 +1942,13 @@
             <w:pPr>
               <w:suppressAutoHyphens/>
               <w:snapToGrid w:val="0"/>
+              <w:spacing w:line="240" w:lineRule="auto"/>
               <w:jc w:val="center"/>
               <w:rPr>
                 <w:rFonts w:ascii="Bahnschrift SemiBold" w:hAnsi="Bahnschrift SemiBold"/>
                 <w:kern w:val="0"/>
-                <w:sz w:val="24"/>
+                <w:sz w:val="14"/>
+                <w:szCs w:val="14"/>
                 <w:lang w:eastAsia="zh-CN"/>
               </w:rPr>
             </w:pPr>
@@ -2093,11 +2105,13 @@
             <w:pPr>
               <w:suppressAutoHyphens/>
               <w:snapToGrid w:val="0"/>
+              <w:spacing w:line="240" w:lineRule="auto"/>
               <w:jc w:val="center"/>
               <w:rPr>
                 <w:rFonts w:ascii="Bahnschrift SemiBold" w:hAnsi="Bahnschrift SemiBold"/>
                 <w:kern w:val="0"/>
-                <w:sz w:val="24"/>
+                <w:sz w:val="14"/>
+                <w:szCs w:val="14"/>
                 <w:lang w:eastAsia="zh-CN"/>
               </w:rPr>
             </w:pPr>
@@ -2273,12 +2287,13 @@
             <w:pPr>
               <w:suppressAutoHyphens/>
               <w:snapToGrid w:val="0"/>
+              <w:spacing w:line="240" w:lineRule="auto"/>
               <w:jc w:val="center"/>
               <w:rPr>
                 <w:rFonts w:ascii="Bahnschrift SemiBold" w:hAnsi="Bahnschrift SemiBold" w:cs="Tahoma"/>
                 <w:kern w:val="0"/>
                 <w:sz w:val="14"/>
-                <w:szCs w:val="18"/>
+                <w:szCs w:val="14"/>
                 <w:lang w:eastAsia="zh-CN"/>
               </w:rPr>
             </w:pPr>
@@ -2435,12 +2450,13 @@
             <w:pPr>
               <w:suppressAutoHyphens/>
               <w:snapToGrid w:val="0"/>
+              <w:spacing w:line="240" w:lineRule="auto"/>
               <w:jc w:val="center"/>
               <w:rPr>
                 <w:rFonts w:ascii="Bahnschrift SemiBold" w:hAnsi="Bahnschrift SemiBold" w:cs="Tahoma"/>
                 <w:kern w:val="0"/>
                 <w:sz w:val="14"/>
-                <w:szCs w:val="18"/>
+                <w:szCs w:val="14"/>
                 <w:lang w:eastAsia="zh-CN"/>
               </w:rPr>
             </w:pPr>
@@ -2597,11 +2613,13 @@
             <w:pPr>
               <w:suppressAutoHyphens/>
               <w:snapToGrid w:val="0"/>
+              <w:spacing w:line="240" w:lineRule="auto"/>
               <w:jc w:val="center"/>
               <w:rPr>
                 <w:rFonts w:ascii="Bahnschrift SemiBold" w:hAnsi="Bahnschrift SemiBold"/>
                 <w:kern w:val="0"/>
-                <w:sz w:val="24"/>
+                <w:sz w:val="14"/>
+                <w:szCs w:val="14"/>
                 <w:lang w:eastAsia="zh-CN"/>
               </w:rPr>
             </w:pPr>
@@ -2777,12 +2795,13 @@
             <w:pPr>
               <w:suppressAutoHyphens/>
               <w:snapToGrid w:val="0"/>
+              <w:spacing w:line="240" w:lineRule="auto"/>
               <w:jc w:val="center"/>
               <w:rPr>
                 <w:rFonts w:ascii="Bahnschrift SemiBold" w:hAnsi="Bahnschrift SemiBold" w:cs="Tahoma"/>
                 <w:kern w:val="0"/>
                 <w:sz w:val="14"/>
-                <w:szCs w:val="18"/>
+                <w:szCs w:val="14"/>
                 <w:lang w:eastAsia="zh-CN"/>
               </w:rPr>
             </w:pPr>
@@ -2939,12 +2958,13 @@
             <w:pPr>
               <w:suppressAutoHyphens/>
               <w:snapToGrid w:val="0"/>
+              <w:spacing w:line="240" w:lineRule="auto"/>
               <w:jc w:val="center"/>
               <w:rPr>
                 <w:rFonts w:ascii="Bahnschrift SemiBold" w:hAnsi="Bahnschrift SemiBold" w:cs="Tahoma"/>
                 <w:kern w:val="0"/>
                 <w:sz w:val="14"/>
-                <w:szCs w:val="18"/>
+                <w:szCs w:val="14"/>
                 <w:lang w:eastAsia="zh-CN"/>
               </w:rPr>
             </w:pPr>
@@ -3104,7 +3124,8 @@
               <w:rPr>
                 <w:rFonts w:ascii="Bahnschrift SemiBold" w:hAnsi="Bahnschrift SemiBold"/>
                 <w:kern w:val="0"/>
-                <w:sz w:val="24"/>
+                <w:sz w:val="14"/>
+                <w:szCs w:val="14"/>
                 <w:lang w:eastAsia="zh-CN"/>
               </w:rPr>
             </w:pPr>

--- a/szablony/wykaz_zmian_budynku_wzor.docx
+++ b/szablony/wykaz_zmian_budynku_wzor.docx
@@ -931,7 +931,7 @@
                 <w:szCs w:val="18"/>
                 <w:lang w:eastAsia="zh-CN"/>
               </w:rPr>
-              <w:t>{{ wykaz.identyfikator_dzialki_nowy }}</w:t>
+              <w:t xml:space="preserve">{{r wykaz.identyfikator_dzialki_nowy }}</w:t>
             </w:r>
           </w:p>
         </w:tc>
@@ -1078,7 +1078,7 @@
                 <w:szCs w:val="18"/>
                 <w:lang w:eastAsia="zh-CN"/>
               </w:rPr>
-              <w:t>{{ wykaz.adres_nowy }}</w:t>
+              <w:t xml:space="preserve">{{r wykaz.adres_nowy }}</w:t>
             </w:r>
           </w:p>
         </w:tc>
@@ -1163,17 +1163,6 @@
               </w:rPr>
               <w:t>(jeśli został określony)</w:t>
             </w:r>
-            <w:r>
-              <w:rPr>
-                <w:rFonts w:cs="Tahoma" w:ascii="Calibri" w:hAnsi="Calibri"/>
-                <w:kern w:val="0"/>
-                <w:sz w:val="16"/>
-                <w:szCs w:val="16"/>
-                <w:vertAlign w:val="superscript"/>
-                <w:lang w:eastAsia="zh-CN"/>
-              </w:rPr>
-              <w:t xml:space="preserve"> </w:t>
-            </w:r>
           </w:p>
         </w:tc>
         <w:tc>
@@ -1242,7 +1231,7 @@
                 <w:sz w:val="14"/>
                 <w:lang w:eastAsia="zh-CN"/>
               </w:rPr>
-              <w:t>{{ wykaz.identyfikator_budynku_nowy }}</w:t>
+              <w:t xml:space="preserve">{{r wykaz.identyfikator_budynku_nowy }}</w:t>
             </w:r>
           </w:p>
         </w:tc>
@@ -1317,17 +1306,6 @@
               </w:rPr>
               <w:t>Numeryczny kontur budynku</w:t>
             </w:r>
-            <w:r>
-              <w:rPr>
-                <w:rFonts w:cs="Tahoma" w:ascii="Calibri" w:hAnsi="Calibri"/>
-                <w:kern w:val="0"/>
-                <w:sz w:val="16"/>
-                <w:szCs w:val="16"/>
-                <w:vertAlign w:val="superscript"/>
-                <w:lang w:eastAsia="zh-CN"/>
-              </w:rPr>
-              <w:t>(2)</w:t>
-            </w:r>
           </w:p>
         </w:tc>
         <w:tc>
@@ -1396,7 +1374,7 @@
                 <w:sz w:val="14"/>
                 <w:lang w:eastAsia="zh-CN"/>
               </w:rPr>
-              <w:t>{{ wykaz.kontur_nowy }}</w:t>
+              <w:t xml:space="preserve">{{r wykaz.kontur_nowy }}</w:t>
             </w:r>
           </w:p>
         </w:tc>
@@ -1475,17 +1453,6 @@
               </w:rPr>
               <w:t xml:space="preserve">Rodzaj budynku według KŚT </w:t>
             </w:r>
-            <w:r>
-              <w:rPr>
-                <w:rFonts w:cs="Tahoma" w:ascii="Calibri" w:hAnsi="Calibri"/>
-                <w:kern w:val="0"/>
-                <w:sz w:val="16"/>
-                <w:szCs w:val="16"/>
-                <w:vertAlign w:val="superscript"/>
-                <w:lang w:eastAsia="zh-CN"/>
-              </w:rPr>
-              <w:t>(1)</w:t>
-            </w:r>
           </w:p>
         </w:tc>
         <w:tc>
@@ -1560,7 +1527,7 @@
                 <w:szCs w:val="18"/>
                 <w:lang w:eastAsia="zh-CN"/>
               </w:rPr>
-              <w:t>{{ wykaz.rodzaj_kst_nowy }}</w:t>
+              <w:t xml:space="preserve">{{r wykaz.rodzaj_kst_nowy }}</w:t>
             </w:r>
           </w:p>
         </w:tc>
@@ -1748,7 +1715,7 @@
                 <w:szCs w:val="18"/>
                 <w:lang w:eastAsia="zh-CN"/>
               </w:rPr>
-              <w:t>{{ wykaz.kondygnacje_nadziemne_nowy }}</w:t>
+              <w:t xml:space="preserve">{{r wykaz.kondygnacje_nadziemne_nowy }}</w:t>
             </w:r>
           </w:p>
         </w:tc>
@@ -1918,7 +1885,7 @@
                 <w:szCs w:val="18"/>
                 <w:lang w:eastAsia="zh-CN"/>
               </w:rPr>
-              <w:t>{{ wykaz.kondygnacje_podziemne_nowy }}</w:t>
+              <w:t xml:space="preserve">{{r wykaz.kondygnacje_podziemne_nowy }}</w:t>
             </w:r>
           </w:p>
         </w:tc>
@@ -2080,7 +2047,7 @@
                 <w:szCs w:val="18"/>
                 <w:lang w:eastAsia="zh-CN"/>
               </w:rPr>
-              <w:t>{{ wykaz.pole_zabudowy_nowy }}</w:t>
+              <w:t xml:space="preserve">{{r wykaz.pole_zabudowy_nowy }}</w:t>
             </w:r>
           </w:p>
         </w:tc>
@@ -2262,7 +2229,7 @@
                 <w:szCs w:val="18"/>
                 <w:lang w:eastAsia="zh-CN"/>
               </w:rPr>
-              <w:t>{{ wykaz.dokumenty_wlasnosci_nowy }}</w:t>
+              <w:t xml:space="preserve">{{r wykaz.dokumenty_wlasnosci_nowy }}</w:t>
             </w:r>
           </w:p>
         </w:tc>
@@ -2425,7 +2392,7 @@
                 <w:szCs w:val="18"/>
                 <w:lang w:eastAsia="zh-CN"/>
               </w:rPr>
-              <w:t>{{ wykaz.numer_kw_nowy }}</w:t>
+              <w:t xml:space="preserve">{{r wykaz.numer_kw_nowy }}</w:t>
             </w:r>
           </w:p>
         </w:tc>
@@ -2588,7 +2555,7 @@
                 <w:szCs w:val="18"/>
                 <w:lang w:eastAsia="zh-CN"/>
               </w:rPr>
-              <w:t>{{ wykaz.jednostka_rejestrowa_nowy }}</w:t>
+              <w:t xml:space="preserve">{{r wykaz.jednostka_rejestrowa_nowy }}</w:t>
             </w:r>
           </w:p>
         </w:tc>
@@ -2770,7 +2737,7 @@
                 <w:szCs w:val="18"/>
                 <w:lang w:eastAsia="zh-CN"/>
               </w:rPr>
-              <w:t>{{ wykaz.pow_lokali_odrebnych_nowy }}</w:t>
+              <w:t xml:space="preserve">{{r wykaz.pow_lokali_odrebnych_nowy }}</w:t>
             </w:r>
           </w:p>
         </w:tc>
@@ -2933,7 +2900,7 @@
                 <w:szCs w:val="18"/>
                 <w:lang w:eastAsia="zh-CN"/>
               </w:rPr>
-              <w:t>{{ wykaz.pow_lokali_niewyodrebnionych_nowy }}</w:t>
+              <w:t xml:space="preserve">{{r wykaz.pow_lokali_niewyodrebnionych_nowy }}</w:t>
             </w:r>
           </w:p>
         </w:tc>
@@ -3096,7 +3063,7 @@
                 <w:szCs w:val="18"/>
                 <w:lang w:eastAsia="zh-CN"/>
               </w:rPr>
-              <w:t>{{ wykaz.pow_pomieszczen_nowy }}</w:t>
+              <w:t xml:space="preserve">{{r wykaz.pow_pomieszczen_nowy }}</w:t>
             </w:r>
           </w:p>
         </w:tc>
@@ -3245,7 +3212,7 @@
                 <w:szCs w:val="18"/>
                 <w:lang w:eastAsia="zh-CN"/>
               </w:rPr>
-              <w:t>{{ wykaz.uwagi_nowy }}</w:t>
+              <w:t xml:space="preserve">{{r wykaz.uwagi_nowy }}</w:t>
             </w:r>
           </w:p>
         </w:tc>
